--- a/乙級筆試資料/網頁設計乙級學科-173002A13 - 04資訊安全.docx
+++ b/乙級筆試資料/網頁設計乙級學科-173002A13 - 04資訊安全.docx
@@ -1,256 +1,489 @@
 
 <file path=word/document.xml><?xml version="1.0" encoding="utf-8"?>
-<w:document xmlns:o="urn:schemas-microsoft-com:office:office" xmlns:r="http://schemas.openxmlformats.org/officeDocument/2006/relationships" xmlns:v="urn:schemas-microsoft-com:vml" xmlns:w="http://schemas.openxmlformats.org/wordprocessingml/2006/main" xmlns:w10="urn:schemas-microsoft-com:office:word" xmlns:wp="http://schemas.openxmlformats.org/drawingml/2006/wordprocessingDrawing" xmlns:pic="http://schemas.openxmlformats.org/drawingml/2006/picture" xmlns:wps="http://schemas.microsoft.com/office/word/2010/wordprocessingShape" xmlns:wpg="http://schemas.microsoft.com/office/word/2010/wordprocessingGroup" xmlns:mc="http://schemas.openxmlformats.org/markup-compatibility/2006" xmlns:wp14="http://schemas.microsoft.com/office/word/2010/wordprocessingDrawing" xmlns:w14="http://schemas.microsoft.com/office/word/2010/wordml" xmlns:w15="http://schemas.microsoft.com/office/word/2012/wordml" mc:Ignorable="w14 wp14 w15">
+<w:document xmlns:wpc="http://schemas.microsoft.com/office/word/2010/wordprocessingCanvas" xmlns:cx="http://schemas.microsoft.com/office/drawing/2014/chartex" xmlns:mc="http://schemas.openxmlformats.org/markup-compatibility/2006" xmlns:o="urn:schemas-microsoft-com:office:office" xmlns:r="http://schemas.openxmlformats.org/officeDocument/2006/relationships" xmlns:m="http://schemas.openxmlformats.org/officeDocument/2006/math" xmlns:v="urn:schemas-microsoft-com:vml" xmlns:wp14="http://schemas.microsoft.com/office/word/2010/wordprocessingDrawing" xmlns:wp="http://schemas.openxmlformats.org/drawingml/2006/wordprocessingDrawing" xmlns:w10="urn:schemas-microsoft-com:office:word" xmlns:w="http://schemas.openxmlformats.org/wordprocessingml/2006/main" xmlns:w14="http://schemas.microsoft.com/office/word/2010/wordml" xmlns:w15="http://schemas.microsoft.com/office/word/2012/wordml" xmlns:w16se="http://schemas.microsoft.com/office/word/2015/wordml/symex" xmlns:wpg="http://schemas.microsoft.com/office/word/2010/wordprocessingGroup" xmlns:wpi="http://schemas.microsoft.com/office/word/2010/wordprocessingInk" xmlns:wne="http://schemas.microsoft.com/office/word/2006/wordml" xmlns:wps="http://schemas.microsoft.com/office/word/2010/wordprocessingShape" mc:Ignorable="w14 w15 w16se wp14">
   <w:body>
     <w:p>
       <w:pPr>
-        <w:pStyle w:val="Normal"/>
-        <w:spacing w:lineRule="auto" w:line="266" w:before="120" w:after="120"/>
-        <w:ind w:hanging="10" w:left="55" w:right="167"/>
+        <w:spacing w:before="120" w:after="120" w:line="266" w:lineRule="auto"/>
+        <w:ind w:left="55" w:right="167"/>
         <w:jc w:val="center"/>
-        <w:rPr/>
-      </w:pPr>
-      <w:bookmarkStart w:id="0" w:name="_GoBack"/>
-      <w:bookmarkEnd w:id="0"/>
-      <w:r>
-        <w:rPr/>
+      </w:pPr>
+      <w:r>
         <w:t xml:space="preserve">17300 </w:t>
       </w:r>
       <w:r>
-        <w:rPr/>
-        <w:t xml:space="preserve">網頁設計 乙級 工作項目 </w:t>
-      </w:r>
-      <w:r>
-        <w:rPr/>
-        <w:t>04</w:t>
-      </w:r>
-      <w:r>
-        <w:rPr/>
-        <w:t xml:space="preserve">：資訊安全 </w:t>
+        <w:t>網頁設計</w:t>
+      </w:r>
+      <w:r>
+        <w:t xml:space="preserve"> </w:t>
+      </w:r>
+      <w:r>
+        <w:t>乙級</w:t>
+      </w:r>
+      <w:r>
+        <w:t xml:space="preserve"> </w:t>
+      </w:r>
+      <w:r>
+        <w:t>工作項目</w:t>
+      </w:r>
+      <w:r>
+        <w:t xml:space="preserve"> 04</w:t>
+      </w:r>
+      <w:r>
+        <w:t>：資訊安全</w:t>
+      </w:r>
+      <w:r>
+        <w:t xml:space="preserve"> </w:t>
       </w:r>
     </w:p>
     <w:p>
       <w:pPr>
-        <w:pStyle w:val="Normal"/>
         <w:numPr>
           <w:ilvl w:val="0"/>
           <w:numId w:val="1"/>
         </w:numPr>
         <w:spacing w:before="120" w:after="120"/>
-        <w:ind w:hanging="423" w:left="454" w:right="11"/>
-        <w:rPr/>
+        <w:ind w:left="454" w:right="11" w:hanging="423"/>
+        <w:rPr>
+          <w:color w:val="D0CECE" w:themeColor="background2" w:themeShade="E6"/>
+        </w:rPr>
       </w:pPr>
       <w:r>
         <w:rPr>
           <w:b/>
-          <w:color w:val="EEEEEE"/>
+          <w:color w:val="D0CECE" w:themeColor="background2" w:themeShade="E6"/>
         </w:rPr>
         <w:t>(3)</w:t>
       </w:r>
       <w:r>
-        <w:rPr/>
-        <w:t xml:space="preserve"> </w:t>
-      </w:r>
-      <w:r>
-        <w:rPr/>
+        <w:rPr>
+          <w:color w:val="D0CECE" w:themeColor="background2" w:themeShade="E6"/>
+        </w:rPr>
+        <w:t xml:space="preserve"> </w:t>
+      </w:r>
+      <w:r>
+        <w:rPr>
+          <w:color w:val="D0CECE" w:themeColor="background2" w:themeShade="E6"/>
+        </w:rPr>
         <w:t>關於「入侵偵測系統</w:t>
       </w:r>
       <w:r>
-        <w:rPr/>
+        <w:rPr>
+          <w:color w:val="D0CECE" w:themeColor="background2" w:themeShade="E6"/>
+        </w:rPr>
         <w:t>(Intrusion Detection System)</w:t>
       </w:r>
       <w:r>
-        <w:rPr/>
-        <w:t xml:space="preserve">」具有何種功能？ ①防止電腦病毒感染電腦中的檔案 ②預防網路詐騙 ③偵測可能危害內部網路安全的威脅 ④防止使用者連上含有惡意軟體的網站 。 </w:t>
+        <w:rPr>
+          <w:color w:val="D0CECE" w:themeColor="background2" w:themeShade="E6"/>
+        </w:rPr>
+        <w:t>」具有何種功能？</w:t>
+      </w:r>
+      <w:r>
+        <w:rPr>
+          <w:color w:val="D0CECE" w:themeColor="background2" w:themeShade="E6"/>
+        </w:rPr>
+        <w:t xml:space="preserve"> ①</w:t>
+      </w:r>
+      <w:r>
+        <w:rPr>
+          <w:color w:val="D0CECE" w:themeColor="background2" w:themeShade="E6"/>
+        </w:rPr>
+        <w:t>防止電腦病毒感染電腦中的檔案</w:t>
+      </w:r>
+      <w:r>
+        <w:rPr>
+          <w:color w:val="D0CECE" w:themeColor="background2" w:themeShade="E6"/>
+        </w:rPr>
+        <w:t xml:space="preserve"> ②</w:t>
+      </w:r>
+      <w:r>
+        <w:rPr>
+          <w:color w:val="D0CECE" w:themeColor="background2" w:themeShade="E6"/>
+        </w:rPr>
+        <w:t>預防網路詐騙</w:t>
+      </w:r>
+      <w:r>
+        <w:rPr>
+          <w:color w:val="D0CECE" w:themeColor="background2" w:themeShade="E6"/>
+        </w:rPr>
+        <w:t xml:space="preserve"> ③</w:t>
+      </w:r>
+      <w:r>
+        <w:rPr>
+          <w:color w:val="D0CECE" w:themeColor="background2" w:themeShade="E6"/>
+        </w:rPr>
+        <w:t>偵測可能危害內部網路安全的威脅</w:t>
+      </w:r>
+      <w:r>
+        <w:rPr>
+          <w:color w:val="D0CECE" w:themeColor="background2" w:themeShade="E6"/>
+        </w:rPr>
+        <w:t xml:space="preserve"> ④</w:t>
+      </w:r>
+      <w:r>
+        <w:rPr>
+          <w:color w:val="D0CECE" w:themeColor="background2" w:themeShade="E6"/>
+        </w:rPr>
+        <w:t>防止使用者連上含有惡意軟體的網站</w:t>
+      </w:r>
+      <w:r>
+        <w:rPr>
+          <w:color w:val="D0CECE" w:themeColor="background2" w:themeShade="E6"/>
+        </w:rPr>
+        <w:t xml:space="preserve"> </w:t>
+      </w:r>
+      <w:r>
+        <w:rPr>
+          <w:color w:val="D0CECE" w:themeColor="background2" w:themeShade="E6"/>
+        </w:rPr>
+        <w:t>。</w:t>
+      </w:r>
+      <w:r>
+        <w:rPr>
+          <w:color w:val="D0CECE" w:themeColor="background2" w:themeShade="E6"/>
+        </w:rPr>
+        <w:t xml:space="preserve"> </w:t>
       </w:r>
     </w:p>
     <w:p>
       <w:pPr>
-        <w:pStyle w:val="Normal"/>
         <w:numPr>
           <w:ilvl w:val="0"/>
           <w:numId w:val="1"/>
         </w:numPr>
         <w:spacing w:before="120" w:after="120"/>
-        <w:ind w:hanging="423" w:left="454" w:right="11"/>
-        <w:rPr/>
+        <w:ind w:left="454" w:right="11" w:hanging="423"/>
+        <w:rPr>
+          <w:color w:val="D0CECE" w:themeColor="background2" w:themeShade="E6"/>
+        </w:rPr>
       </w:pPr>
       <w:r>
         <w:rPr>
           <w:b/>
-          <w:color w:val="EEEEEE"/>
+          <w:color w:val="D0CECE" w:themeColor="background2" w:themeShade="E6"/>
         </w:rPr>
         <w:t>(1)</w:t>
       </w:r>
       <w:r>
-        <w:rPr/>
-        <w:t xml:space="preserve"> </w:t>
-      </w:r>
-      <w:r>
-        <w:rPr/>
-        <w:t>何項網路裝置的主要功能在保護內部網路，阻擋遠端非法使用者的入侵？ ①防火牆</w:t>
-      </w:r>
-      <w:r>
-        <w:rPr/>
+        <w:rPr>
+          <w:color w:val="D0CECE" w:themeColor="background2" w:themeShade="E6"/>
+        </w:rPr>
+        <w:t xml:space="preserve"> </w:t>
+      </w:r>
+      <w:r>
+        <w:rPr>
+          <w:color w:val="D0CECE" w:themeColor="background2" w:themeShade="E6"/>
+        </w:rPr>
+        <w:t>何項網路裝置的主要功能在保護內部網路，阻擋遠端非法使用者的入侵？</w:t>
+      </w:r>
+      <w:r>
+        <w:rPr>
+          <w:color w:val="D0CECE" w:themeColor="background2" w:themeShade="E6"/>
+        </w:rPr>
+        <w:t xml:space="preserve"> ①</w:t>
+      </w:r>
+      <w:r>
+        <w:rPr>
+          <w:color w:val="D0CECE" w:themeColor="background2" w:themeShade="E6"/>
+        </w:rPr>
+        <w:t>防火牆</w:t>
+      </w:r>
+      <w:r>
+        <w:rPr>
+          <w:color w:val="D0CECE" w:themeColor="background2" w:themeShade="E6"/>
+        </w:rPr>
         <w:t>(Firewall) ②</w:t>
       </w:r>
       <w:r>
-        <w:rPr/>
+        <w:rPr>
+          <w:color w:val="D0CECE" w:themeColor="background2" w:themeShade="E6"/>
+        </w:rPr>
         <w:t>垃圾郵件過濾系統</w:t>
       </w:r>
       <w:r>
-        <w:rPr/>
+        <w:rPr>
+          <w:color w:val="D0CECE" w:themeColor="background2" w:themeShade="E6"/>
+        </w:rPr>
         <w:t xml:space="preserve">(Spam Filtering System) ③ </w:t>
       </w:r>
       <w:r>
-        <w:rPr/>
+        <w:rPr>
+          <w:color w:val="D0CECE" w:themeColor="background2" w:themeShade="E6"/>
+        </w:rPr>
         <w:t>特洛伊木馬</w:t>
       </w:r>
       <w:r>
-        <w:rPr/>
+        <w:rPr>
+          <w:color w:val="D0CECE" w:themeColor="background2" w:themeShade="E6"/>
+        </w:rPr>
         <w:t>(Trojan) ④</w:t>
       </w:r>
       <w:r>
-        <w:rPr/>
+        <w:rPr>
+          <w:color w:val="D0CECE" w:themeColor="background2" w:themeShade="E6"/>
+        </w:rPr>
         <w:t>防毒軟體</w:t>
       </w:r>
       <w:r>
-        <w:rPr/>
+        <w:rPr>
+          <w:color w:val="D0CECE" w:themeColor="background2" w:themeShade="E6"/>
+        </w:rPr>
         <w:t xml:space="preserve">(Antivirus) </w:t>
       </w:r>
       <w:r>
-        <w:rPr/>
-        <w:t xml:space="preserve">。 </w:t>
+        <w:rPr>
+          <w:color w:val="D0CECE" w:themeColor="background2" w:themeShade="E6"/>
+        </w:rPr>
+        <w:t>。</w:t>
+      </w:r>
+      <w:r>
+        <w:rPr>
+          <w:color w:val="D0CECE" w:themeColor="background2" w:themeShade="E6"/>
+        </w:rPr>
+        <w:t xml:space="preserve"> </w:t>
       </w:r>
     </w:p>
     <w:p>
       <w:pPr>
-        <w:pStyle w:val="Normal"/>
         <w:numPr>
           <w:ilvl w:val="0"/>
           <w:numId w:val="1"/>
         </w:numPr>
         <w:spacing w:before="120" w:after="120"/>
-        <w:ind w:hanging="423" w:left="454" w:right="11"/>
-        <w:rPr/>
+        <w:ind w:left="454" w:right="11" w:hanging="423"/>
+        <w:rPr>
+          <w:color w:val="D0CECE" w:themeColor="background2" w:themeShade="E6"/>
+        </w:rPr>
       </w:pPr>
       <w:r>
         <w:rPr>
           <w:b/>
-          <w:color w:val="EEEEEE"/>
+          <w:color w:val="D0CECE" w:themeColor="background2" w:themeShade="E6"/>
         </w:rPr>
         <w:t>(1)</w:t>
       </w:r>
       <w:r>
-        <w:rPr/>
-        <w:t xml:space="preserve"> </w:t>
-      </w:r>
-      <w:r>
-        <w:rPr/>
-        <w:t xml:space="preserve">何者對於防範惡意軟體的入侵最有幫助的作法？ ①安裝防毒軟體 ②提高瀏覽器的安全性 ③採用 </w:t>
-      </w:r>
-      <w:r>
-        <w:rPr/>
-        <w:t xml:space="preserve">SSL </w:t>
-      </w:r>
-      <w:r>
-        <w:rPr/>
-        <w:t xml:space="preserve">技術 ④採用 </w:t>
-      </w:r>
-      <w:r>
-        <w:rPr/>
-        <w:t xml:space="preserve">SET </w:t>
-      </w:r>
-      <w:r>
-        <w:rPr/>
-        <w:t xml:space="preserve">技術 。 </w:t>
+        <w:rPr>
+          <w:color w:val="D0CECE" w:themeColor="background2" w:themeShade="E6"/>
+        </w:rPr>
+        <w:t xml:space="preserve"> </w:t>
+      </w:r>
+      <w:r>
+        <w:rPr>
+          <w:color w:val="D0CECE" w:themeColor="background2" w:themeShade="E6"/>
+        </w:rPr>
+        <w:t>何者對於防範惡意軟體的入侵最有幫助的作法？</w:t>
+      </w:r>
+      <w:r>
+        <w:rPr>
+          <w:color w:val="D0CECE" w:themeColor="background2" w:themeShade="E6"/>
+        </w:rPr>
+        <w:t xml:space="preserve"> ①</w:t>
+      </w:r>
+      <w:r>
+        <w:rPr>
+          <w:color w:val="D0CECE" w:themeColor="background2" w:themeShade="E6"/>
+        </w:rPr>
+        <w:t>安裝防毒軟體</w:t>
+      </w:r>
+      <w:r>
+        <w:rPr>
+          <w:color w:val="D0CECE" w:themeColor="background2" w:themeShade="E6"/>
+        </w:rPr>
+        <w:t xml:space="preserve"> ②</w:t>
+      </w:r>
+      <w:r>
+        <w:rPr>
+          <w:color w:val="D0CECE" w:themeColor="background2" w:themeShade="E6"/>
+        </w:rPr>
+        <w:t>提高瀏覽器的安全性</w:t>
+      </w:r>
+      <w:r>
+        <w:rPr>
+          <w:color w:val="D0CECE" w:themeColor="background2" w:themeShade="E6"/>
+        </w:rPr>
+        <w:t xml:space="preserve"> ③</w:t>
+      </w:r>
+      <w:r>
+        <w:rPr>
+          <w:color w:val="D0CECE" w:themeColor="background2" w:themeShade="E6"/>
+        </w:rPr>
+        <w:t>採用</w:t>
+      </w:r>
+      <w:r>
+        <w:rPr>
+          <w:color w:val="D0CECE" w:themeColor="background2" w:themeShade="E6"/>
+        </w:rPr>
+        <w:t xml:space="preserve"> SSL </w:t>
+      </w:r>
+      <w:r>
+        <w:rPr>
+          <w:color w:val="D0CECE" w:themeColor="background2" w:themeShade="E6"/>
+        </w:rPr>
+        <w:t>技術</w:t>
+      </w:r>
+      <w:r>
+        <w:rPr>
+          <w:color w:val="D0CECE" w:themeColor="background2" w:themeShade="E6"/>
+        </w:rPr>
+        <w:t xml:space="preserve"> ④</w:t>
+      </w:r>
+      <w:r>
+        <w:rPr>
+          <w:color w:val="D0CECE" w:themeColor="background2" w:themeShade="E6"/>
+        </w:rPr>
+        <w:t>採用</w:t>
+      </w:r>
+      <w:r>
+        <w:rPr>
+          <w:color w:val="D0CECE" w:themeColor="background2" w:themeShade="E6"/>
+        </w:rPr>
+        <w:t xml:space="preserve"> SET </w:t>
+      </w:r>
+      <w:r>
+        <w:rPr>
+          <w:color w:val="D0CECE" w:themeColor="background2" w:themeShade="E6"/>
+        </w:rPr>
+        <w:t>技術</w:t>
+      </w:r>
+      <w:r>
+        <w:rPr>
+          <w:color w:val="D0CECE" w:themeColor="background2" w:themeShade="E6"/>
+        </w:rPr>
+        <w:t xml:space="preserve"> </w:t>
+      </w:r>
+      <w:r>
+        <w:rPr>
+          <w:color w:val="D0CECE" w:themeColor="background2" w:themeShade="E6"/>
+        </w:rPr>
+        <w:t>。</w:t>
+      </w:r>
+      <w:r>
+        <w:rPr>
+          <w:color w:val="D0CECE" w:themeColor="background2" w:themeShade="E6"/>
+        </w:rPr>
+        <w:t xml:space="preserve"> </w:t>
       </w:r>
     </w:p>
     <w:p>
       <w:pPr>
-        <w:pStyle w:val="Normal"/>
         <w:numPr>
           <w:ilvl w:val="0"/>
           <w:numId w:val="1"/>
         </w:numPr>
-        <w:spacing w:lineRule="auto" w:line="281" w:before="120" w:after="120"/>
-        <w:ind w:hanging="423" w:left="454" w:right="11"/>
-        <w:rPr/>
+        <w:spacing w:before="120" w:after="120" w:line="281" w:lineRule="auto"/>
+        <w:ind w:left="454" w:right="11" w:hanging="423"/>
+        <w:rPr>
+          <w:color w:val="D0CECE" w:themeColor="background2" w:themeShade="E6"/>
+        </w:rPr>
       </w:pPr>
       <w:r>
         <w:rPr>
           <w:b/>
-          <w:color w:val="EEEEEE"/>
+          <w:color w:val="D0CECE" w:themeColor="background2" w:themeShade="E6"/>
         </w:rPr>
         <w:t>(1)</w:t>
       </w:r>
       <w:r>
-        <w:rPr/>
-        <w:t xml:space="preserve"> </w:t>
-      </w:r>
-      <w:r>
-        <w:rPr/>
+        <w:rPr>
+          <w:color w:val="D0CECE" w:themeColor="background2" w:themeShade="E6"/>
+        </w:rPr>
+        <w:t xml:space="preserve"> </w:t>
+      </w:r>
+      <w:r>
+        <w:rPr>
+          <w:color w:val="D0CECE" w:themeColor="background2" w:themeShade="E6"/>
+        </w:rPr>
         <w:t>關於防火牆之敘述何者正確？</w:t>
       </w:r>
       <w:r>
-        <w:rPr/>
+        <w:rPr>
+          <w:color w:val="D0CECE" w:themeColor="background2" w:themeShade="E6"/>
+        </w:rPr>
         <w:t>A.</w:t>
       </w:r>
       <w:r>
-        <w:rPr/>
-        <w:t xml:space="preserve">主要功能是過濾封包 </w:t>
-      </w:r>
-      <w:r>
-        <w:rPr/>
-        <w:t>B.</w:t>
-      </w:r>
-      <w:r>
-        <w:rPr/>
-        <w:t xml:space="preserve">可以防止 </w:t>
-      </w:r>
-      <w:r>
-        <w:rPr/>
-        <w:t xml:space="preserve">Hacker </w:t>
-      </w:r>
-      <w:r>
-        <w:rPr/>
-        <w:t xml:space="preserve">從特定連接埠入侵電腦 </w:t>
-      </w:r>
-      <w:r>
-        <w:rPr/>
-        <w:t>C.</w:t>
-      </w:r>
-      <w:r>
-        <w:rPr/>
-        <w:t xml:space="preserve">可搜尋已感染病毒的電腦並掃除病毒 </w:t>
-      </w:r>
-      <w:r>
-        <w:rPr/>
-        <w:t>D.</w:t>
-      </w:r>
-      <w:r>
-        <w:rPr/>
-        <w:t>只能用硬體來完成防火牆的功能 ①</w:t>
-      </w:r>
-      <w:r>
-        <w:rPr/>
-        <w:t xml:space="preserve">AB ②CD ③BC ④ABD </w:t>
-      </w:r>
-      <w:r>
-        <w:rPr/>
-        <w:t xml:space="preserve">。 </w:t>
+        <w:rPr>
+          <w:color w:val="D0CECE" w:themeColor="background2" w:themeShade="E6"/>
+        </w:rPr>
+        <w:t>主要功能是過濾封包</w:t>
+      </w:r>
+      <w:r>
+        <w:rPr>
+          <w:color w:val="D0CECE" w:themeColor="background2" w:themeShade="E6"/>
+        </w:rPr>
+        <w:t xml:space="preserve"> B.</w:t>
+      </w:r>
+      <w:r>
+        <w:rPr>
+          <w:color w:val="D0CECE" w:themeColor="background2" w:themeShade="E6"/>
+        </w:rPr>
+        <w:t>可以防止</w:t>
+      </w:r>
+      <w:r>
+        <w:rPr>
+          <w:color w:val="D0CECE" w:themeColor="background2" w:themeShade="E6"/>
+        </w:rPr>
+        <w:t xml:space="preserve"> Hacker </w:t>
+      </w:r>
+      <w:r>
+        <w:rPr>
+          <w:color w:val="D0CECE" w:themeColor="background2" w:themeShade="E6"/>
+        </w:rPr>
+        <w:t>從特定連接埠入侵電腦</w:t>
+      </w:r>
+      <w:r>
+        <w:rPr>
+          <w:color w:val="D0CECE" w:themeColor="background2" w:themeShade="E6"/>
+        </w:rPr>
+        <w:t xml:space="preserve"> C.</w:t>
+      </w:r>
+      <w:r>
+        <w:rPr>
+          <w:color w:val="D0CECE" w:themeColor="background2" w:themeShade="E6"/>
+        </w:rPr>
+        <w:t>可搜尋已感染病毒的電腦並掃除病毒</w:t>
+      </w:r>
+      <w:r>
+        <w:rPr>
+          <w:color w:val="D0CECE" w:themeColor="background2" w:themeShade="E6"/>
+        </w:rPr>
+        <w:t xml:space="preserve"> D.</w:t>
+      </w:r>
+      <w:r>
+        <w:rPr>
+          <w:color w:val="D0CECE" w:themeColor="background2" w:themeShade="E6"/>
+        </w:rPr>
+        <w:t>只能用硬體來完成防火牆的功能</w:t>
+      </w:r>
+      <w:r>
+        <w:rPr>
+          <w:color w:val="D0CECE" w:themeColor="background2" w:themeShade="E6"/>
+        </w:rPr>
+        <w:t xml:space="preserve"> ①AB ②CD ③BC ④ABD </w:t>
+      </w:r>
+      <w:r>
+        <w:rPr>
+          <w:color w:val="D0CECE" w:themeColor="background2" w:themeShade="E6"/>
+        </w:rPr>
+        <w:t>。</w:t>
+      </w:r>
+      <w:r>
+        <w:rPr>
+          <w:color w:val="D0CECE" w:themeColor="background2" w:themeShade="E6"/>
+        </w:rPr>
+        <w:t xml:space="preserve"> </w:t>
       </w:r>
     </w:p>
     <w:p>
       <w:pPr>
-        <w:pStyle w:val="Normal"/>
         <w:numPr>
           <w:ilvl w:val="0"/>
           <w:numId w:val="1"/>
         </w:numPr>
-        <w:spacing w:lineRule="auto" w:line="281" w:before="120" w:after="120"/>
-        <w:ind w:hanging="423" w:left="454" w:right="11"/>
-        <w:rPr/>
+        <w:spacing w:before="120" w:after="120" w:line="281" w:lineRule="auto"/>
+        <w:ind w:left="454" w:right="11" w:hanging="423"/>
       </w:pPr>
       <w:r>
         <w:rPr>
@@ -269,7 +502,19 @@
         <w:rPr>
           <w:color w:val="EEEEEE"/>
         </w:rPr>
-        <w:t>何種網路設備或軟體可保護內部網路，以阻擋遠端使用者的非法使用？①防火牆</w:t>
+        <w:t>何種網路設備或軟體可保護內部網路，以阻擋遠端使用者的非法使用？</w:t>
+      </w:r>
+      <w:r>
+        <w:rPr>
+          <w:color w:val="EEEEEE"/>
+        </w:rPr>
+        <w:t>①</w:t>
+      </w:r>
+      <w:r>
+        <w:rPr>
+          <w:color w:val="EEEEEE"/>
+        </w:rPr>
+        <w:t>防火牆</w:t>
       </w:r>
       <w:r>
         <w:rPr>
@@ -287,7 +532,13 @@
         <w:rPr>
           <w:color w:val="EEEEEE"/>
         </w:rPr>
-        <w:t>(Spam Filtering System) ③</w:t>
+        <w:t>(S</w:t>
+      </w:r>
+      <w:r>
+        <w:rPr>
+          <w:color w:val="EEEEEE"/>
+        </w:rPr>
+        <w:t>pam Filtering System) ③</w:t>
       </w:r>
       <w:r>
         <w:rPr>
@@ -317,18 +568,23 @@
         <w:rPr>
           <w:color w:val="EEEEEE"/>
         </w:rPr>
-        <w:t xml:space="preserve">。 </w:t>
+        <w:t>。</w:t>
+      </w:r>
+      <w:r>
+        <w:rPr>
+          <w:color w:val="EEEEEE"/>
+        </w:rPr>
+        <w:t xml:space="preserve"> </w:t>
       </w:r>
     </w:p>
     <w:p>
       <w:pPr>
-        <w:pStyle w:val="Normal"/>
         <w:numPr>
           <w:ilvl w:val="0"/>
           <w:numId w:val="1"/>
         </w:numPr>
         <w:spacing w:before="120" w:after="120"/>
-        <w:ind w:hanging="423" w:left="454" w:right="11"/>
+        <w:ind w:left="454" w:right="11" w:hanging="423"/>
         <w:rPr>
           <w:color w:val="EEEEEE"/>
         </w:rPr>
@@ -350,19 +606,83 @@
         <w:rPr>
           <w:color w:val="EEEEEE"/>
         </w:rPr>
-        <w:t xml:space="preserve">一般大眾經常收到許多企業利用電子郵件濫發廣告文宣的電子郵件，此類郵件統稱為何？ ①行銷郵件 ②垃圾郵件 ③病毒郵件 ④惡意郵件 。 </w:t>
+        <w:t>一般大眾經常收到許多企業利用電子郵件濫發廣告文宣的電子郵件，此類郵件統稱為何？</w:t>
+      </w:r>
+      <w:r>
+        <w:rPr>
+          <w:color w:val="EEEEEE"/>
+        </w:rPr>
+        <w:t xml:space="preserve"> ①</w:t>
+      </w:r>
+      <w:r>
+        <w:rPr>
+          <w:color w:val="EEEEEE"/>
+        </w:rPr>
+        <w:t>行銷郵件</w:t>
+      </w:r>
+      <w:r>
+        <w:rPr>
+          <w:color w:val="EEEEEE"/>
+        </w:rPr>
+        <w:t xml:space="preserve"> ②</w:t>
+      </w:r>
+      <w:r>
+        <w:rPr>
+          <w:color w:val="EEEEEE"/>
+        </w:rPr>
+        <w:t>垃圾郵件</w:t>
+      </w:r>
+      <w:r>
+        <w:rPr>
+          <w:color w:val="EEEEEE"/>
+        </w:rPr>
+        <w:t xml:space="preserve"> ③</w:t>
+      </w:r>
+      <w:r>
+        <w:rPr>
+          <w:color w:val="EEEEEE"/>
+        </w:rPr>
+        <w:t>病毒郵件</w:t>
+      </w:r>
+      <w:r>
+        <w:rPr>
+          <w:color w:val="EEEEEE"/>
+        </w:rPr>
+        <w:t xml:space="preserve"> ④</w:t>
+      </w:r>
+      <w:r>
+        <w:rPr>
+          <w:color w:val="EEEEEE"/>
+        </w:rPr>
+        <w:t>惡意郵件</w:t>
+      </w:r>
+      <w:r>
+        <w:rPr>
+          <w:color w:val="EEEEEE"/>
+        </w:rPr>
+        <w:t xml:space="preserve"> </w:t>
+      </w:r>
+      <w:r>
+        <w:rPr>
+          <w:color w:val="EEEEEE"/>
+        </w:rPr>
+        <w:t>。</w:t>
+      </w:r>
+      <w:r>
+        <w:rPr>
+          <w:color w:val="EEEEEE"/>
+        </w:rPr>
+        <w:t xml:space="preserve"> </w:t>
       </w:r>
     </w:p>
     <w:p>
       <w:pPr>
-        <w:pStyle w:val="Normal"/>
         <w:numPr>
           <w:ilvl w:val="0"/>
           <w:numId w:val="1"/>
         </w:numPr>
         <w:spacing w:before="120" w:after="120"/>
-        <w:ind w:hanging="423" w:left="454" w:right="11"/>
-        <w:rPr/>
+        <w:ind w:left="454" w:right="11" w:hanging="423"/>
       </w:pPr>
       <w:r>
         <w:rPr>
@@ -405,13 +725,13 @@
         <w:rPr>
           <w:color w:val="EEEEEE"/>
         </w:rPr>
-        <w:t xml:space="preserve">可以防止 </w:t>
-      </w:r>
-      <w:r>
-        <w:rPr>
-          <w:color w:val="EEEEEE"/>
-        </w:rPr>
-        <w:t xml:space="preserve">Hacker </w:t>
+        <w:t>可以防止</w:t>
+      </w:r>
+      <w:r>
+        <w:rPr>
+          <w:color w:val="EEEEEE"/>
+        </w:rPr>
+        <w:t xml:space="preserve"> Hacker </w:t>
       </w:r>
       <w:r>
         <w:rPr>
@@ -441,31 +761,35 @@
         <w:rPr>
           <w:color w:val="EEEEEE"/>
         </w:rPr>
-        <w:t>只能用硬體來完成防火牆的功能；何者正確？ ①</w:t>
-      </w:r>
-      <w:r>
-        <w:rPr>
-          <w:color w:val="EEEEEE"/>
-        </w:rPr>
-        <w:t xml:space="preserve">AB ②CD ③BC ④ABD </w:t>
-      </w:r>
-      <w:r>
-        <w:rPr>
-          <w:color w:val="EEEEEE"/>
-        </w:rPr>
-        <w:t xml:space="preserve">。 </w:t>
+        <w:t>只能用硬體來完成防火牆的功能；何者正確？</w:t>
+      </w:r>
+      <w:r>
+        <w:rPr>
+          <w:color w:val="EEEEEE"/>
+        </w:rPr>
+        <w:t xml:space="preserve"> ①AB ②CD ③BC ④ABD </w:t>
+      </w:r>
+      <w:r>
+        <w:rPr>
+          <w:color w:val="EEEEEE"/>
+        </w:rPr>
+        <w:t>。</w:t>
+      </w:r>
+      <w:r>
+        <w:rPr>
+          <w:color w:val="EEEEEE"/>
+        </w:rPr>
+        <w:t xml:space="preserve"> </w:t>
       </w:r>
     </w:p>
     <w:p>
       <w:pPr>
-        <w:pStyle w:val="Normal"/>
         <w:numPr>
           <w:ilvl w:val="0"/>
           <w:numId w:val="1"/>
         </w:numPr>
         <w:spacing w:before="120" w:after="120"/>
-        <w:ind w:hanging="423" w:left="454" w:right="11"/>
-        <w:rPr/>
+        <w:ind w:left="454" w:right="11" w:hanging="423"/>
       </w:pPr>
       <w:r>
         <w:rPr>
@@ -484,19 +808,71 @@
         <w:rPr>
           <w:color w:val="EEEEEE"/>
         </w:rPr>
-        <w:t>關於「妥善保管客戶資料，確保客戶相關資料及客戶隱私的保密性」是基於何項原則之表現？ ①守法原則 ②保密原則 ③能力原則 ④誠信原則。</w:t>
+        <w:t>關於「妥善保管客戶資料，確保客戶相關資</w:t>
+      </w:r>
+      <w:r>
+        <w:rPr>
+          <w:color w:val="EEEEEE"/>
+        </w:rPr>
+        <w:t>料及客戶隱私的保密性」是基於何項原則之表現？</w:t>
+      </w:r>
+      <w:r>
+        <w:rPr>
+          <w:color w:val="EEEEEE"/>
+        </w:rPr>
+        <w:t xml:space="preserve"> ①</w:t>
+      </w:r>
+      <w:r>
+        <w:rPr>
+          <w:color w:val="EEEEEE"/>
+        </w:rPr>
+        <w:t>守法原則</w:t>
+      </w:r>
+      <w:r>
+        <w:rPr>
+          <w:color w:val="EEEEEE"/>
+        </w:rPr>
+        <w:t xml:space="preserve"> ②</w:t>
+      </w:r>
+      <w:r>
+        <w:rPr>
+          <w:color w:val="EEEEEE"/>
+        </w:rPr>
+        <w:t>保密原則</w:t>
+      </w:r>
+      <w:r>
+        <w:rPr>
+          <w:color w:val="EEEEEE"/>
+        </w:rPr>
+        <w:t xml:space="preserve"> ③</w:t>
+      </w:r>
+      <w:r>
+        <w:rPr>
+          <w:color w:val="EEEEEE"/>
+        </w:rPr>
+        <w:t>能力原則</w:t>
+      </w:r>
+      <w:r>
+        <w:rPr>
+          <w:color w:val="EEEEEE"/>
+        </w:rPr>
+        <w:t xml:space="preserve"> ④</w:t>
+      </w:r>
+      <w:r>
+        <w:rPr>
+          <w:color w:val="EEEEEE"/>
+        </w:rPr>
+        <w:t>誠信原則。</w:t>
       </w:r>
     </w:p>
     <w:p>
       <w:pPr>
-        <w:pStyle w:val="Normal"/>
         <w:numPr>
           <w:ilvl w:val="0"/>
           <w:numId w:val="1"/>
         </w:numPr>
         <w:spacing w:before="120" w:after="120"/>
-        <w:ind w:hanging="423" w:left="454" w:right="11"/>
-        <w:rPr/>
+        <w:ind w:left="454" w:right="11" w:hanging="423"/>
       </w:pPr>
       <w:r>
         <w:rPr>
@@ -515,19 +891,83 @@
         <w:rPr>
           <w:color w:val="EEEEEE"/>
         </w:rPr>
-        <w:t xml:space="preserve">關於「系統在檢查使用者的密碼設定時，會作某些特性的限制或規定」之敘述何者錯誤？ ①密碼有效性 ②禁止更新密碼時延用舊密碼 ③禁止不同使用者的密碼相同 ④密碼必須有一定困難度 。 </w:t>
+        <w:t>關於「系統在檢查使用者的密碼設定時，會作某些特性的限制或規定」之敘述何者錯誤？</w:t>
+      </w:r>
+      <w:r>
+        <w:rPr>
+          <w:color w:val="EEEEEE"/>
+        </w:rPr>
+        <w:t xml:space="preserve"> ①</w:t>
+      </w:r>
+      <w:r>
+        <w:rPr>
+          <w:color w:val="EEEEEE"/>
+        </w:rPr>
+        <w:t>密碼有效性</w:t>
+      </w:r>
+      <w:r>
+        <w:rPr>
+          <w:color w:val="EEEEEE"/>
+        </w:rPr>
+        <w:t xml:space="preserve"> ②</w:t>
+      </w:r>
+      <w:r>
+        <w:rPr>
+          <w:color w:val="EEEEEE"/>
+        </w:rPr>
+        <w:t>禁止更新密碼時延用舊密碼</w:t>
+      </w:r>
+      <w:r>
+        <w:rPr>
+          <w:color w:val="EEEEEE"/>
+        </w:rPr>
+        <w:t xml:space="preserve"> ③</w:t>
+      </w:r>
+      <w:r>
+        <w:rPr>
+          <w:color w:val="EEEEEE"/>
+        </w:rPr>
+        <w:t>禁止不同使用者的密碼相同</w:t>
+      </w:r>
+      <w:r>
+        <w:rPr>
+          <w:color w:val="EEEEEE"/>
+        </w:rPr>
+        <w:t xml:space="preserve"> ④</w:t>
+      </w:r>
+      <w:r>
+        <w:rPr>
+          <w:color w:val="EEEEEE"/>
+        </w:rPr>
+        <w:t>密碼必須有一定困難度</w:t>
+      </w:r>
+      <w:r>
+        <w:rPr>
+          <w:color w:val="EEEEEE"/>
+        </w:rPr>
+        <w:t xml:space="preserve"> </w:t>
+      </w:r>
+      <w:r>
+        <w:rPr>
+          <w:color w:val="EEEEEE"/>
+        </w:rPr>
+        <w:t>。</w:t>
+      </w:r>
+      <w:r>
+        <w:rPr>
+          <w:color w:val="EEEEEE"/>
+        </w:rPr>
+        <w:t xml:space="preserve"> </w:t>
       </w:r>
     </w:p>
     <w:p>
       <w:pPr>
-        <w:pStyle w:val="Normal"/>
         <w:numPr>
           <w:ilvl w:val="0"/>
           <w:numId w:val="1"/>
         </w:numPr>
-        <w:spacing w:lineRule="auto" w:line="281" w:before="120" w:after="120"/>
-        <w:ind w:hanging="423" w:left="454" w:right="11"/>
-        <w:rPr/>
+        <w:spacing w:before="120" w:after="120" w:line="281" w:lineRule="auto"/>
+        <w:ind w:left="454" w:right="11" w:hanging="423"/>
       </w:pPr>
       <w:r>
         <w:rPr>
@@ -546,7 +986,19 @@
         <w:rPr>
           <w:color w:val="EEEEEE"/>
         </w:rPr>
-        <w:t>關於「資料外洩」是破壞了「資訊安全」中的那一面向？ ①可用性</w:t>
+        <w:t>關於「資料外洩」是破壞了「資訊安全」中的那一面向？</w:t>
+      </w:r>
+      <w:r>
+        <w:rPr>
+          <w:color w:val="EEEEEE"/>
+        </w:rPr>
+        <w:t xml:space="preserve"> ①</w:t>
+      </w:r>
+      <w:r>
+        <w:rPr>
+          <w:color w:val="EEEEEE"/>
+        </w:rPr>
+        <w:t>可用性</w:t>
       </w:r>
       <w:r>
         <w:rPr>
@@ -594,19 +1046,23 @@
         <w:rPr>
           <w:color w:val="EEEEEE"/>
         </w:rPr>
-        <w:t xml:space="preserve">。 </w:t>
+        <w:t>。</w:t>
+      </w:r>
+      <w:r>
+        <w:rPr>
+          <w:color w:val="EEEEEE"/>
+        </w:rPr>
+        <w:t xml:space="preserve"> </w:t>
       </w:r>
     </w:p>
     <w:p>
       <w:pPr>
-        <w:pStyle w:val="Normal"/>
         <w:numPr>
           <w:ilvl w:val="0"/>
           <w:numId w:val="1"/>
         </w:numPr>
         <w:spacing w:before="120" w:after="120"/>
-        <w:ind w:hanging="423" w:left="454" w:right="11"/>
-        <w:rPr/>
+        <w:ind w:left="454" w:right="11" w:hanging="423"/>
       </w:pPr>
       <w:r>
         <w:rPr>
@@ -625,7 +1081,19 @@
         <w:rPr>
           <w:color w:val="EEEEEE"/>
         </w:rPr>
-        <w:t>關於電腦系統安全之敘述何者最不妥當？ ①設定密碼</w:t>
+        <w:t>關於電腦系統安全之敘述何者最不妥當？</w:t>
+      </w:r>
+      <w:r>
+        <w:rPr>
+          <w:color w:val="EEEEEE"/>
+        </w:rPr>
+        <w:t xml:space="preserve"> ①</w:t>
+      </w:r>
+      <w:r>
+        <w:rPr>
+          <w:color w:val="EEEEEE"/>
+        </w:rPr>
+        <w:t>設定密碼</w:t>
       </w:r>
       <w:r>
         <w:rPr>
@@ -649,19 +1117,47 @@
         <w:rPr>
           <w:color w:val="EEEEEE"/>
         </w:rPr>
-        <w:t xml:space="preserve">將資訊設備放置地點予以管制人員進出 ④將資料複製給他人保管 。 </w:t>
+        <w:t>將資訊設備放置地點予以管制人員進出</w:t>
+      </w:r>
+      <w:r>
+        <w:rPr>
+          <w:color w:val="EEEEEE"/>
+        </w:rPr>
+        <w:t xml:space="preserve"> ④</w:t>
+      </w:r>
+      <w:r>
+        <w:rPr>
+          <w:color w:val="EEEEEE"/>
+        </w:rPr>
+        <w:t>將資料複製給他人保管</w:t>
+      </w:r>
+      <w:r>
+        <w:rPr>
+          <w:color w:val="EEEEEE"/>
+        </w:rPr>
+        <w:t xml:space="preserve"> </w:t>
+      </w:r>
+      <w:r>
+        <w:rPr>
+          <w:color w:val="EEEEEE"/>
+        </w:rPr>
+        <w:t>。</w:t>
+      </w:r>
+      <w:r>
+        <w:rPr>
+          <w:color w:val="EEEEEE"/>
+        </w:rPr>
+        <w:t xml:space="preserve"> </w:t>
       </w:r>
     </w:p>
     <w:p>
       <w:pPr>
-        <w:pStyle w:val="Normal"/>
         <w:numPr>
           <w:ilvl w:val="0"/>
           <w:numId w:val="1"/>
         </w:numPr>
         <w:spacing w:before="120" w:after="120"/>
-        <w:ind w:hanging="423" w:left="454" w:right="11"/>
-        <w:rPr/>
+        <w:ind w:left="454" w:right="11" w:hanging="423"/>
       </w:pPr>
       <w:r>
         <w:rPr>
@@ -671,24 +1167,53 @@
         <w:t>(3)</w:t>
       </w:r>
       <w:r>
-        <w:rPr/>
-        <w:t xml:space="preserve"> </w:t>
-      </w:r>
-      <w:r>
-        <w:rPr/>
-        <w:t xml:space="preserve">人工檢查資料輸入是否正確，是屬於何種安全管理？ ①行政安全 ②通訊安全 ③資料安全 ④程式安全 。 </w:t>
+        <w:t xml:space="preserve"> </w:t>
+      </w:r>
+      <w:r>
+        <w:t>人工檢查資料輸入是否正確，是屬於何種安全管理？</w:t>
+      </w:r>
+      <w:r>
+        <w:t xml:space="preserve"> ①</w:t>
+      </w:r>
+      <w:r>
+        <w:t>行政安全</w:t>
+      </w:r>
+      <w:r>
+        <w:t xml:space="preserve"> ②</w:t>
+      </w:r>
+      <w:r>
+        <w:t>通訊安全</w:t>
+      </w:r>
+      <w:r>
+        <w:t xml:space="preserve"> ③</w:t>
+      </w:r>
+      <w:r>
+        <w:t>資料安全</w:t>
+      </w:r>
+      <w:r>
+        <w:t xml:space="preserve"> ④</w:t>
+      </w:r>
+      <w:r>
+        <w:t>程式安全</w:t>
+      </w:r>
+      <w:r>
+        <w:t xml:space="preserve"> </w:t>
+      </w:r>
+      <w:r>
+        <w:t>。</w:t>
+      </w:r>
+      <w:r>
+        <w:t xml:space="preserve"> </w:t>
       </w:r>
     </w:p>
     <w:p>
       <w:pPr>
-        <w:pStyle w:val="Normal"/>
         <w:numPr>
           <w:ilvl w:val="0"/>
           <w:numId w:val="1"/>
         </w:numPr>
         <w:spacing w:before="120" w:after="120"/>
-        <w:ind w:hanging="423" w:left="454" w:right="11"/>
-        <w:rPr/>
+        <w:ind w:left="454" w:right="11" w:hanging="423"/>
       </w:pPr>
       <w:r>
         <w:rPr>
@@ -707,7 +1232,19 @@
         <w:rPr>
           <w:color w:val="EEEEEE"/>
         </w:rPr>
-        <w:t>關於資訊安全中系統備援之描述何者正確？ ①重要系統設備</w:t>
+        <w:t>關於資訊安全中系統備援之描述何者正確？</w:t>
+      </w:r>
+      <w:r>
+        <w:rPr>
+          <w:color w:val="EEEEEE"/>
+        </w:rPr>
+        <w:t xml:space="preserve"> ①</w:t>
+      </w:r>
+      <w:r>
+        <w:rPr>
+          <w:color w:val="EEEEEE"/>
+        </w:rPr>
+        <w:t>重要系統設備</w:t>
       </w:r>
       <w:r>
         <w:rPr>
@@ -731,13 +1268,25 @@
         <w:rPr>
           <w:color w:val="EEEEEE"/>
         </w:rPr>
-        <w:t xml:space="preserve">必須有備援措施 ②備援方法必須以 </w:t>
-      </w:r>
-      <w:r>
-        <w:rPr>
-          <w:color w:val="EEEEEE"/>
-        </w:rPr>
-        <w:t>1</w:t>
+        <w:t>必須有備援措施</w:t>
+      </w:r>
+      <w:r>
+        <w:rPr>
+          <w:color w:val="EEEEEE"/>
+        </w:rPr>
+        <w:t xml:space="preserve"> ②</w:t>
+      </w:r>
+      <w:r>
+        <w:rPr>
+          <w:color w:val="EEEEEE"/>
+        </w:rPr>
+        <w:t>備援方法必須以</w:t>
+      </w:r>
+      <w:r>
+        <w:rPr>
+          <w:color w:val="EEEEEE"/>
+        </w:rPr>
+        <w:t xml:space="preserve"> 1</w:t>
       </w:r>
       <w:r>
         <w:rPr>
@@ -755,19 +1304,65 @@
         <w:rPr>
           <w:color w:val="EEEEEE"/>
         </w:rPr>
-        <w:t xml:space="preserve">對應的方式才可以 ③遠端備援方式由於需佔空間且人力支援不易，故不必考慮 ④備援需花費更多費用，因此不必考慮備援 。 </w:t>
+        <w:t>對應的方式才可以</w:t>
+      </w:r>
+      <w:r>
+        <w:rPr>
+          <w:color w:val="EEEEEE"/>
+        </w:rPr>
+        <w:t xml:space="preserve"> ③</w:t>
+      </w:r>
+      <w:r>
+        <w:rPr>
+          <w:color w:val="EEEEEE"/>
+        </w:rPr>
+        <w:t>遠端備援方式由於需佔空間且人力支援不易，故不必考慮</w:t>
+      </w:r>
+      <w:r>
+        <w:rPr>
+          <w:color w:val="EEEEEE"/>
+        </w:rPr>
+        <w:t xml:space="preserve"> ④</w:t>
+      </w:r>
+      <w:r>
+        <w:rPr>
+          <w:color w:val="EEEEEE"/>
+        </w:rPr>
+        <w:t>備援需花費更多費用，</w:t>
+      </w:r>
+      <w:r>
+        <w:rPr>
+          <w:color w:val="EEEEEE"/>
+        </w:rPr>
+        <w:t>因此不必考慮備援</w:t>
+      </w:r>
+      <w:r>
+        <w:rPr>
+          <w:color w:val="EEEEEE"/>
+        </w:rPr>
+        <w:t xml:space="preserve"> </w:t>
+      </w:r>
+      <w:r>
+        <w:rPr>
+          <w:color w:val="EEEEEE"/>
+        </w:rPr>
+        <w:t>。</w:t>
+      </w:r>
+      <w:r>
+        <w:rPr>
+          <w:color w:val="EEEEEE"/>
+        </w:rPr>
+        <w:t xml:space="preserve"> </w:t>
       </w:r>
     </w:p>
     <w:p>
       <w:pPr>
-        <w:pStyle w:val="Normal"/>
         <w:numPr>
           <w:ilvl w:val="0"/>
           <w:numId w:val="1"/>
         </w:numPr>
         <w:spacing w:before="120" w:after="120"/>
-        <w:ind w:hanging="423" w:left="454" w:right="11"/>
-        <w:rPr/>
+        <w:ind w:left="454" w:right="11" w:hanging="423"/>
       </w:pPr>
       <w:r>
         <w:rPr>
@@ -786,66 +1381,146 @@
         <w:rPr>
           <w:color w:val="EEEEEE"/>
         </w:rPr>
-        <w:t>何者不屬於密碼學演算法？ ①</w:t>
-      </w:r>
-      <w:r>
-        <w:rPr>
-          <w:color w:val="EEEEEE"/>
-        </w:rPr>
-        <w:t xml:space="preserve">DES ②IDEA ③ZIP ④RSA </w:t>
-      </w:r>
-      <w:r>
-        <w:rPr>
-          <w:color w:val="EEEEEE"/>
-        </w:rPr>
-        <w:t xml:space="preserve">。 </w:t>
+        <w:t>何者不屬於密碼學演算法？</w:t>
+      </w:r>
+      <w:r>
+        <w:rPr>
+          <w:color w:val="EEEEEE"/>
+        </w:rPr>
+        <w:t xml:space="preserve"> ①DES ②IDEA ③ZIP ④RSA </w:t>
+      </w:r>
+      <w:r>
+        <w:rPr>
+          <w:color w:val="EEEEEE"/>
+        </w:rPr>
+        <w:t>。</w:t>
+      </w:r>
+      <w:r>
+        <w:rPr>
+          <w:color w:val="EEEEEE"/>
+        </w:rPr>
+        <w:t xml:space="preserve"> </w:t>
       </w:r>
     </w:p>
     <w:p>
       <w:pPr>
-        <w:pStyle w:val="Normal"/>
         <w:numPr>
           <w:ilvl w:val="0"/>
           <w:numId w:val="1"/>
         </w:numPr>
         <w:spacing w:before="120" w:after="120"/>
-        <w:ind w:hanging="423" w:left="454" w:right="11"/>
-        <w:rPr/>
+        <w:ind w:left="454" w:right="11" w:hanging="423"/>
+        <w:rPr>
+          <w:color w:val="D0CECE" w:themeColor="background2" w:themeShade="E6"/>
+        </w:rPr>
       </w:pPr>
       <w:r>
         <w:rPr>
           <w:b/>
-          <w:color w:val="EEEEEE"/>
-        </w:rPr>
+          <w:color w:val="D0CECE" w:themeColor="background2" w:themeShade="E6"/>
+        </w:rPr>
+        <w:lastRenderedPageBreak/>
         <w:t>(1)</w:t>
       </w:r>
       <w:r>
-        <w:rPr/>
-        <w:t xml:space="preserve"> </w:t>
-      </w:r>
-      <w:r>
-        <w:rPr/>
+        <w:rPr>
+          <w:color w:val="D0CECE" w:themeColor="background2" w:themeShade="E6"/>
+        </w:rPr>
+        <w:t xml:space="preserve"> </w:t>
+      </w:r>
+      <w:r>
+        <w:rPr>
+          <w:color w:val="D0CECE" w:themeColor="background2" w:themeShade="E6"/>
+        </w:rPr>
         <w:t>關於「資料隱碼攻擊</w:t>
       </w:r>
       <w:r>
-        <w:rPr/>
+        <w:rPr>
+          <w:color w:val="D0CECE" w:themeColor="background2" w:themeShade="E6"/>
+        </w:rPr>
         <w:t>(SQL Injection)</w:t>
       </w:r>
       <w:r>
-        <w:rPr/>
-        <w:t xml:space="preserve">」之敘述何者最不妥當？ ①為使用者而非開發程式者造成 ②造成資料庫資料遭竄改或外洩 ③主要原因為程式缺乏輸入驗證 ④可跳過驗證並入侵系統 。 </w:t>
+        <w:rPr>
+          <w:color w:val="D0CECE" w:themeColor="background2" w:themeShade="E6"/>
+        </w:rPr>
+        <w:t>」之敘述何者最不妥當？</w:t>
+      </w:r>
+      <w:r>
+        <w:rPr>
+          <w:color w:val="D0CECE" w:themeColor="background2" w:themeShade="E6"/>
+        </w:rPr>
+        <w:t xml:space="preserve"> ①</w:t>
+      </w:r>
+      <w:r>
+        <w:rPr>
+          <w:color w:val="D0CECE" w:themeColor="background2" w:themeShade="E6"/>
+        </w:rPr>
+        <w:t>為使用者而非開發程式者造成</w:t>
+      </w:r>
+      <w:r>
+        <w:rPr>
+          <w:color w:val="D0CECE" w:themeColor="background2" w:themeShade="E6"/>
+        </w:rPr>
+        <w:t xml:space="preserve"> ②</w:t>
+      </w:r>
+      <w:r>
+        <w:rPr>
+          <w:color w:val="D0CECE" w:themeColor="background2" w:themeShade="E6"/>
+        </w:rPr>
+        <w:t>造成資料庫資料遭竄改或外洩</w:t>
+      </w:r>
+      <w:r>
+        <w:rPr>
+          <w:color w:val="D0CECE" w:themeColor="background2" w:themeShade="E6"/>
+        </w:rPr>
+        <w:t xml:space="preserve"> ③</w:t>
+      </w:r>
+      <w:r>
+        <w:rPr>
+          <w:color w:val="D0CECE" w:themeColor="background2" w:themeShade="E6"/>
+        </w:rPr>
+        <w:t>主要原因為程式缺乏輸入驗證</w:t>
+      </w:r>
+      <w:r>
+        <w:rPr>
+          <w:color w:val="D0CECE" w:themeColor="background2" w:themeShade="E6"/>
+        </w:rPr>
+        <w:t xml:space="preserve"> ④</w:t>
+      </w:r>
+      <w:r>
+        <w:rPr>
+          <w:color w:val="D0CECE" w:themeColor="background2" w:themeShade="E6"/>
+        </w:rPr>
+        <w:t>可跳過驗證並入侵系統</w:t>
+      </w:r>
+      <w:r>
+        <w:rPr>
+          <w:color w:val="D0CECE" w:themeColor="background2" w:themeShade="E6"/>
+        </w:rPr>
+        <w:t xml:space="preserve"> </w:t>
+      </w:r>
+      <w:r>
+        <w:rPr>
+          <w:color w:val="D0CECE" w:themeColor="background2" w:themeShade="E6"/>
+        </w:rPr>
+        <w:t>。</w:t>
+      </w:r>
+      <w:r>
+        <w:rPr>
+          <w:color w:val="D0CECE" w:themeColor="background2" w:themeShade="E6"/>
+        </w:rPr>
+        <w:t xml:space="preserve"> </w:t>
       </w:r>
     </w:p>
     <w:p>
       <w:pPr>
-        <w:pStyle w:val="Normal"/>
         <w:numPr>
           <w:ilvl w:val="0"/>
           <w:numId w:val="1"/>
         </w:numPr>
-        <w:spacing w:lineRule="auto" w:line="281" w:before="120" w:after="120"/>
-        <w:ind w:hanging="423" w:left="454" w:right="11"/>
-        <w:rPr/>
+        <w:spacing w:before="120" w:after="120" w:line="281" w:lineRule="auto"/>
+        <w:ind w:left="454" w:right="11" w:hanging="423"/>
       </w:pPr>
       <w:r>
         <w:rPr>
@@ -864,7 +1539,19 @@
         <w:rPr>
           <w:color w:val="EEEEEE"/>
         </w:rPr>
-        <w:t>何者不是密碼學原理最主要的應用？ ①數位簽章</w:t>
+        <w:t>何者不是密碼學原理最主要的應用？</w:t>
+      </w:r>
+      <w:r>
+        <w:rPr>
+          <w:color w:val="EEEEEE"/>
+        </w:rPr>
+        <w:t xml:space="preserve"> ①</w:t>
+      </w:r>
+      <w:r>
+        <w:rPr>
+          <w:color w:val="EEEEEE"/>
+        </w:rPr>
+        <w:t>數位簽章</w:t>
       </w:r>
       <w:r>
         <w:rPr>
@@ -900,13 +1587,31 @@
         <w:rPr>
           <w:color w:val="EEEEEE"/>
         </w:rPr>
-        <w:t>技術 ④公開金鑰基礎建設</w:t>
-      </w:r>
-      <w:r>
-        <w:rPr>
-          <w:color w:val="EEEEEE"/>
-        </w:rPr>
-        <w:t>(Public Key Infrastructure</w:t>
+        <w:t>技術</w:t>
+      </w:r>
+      <w:r>
+        <w:rPr>
+          <w:color w:val="EEEEEE"/>
+        </w:rPr>
+        <w:t xml:space="preserve"> ④</w:t>
+      </w:r>
+      <w:r>
+        <w:rPr>
+          <w:color w:val="EEEEEE"/>
+        </w:rPr>
+        <w:t>公開金鑰基礎建設</w:t>
+      </w:r>
+      <w:r>
+        <w:rPr>
+          <w:color w:val="EEEEEE"/>
+        </w:rPr>
+        <w:t>(</w:t>
+      </w:r>
+      <w:r>
+        <w:rPr>
+          <w:color w:val="EEEEEE"/>
+        </w:rPr>
+        <w:t>Public Key Infrastructure</w:t>
       </w:r>
       <w:r>
         <w:rPr>
@@ -924,19 +1629,23 @@
         <w:rPr>
           <w:color w:val="EEEEEE"/>
         </w:rPr>
-        <w:t xml:space="preserve">。 </w:t>
+        <w:t>。</w:t>
+      </w:r>
+      <w:r>
+        <w:rPr>
+          <w:color w:val="EEEEEE"/>
+        </w:rPr>
+        <w:t xml:space="preserve"> </w:t>
       </w:r>
     </w:p>
     <w:p>
       <w:pPr>
-        <w:pStyle w:val="Normal"/>
         <w:numPr>
           <w:ilvl w:val="0"/>
           <w:numId w:val="1"/>
         </w:numPr>
         <w:spacing w:before="120" w:after="120"/>
-        <w:ind w:hanging="423" w:left="454" w:right="11"/>
-        <w:rPr/>
+        <w:ind w:left="454" w:right="11" w:hanging="423"/>
       </w:pPr>
       <w:r>
         <w:rPr>
@@ -946,24 +1655,53 @@
         <w:t>(2)</w:t>
       </w:r>
       <w:r>
-        <w:rPr/>
-        <w:t xml:space="preserve"> </w:t>
-      </w:r>
-      <w:r>
-        <w:rPr/>
-        <w:t xml:space="preserve">何者不是資訊安全研究領域中，為維護資料安全的技術性防護方法？ ① 密碼轉換 ②類比簽章 ③通行碼 ④授權矩陣 。 </w:t>
+        <w:t xml:space="preserve"> </w:t>
+      </w:r>
+      <w:r>
+        <w:t>何者不是資訊安全研究領域中，為維護資料安全的技術性防護方法？</w:t>
+      </w:r>
+      <w:r>
+        <w:t xml:space="preserve"> ① </w:t>
+      </w:r>
+      <w:r>
+        <w:t>密碼轉換</w:t>
+      </w:r>
+      <w:r>
+        <w:t xml:space="preserve"> ②</w:t>
+      </w:r>
+      <w:r>
+        <w:t>類比簽章</w:t>
+      </w:r>
+      <w:r>
+        <w:t xml:space="preserve"> ③</w:t>
+      </w:r>
+      <w:r>
+        <w:t>通行碼</w:t>
+      </w:r>
+      <w:r>
+        <w:t xml:space="preserve"> ④</w:t>
+      </w:r>
+      <w:r>
+        <w:t>授權矩陣</w:t>
+      </w:r>
+      <w:r>
+        <w:t xml:space="preserve"> </w:t>
+      </w:r>
+      <w:r>
+        <w:t>。</w:t>
+      </w:r>
+      <w:r>
+        <w:t xml:space="preserve"> </w:t>
       </w:r>
     </w:p>
     <w:p>
       <w:pPr>
-        <w:pStyle w:val="Normal"/>
         <w:numPr>
           <w:ilvl w:val="0"/>
           <w:numId w:val="1"/>
         </w:numPr>
         <w:spacing w:before="120" w:after="120"/>
-        <w:ind w:hanging="423" w:left="454" w:right="11"/>
-        <w:rPr/>
+        <w:ind w:left="454" w:right="11" w:hanging="423"/>
       </w:pPr>
       <w:r>
         <w:rPr>
@@ -994,66 +1732,208 @@
         <w:rPr>
           <w:color w:val="EEEEEE"/>
         </w:rPr>
-        <w:t>的功能？ ①可證明信件的來源 ② 做為信件分類之用 ③可檢測信件是否遭竄改 ④發信人無法否認曾發過信 。</w:t>
-      </w:r>
-      <w:r>
-        <w:rPr/>
+        <w:t>的功能？</w:t>
+      </w:r>
+      <w:r>
+        <w:rPr>
+          <w:color w:val="EEEEEE"/>
+        </w:rPr>
+        <w:t xml:space="preserve"> ①</w:t>
+      </w:r>
+      <w:r>
+        <w:rPr>
+          <w:color w:val="EEEEEE"/>
+        </w:rPr>
+        <w:t>可證明信件的來源</w:t>
+      </w:r>
+      <w:r>
+        <w:rPr>
+          <w:color w:val="EEEEEE"/>
+        </w:rPr>
+        <w:t xml:space="preserve"> ② </w:t>
+      </w:r>
+      <w:r>
+        <w:rPr>
+          <w:color w:val="EEEEEE"/>
+        </w:rPr>
+        <w:t>做為信件分類之用</w:t>
+      </w:r>
+      <w:r>
+        <w:rPr>
+          <w:color w:val="EEEEEE"/>
+        </w:rPr>
+        <w:t xml:space="preserve"> ③</w:t>
+      </w:r>
+      <w:r>
+        <w:rPr>
+          <w:color w:val="EEEEEE"/>
+        </w:rPr>
+        <w:t>可檢測信件是否遭竄改</w:t>
+      </w:r>
+      <w:r>
+        <w:rPr>
+          <w:color w:val="EEEEEE"/>
+        </w:rPr>
+        <w:t xml:space="preserve"> ④</w:t>
+      </w:r>
+      <w:r>
+        <w:rPr>
+          <w:color w:val="EEEEEE"/>
+        </w:rPr>
+        <w:t>發信人無法否認曾發過信</w:t>
+      </w:r>
+      <w:r>
+        <w:rPr>
+          <w:color w:val="EEEEEE"/>
+        </w:rPr>
+        <w:t xml:space="preserve"> </w:t>
+      </w:r>
+      <w:r>
+        <w:rPr>
+          <w:color w:val="EEEEEE"/>
+        </w:rPr>
+        <w:t>。</w:t>
+      </w:r>
+      <w:r>
         <w:t xml:space="preserve"> </w:t>
       </w:r>
     </w:p>
     <w:p>
       <w:pPr>
-        <w:pStyle w:val="Normal"/>
         <w:numPr>
           <w:ilvl w:val="0"/>
           <w:numId w:val="1"/>
         </w:numPr>
         <w:spacing w:before="120" w:after="120"/>
-        <w:ind w:hanging="423" w:left="454" w:right="11"/>
-        <w:rPr/>
+        <w:ind w:left="454" w:right="11" w:hanging="423"/>
+        <w:rPr>
+          <w:color w:val="D0CECE" w:themeColor="background2" w:themeShade="E6"/>
+        </w:rPr>
       </w:pPr>
       <w:r>
         <w:rPr>
           <w:b/>
-          <w:color w:val="EEEEEE"/>
+          <w:color w:val="D0CECE" w:themeColor="background2" w:themeShade="E6"/>
         </w:rPr>
         <w:t>(3)</w:t>
       </w:r>
       <w:r>
-        <w:rPr/>
-        <w:t xml:space="preserve"> </w:t>
-      </w:r>
-      <w:r>
-        <w:rPr/>
+        <w:rPr>
+          <w:color w:val="D0CECE" w:themeColor="background2" w:themeShade="E6"/>
+        </w:rPr>
+        <w:t xml:space="preserve"> </w:t>
+      </w:r>
+      <w:r>
+        <w:rPr>
+          <w:color w:val="D0CECE" w:themeColor="background2" w:themeShade="E6"/>
+        </w:rPr>
         <w:t>何者不是「虛擬私人網路</w:t>
       </w:r>
       <w:r>
-        <w:rPr/>
+        <w:rPr>
+          <w:color w:val="D0CECE" w:themeColor="background2" w:themeShade="E6"/>
+        </w:rPr>
         <w:t>(VPN</w:t>
       </w:r>
       <w:r>
-        <w:rPr/>
+        <w:rPr>
+          <w:color w:val="D0CECE" w:themeColor="background2" w:themeShade="E6"/>
+        </w:rPr>
         <w:t>，</w:t>
       </w:r>
       <w:r>
-        <w:rPr/>
+        <w:rPr>
+          <w:color w:val="D0CECE" w:themeColor="background2" w:themeShade="E6"/>
+        </w:rPr>
         <w:t>Virtual Private Network)</w:t>
       </w:r>
       <w:r>
-        <w:rPr/>
-        <w:t xml:space="preserve">」採用的技術原理？ ①穿隧技術 ②加解密技術 ③備援技術 ④使用者與設備身份鑑別技術 。 </w:t>
+        <w:rPr>
+          <w:color w:val="D0CECE" w:themeColor="background2" w:themeShade="E6"/>
+        </w:rPr>
+        <w:t>」採用的技術原理？</w:t>
+      </w:r>
+      <w:r>
+        <w:rPr>
+          <w:color w:val="D0CECE" w:themeColor="background2" w:themeShade="E6"/>
+        </w:rPr>
+        <w:t xml:space="preserve"> ①</w:t>
+      </w:r>
+      <w:r>
+        <w:rPr>
+          <w:color w:val="D0CECE" w:themeColor="background2" w:themeShade="E6"/>
+        </w:rPr>
+        <w:t>穿隧技術</w:t>
+      </w:r>
+      <w:r>
+        <w:rPr>
+          <w:color w:val="D0CECE" w:themeColor="background2" w:themeShade="E6"/>
+        </w:rPr>
+        <w:t xml:space="preserve"> ②</w:t>
+      </w:r>
+      <w:r>
+        <w:rPr>
+          <w:color w:val="D0CECE" w:themeColor="background2" w:themeShade="E6"/>
+        </w:rPr>
+        <w:t>加解密技術</w:t>
+      </w:r>
+      <w:r>
+        <w:rPr>
+          <w:color w:val="D0CECE" w:themeColor="background2" w:themeShade="E6"/>
+        </w:rPr>
+        <w:t xml:space="preserve"> ③</w:t>
+      </w:r>
+      <w:r>
+        <w:rPr>
+          <w:color w:val="D0CECE" w:themeColor="background2" w:themeShade="E6"/>
+        </w:rPr>
+        <w:t>備援技術</w:t>
+      </w:r>
+      <w:r>
+        <w:rPr>
+          <w:color w:val="D0CECE" w:themeColor="background2" w:themeShade="E6"/>
+        </w:rPr>
+        <w:t xml:space="preserve"> ④</w:t>
+      </w:r>
+      <w:r>
+        <w:rPr>
+          <w:color w:val="D0CECE" w:themeColor="background2" w:themeShade="E6"/>
+        </w:rPr>
+        <w:t>使</w:t>
+      </w:r>
+      <w:r>
+        <w:rPr>
+          <w:color w:val="D0CECE" w:themeColor="background2" w:themeShade="E6"/>
+        </w:rPr>
+        <w:t>用者與設備身份鑑別技術</w:t>
+      </w:r>
+      <w:r>
+        <w:rPr>
+          <w:color w:val="D0CECE" w:themeColor="background2" w:themeShade="E6"/>
+        </w:rPr>
+        <w:t xml:space="preserve"> </w:t>
+      </w:r>
+      <w:r>
+        <w:rPr>
+          <w:color w:val="D0CECE" w:themeColor="background2" w:themeShade="E6"/>
+        </w:rPr>
+        <w:t>。</w:t>
+      </w:r>
+      <w:r>
+        <w:rPr>
+          <w:color w:val="D0CECE" w:themeColor="background2" w:themeShade="E6"/>
+        </w:rPr>
+        <w:t xml:space="preserve"> </w:t>
       </w:r>
     </w:p>
     <w:p>
       <w:pPr>
-        <w:pStyle w:val="Normal"/>
         <w:numPr>
           <w:ilvl w:val="0"/>
           <w:numId w:val="1"/>
         </w:numPr>
         <w:spacing w:before="120" w:after="120"/>
-        <w:ind w:hanging="423" w:left="454" w:right="11"/>
-        <w:rPr/>
+        <w:ind w:left="454" w:right="11" w:hanging="423"/>
       </w:pPr>
       <w:r>
         <w:rPr>
@@ -1063,24 +1943,44 @@
         <w:t>(1)</w:t>
       </w:r>
       <w:r>
-        <w:rPr/>
-        <w:t xml:space="preserve"> </w:t>
-      </w:r>
-      <w:r>
-        <w:rPr/>
-        <w:t>何者可用來存放與管理通訊錄及信用卡資料，以確保交易時各項資料的隱密性與安全性？ ①電子錢包 ②商店伺服器 ③付款轉接站 ④認證中心。</w:t>
+        <w:t xml:space="preserve"> </w:t>
+      </w:r>
+      <w:r>
+        <w:t>何者可用來存放與管理通訊錄及信用卡資料，以確保交易時各項資料的隱密性與安全性？</w:t>
+      </w:r>
+      <w:r>
+        <w:t xml:space="preserve"> ①</w:t>
+      </w:r>
+      <w:r>
+        <w:t>電子錢包</w:t>
+      </w:r>
+      <w:r>
+        <w:t xml:space="preserve"> ②</w:t>
+      </w:r>
+      <w:r>
+        <w:t>商店伺服器</w:t>
+      </w:r>
+      <w:r>
+        <w:t xml:space="preserve"> ③</w:t>
+      </w:r>
+      <w:r>
+        <w:t>付款轉接站</w:t>
+      </w:r>
+      <w:r>
+        <w:t xml:space="preserve"> ④</w:t>
+      </w:r>
+      <w:r>
+        <w:t>認證中心。</w:t>
       </w:r>
     </w:p>
     <w:p>
       <w:pPr>
-        <w:pStyle w:val="Normal"/>
         <w:numPr>
           <w:ilvl w:val="0"/>
           <w:numId w:val="1"/>
         </w:numPr>
         <w:spacing w:before="120" w:after="120"/>
-        <w:ind w:hanging="423" w:left="454" w:right="11"/>
-        <w:rPr/>
+        <w:ind w:left="454" w:right="11" w:hanging="423"/>
       </w:pPr>
       <w:r>
         <w:rPr>
@@ -1099,19 +1999,83 @@
         <w:rPr>
           <w:color w:val="EEEEEE"/>
         </w:rPr>
-        <w:t xml:space="preserve">何者是良好的電子郵件使用習慣？ ①收到信件趕快打開或執行郵件中的附檔 ②利用電子郵件傳遞機密資料 ③使用電子郵件大量寄發廣告信 ④ 不輕易將自己的電子郵件位址公佈於網站中 。 </w:t>
+        <w:t>何者是良好的電子郵件使用習慣？</w:t>
+      </w:r>
+      <w:r>
+        <w:rPr>
+          <w:color w:val="EEEEEE"/>
+        </w:rPr>
+        <w:t xml:space="preserve"> ①</w:t>
+      </w:r>
+      <w:r>
+        <w:rPr>
+          <w:color w:val="EEEEEE"/>
+        </w:rPr>
+        <w:t>收到信件趕快打開或執行郵件中的附檔</w:t>
+      </w:r>
+      <w:r>
+        <w:rPr>
+          <w:color w:val="EEEEEE"/>
+        </w:rPr>
+        <w:t xml:space="preserve"> ②</w:t>
+      </w:r>
+      <w:r>
+        <w:rPr>
+          <w:color w:val="EEEEEE"/>
+        </w:rPr>
+        <w:t>利用電子郵件傳遞機密資料</w:t>
+      </w:r>
+      <w:r>
+        <w:rPr>
+          <w:color w:val="EEEEEE"/>
+        </w:rPr>
+        <w:t xml:space="preserve"> ③</w:t>
+      </w:r>
+      <w:r>
+        <w:rPr>
+          <w:color w:val="EEEEEE"/>
+        </w:rPr>
+        <w:t>使用電子郵件大量寄發廣告信</w:t>
+      </w:r>
+      <w:r>
+        <w:rPr>
+          <w:color w:val="EEEEEE"/>
+        </w:rPr>
+        <w:t xml:space="preserve"> ④ </w:t>
+      </w:r>
+      <w:r>
+        <w:rPr>
+          <w:color w:val="EEEEEE"/>
+        </w:rPr>
+        <w:t>不輕易將自己的電子郵件位址公佈於網站中</w:t>
+      </w:r>
+      <w:r>
+        <w:rPr>
+          <w:color w:val="EEEEEE"/>
+        </w:rPr>
+        <w:t xml:space="preserve"> </w:t>
+      </w:r>
+      <w:r>
+        <w:rPr>
+          <w:color w:val="EEEEEE"/>
+        </w:rPr>
+        <w:t>。</w:t>
+      </w:r>
+      <w:r>
+        <w:rPr>
+          <w:color w:val="EEEEEE"/>
+        </w:rPr>
+        <w:t xml:space="preserve"> </w:t>
       </w:r>
     </w:p>
     <w:p>
       <w:pPr>
-        <w:pStyle w:val="Normal"/>
         <w:numPr>
           <w:ilvl w:val="0"/>
           <w:numId w:val="1"/>
         </w:numPr>
         <w:spacing w:before="120" w:after="120"/>
-        <w:ind w:hanging="423" w:left="454" w:right="11"/>
-        <w:rPr/>
+        <w:ind w:left="454" w:right="11" w:hanging="423"/>
       </w:pPr>
       <w:r>
         <w:rPr>
@@ -1142,19 +2106,83 @@
         <w:rPr>
           <w:color w:val="EEEEEE"/>
         </w:rPr>
-        <w:t xml:space="preserve">的主要應用為何？ ①上網撥接 ②電子商務的安全查核 ③網域名稱的查詢 ④使用者管理 。 </w:t>
+        <w:t>的主要應用為何？</w:t>
+      </w:r>
+      <w:r>
+        <w:rPr>
+          <w:color w:val="EEEEEE"/>
+        </w:rPr>
+        <w:t xml:space="preserve"> ①</w:t>
+      </w:r>
+      <w:r>
+        <w:rPr>
+          <w:color w:val="EEEEEE"/>
+        </w:rPr>
+        <w:t>上網撥接</w:t>
+      </w:r>
+      <w:r>
+        <w:rPr>
+          <w:color w:val="EEEEEE"/>
+        </w:rPr>
+        <w:t xml:space="preserve"> ②</w:t>
+      </w:r>
+      <w:r>
+        <w:rPr>
+          <w:color w:val="EEEEEE"/>
+        </w:rPr>
+        <w:t>電子商務的安全查核</w:t>
+      </w:r>
+      <w:r>
+        <w:rPr>
+          <w:color w:val="EEEEEE"/>
+        </w:rPr>
+        <w:t xml:space="preserve"> ③</w:t>
+      </w:r>
+      <w:r>
+        <w:rPr>
+          <w:color w:val="EEEEEE"/>
+        </w:rPr>
+        <w:t>網域名稱的查詢</w:t>
+      </w:r>
+      <w:r>
+        <w:rPr>
+          <w:color w:val="EEEEEE"/>
+        </w:rPr>
+        <w:t xml:space="preserve"> ④</w:t>
+      </w:r>
+      <w:r>
+        <w:rPr>
+          <w:color w:val="EEEEEE"/>
+        </w:rPr>
+        <w:t>使用者管理</w:t>
+      </w:r>
+      <w:r>
+        <w:rPr>
+          <w:color w:val="EEEEEE"/>
+        </w:rPr>
+        <w:t xml:space="preserve"> </w:t>
+      </w:r>
+      <w:r>
+        <w:rPr>
+          <w:color w:val="EEEEEE"/>
+        </w:rPr>
+        <w:t>。</w:t>
+      </w:r>
+      <w:r>
+        <w:rPr>
+          <w:color w:val="EEEEEE"/>
+        </w:rPr>
+        <w:t xml:space="preserve"> </w:t>
       </w:r>
     </w:p>
     <w:p>
       <w:pPr>
-        <w:pStyle w:val="Normal"/>
         <w:numPr>
           <w:ilvl w:val="0"/>
           <w:numId w:val="1"/>
         </w:numPr>
         <w:spacing w:before="120" w:after="120"/>
-        <w:ind w:hanging="423" w:left="454" w:right="11"/>
-        <w:rPr/>
+        <w:ind w:left="454" w:right="11" w:hanging="423"/>
       </w:pPr>
       <w:r>
         <w:rPr>
@@ -1173,18 +2201,83 @@
         <w:rPr>
           <w:color w:val="EEEEEE"/>
         </w:rPr>
-        <w:t xml:space="preserve">關於「資訊系統安全措施」之敘述何者最不妥當？ ①資訊系統操作者統一保管密碼 ②資料加密 ③密碼變更 ④公佈之電子文件設定成唯讀檔 。 </w:t>
+        <w:t>關於「資訊系統安全措施」之敘述何者最不妥當？</w:t>
+      </w:r>
+      <w:r>
+        <w:rPr>
+          <w:color w:val="EEEEEE"/>
+        </w:rPr>
+        <w:t xml:space="preserve"> ①</w:t>
+      </w:r>
+      <w:r>
+        <w:rPr>
+          <w:color w:val="EEEEEE"/>
+        </w:rPr>
+        <w:t>資訊系統操作者統一保管密碼</w:t>
+      </w:r>
+      <w:r>
+        <w:rPr>
+          <w:color w:val="EEEEEE"/>
+        </w:rPr>
+        <w:t xml:space="preserve"> ②</w:t>
+      </w:r>
+      <w:r>
+        <w:rPr>
+          <w:color w:val="EEEEEE"/>
+        </w:rPr>
+        <w:t>資料加密</w:t>
+      </w:r>
+      <w:r>
+        <w:rPr>
+          <w:color w:val="EEEEEE"/>
+        </w:rPr>
+        <w:t xml:space="preserve"> ③</w:t>
+      </w:r>
+      <w:r>
+        <w:rPr>
+          <w:color w:val="EEEEEE"/>
+        </w:rPr>
+        <w:t>密碼變更</w:t>
+      </w:r>
+      <w:r>
+        <w:rPr>
+          <w:color w:val="EEEEEE"/>
+        </w:rPr>
+        <w:t xml:space="preserve"> ④</w:t>
+      </w:r>
+      <w:r>
+        <w:rPr>
+          <w:color w:val="EEEEEE"/>
+        </w:rPr>
+        <w:t>公佈之電子文件設定成唯讀檔</w:t>
+      </w:r>
+      <w:r>
+        <w:rPr>
+          <w:color w:val="EEEEEE"/>
+        </w:rPr>
+        <w:t xml:space="preserve"> </w:t>
+      </w:r>
+      <w:r>
+        <w:rPr>
+          <w:color w:val="EEEEEE"/>
+        </w:rPr>
+        <w:t>。</w:t>
+      </w:r>
+      <w:r>
+        <w:rPr>
+          <w:color w:val="EEEEEE"/>
+        </w:rPr>
+        <w:t xml:space="preserve"> </w:t>
       </w:r>
     </w:p>
     <w:p>
       <w:pPr>
-        <w:pStyle w:val="Normal"/>
         <w:numPr>
           <w:ilvl w:val="0"/>
           <w:numId w:val="1"/>
         </w:numPr>
         <w:spacing w:before="120" w:after="120"/>
-        <w:ind w:hanging="423" w:left="454" w:right="11"/>
+        <w:ind w:left="454" w:right="11" w:hanging="423"/>
         <w:rPr>
           <w:color w:val="EEEEEE"/>
         </w:rPr>
@@ -1206,19 +2299,83 @@
         <w:rPr>
           <w:color w:val="EEEEEE"/>
         </w:rPr>
-        <w:t xml:space="preserve">何者與管制人員進入電腦系統之措施最不相關？ ①名牌 ②密碼 ③不斷電系統 ④門鎖 。 </w:t>
+        <w:t>何者與管制人員進入電腦系統之措施最不相關？</w:t>
+      </w:r>
+      <w:r>
+        <w:rPr>
+          <w:color w:val="EEEEEE"/>
+        </w:rPr>
+        <w:t xml:space="preserve"> ①</w:t>
+      </w:r>
+      <w:r>
+        <w:rPr>
+          <w:color w:val="EEEEEE"/>
+        </w:rPr>
+        <w:t>名牌</w:t>
+      </w:r>
+      <w:r>
+        <w:rPr>
+          <w:color w:val="EEEEEE"/>
+        </w:rPr>
+        <w:t xml:space="preserve"> ②</w:t>
+      </w:r>
+      <w:r>
+        <w:rPr>
+          <w:color w:val="EEEEEE"/>
+        </w:rPr>
+        <w:t>密碼</w:t>
+      </w:r>
+      <w:r>
+        <w:rPr>
+          <w:color w:val="EEEEEE"/>
+        </w:rPr>
+        <w:t xml:space="preserve"> ③</w:t>
+      </w:r>
+      <w:r>
+        <w:rPr>
+          <w:color w:val="EEEEEE"/>
+        </w:rPr>
+        <w:t>不斷電系統</w:t>
+      </w:r>
+      <w:r>
+        <w:rPr>
+          <w:color w:val="EEEEEE"/>
+        </w:rPr>
+        <w:t xml:space="preserve"> ④</w:t>
+      </w:r>
+      <w:r>
+        <w:rPr>
+          <w:color w:val="EEEEEE"/>
+        </w:rPr>
+        <w:t>門鎖</w:t>
+      </w:r>
+      <w:r>
+        <w:rPr>
+          <w:color w:val="EEEEEE"/>
+        </w:rPr>
+        <w:t xml:space="preserve"> </w:t>
+      </w:r>
+      <w:r>
+        <w:rPr>
+          <w:color w:val="EEEEEE"/>
+        </w:rPr>
+        <w:t>。</w:t>
+      </w:r>
+      <w:r>
+        <w:rPr>
+          <w:color w:val="EEEEEE"/>
+        </w:rPr>
+        <w:t xml:space="preserve"> </w:t>
       </w:r>
     </w:p>
     <w:p>
       <w:pPr>
-        <w:pStyle w:val="Normal"/>
         <w:numPr>
           <w:ilvl w:val="0"/>
           <w:numId w:val="1"/>
         </w:numPr>
         <w:spacing w:before="120" w:after="120"/>
-        <w:ind w:hanging="423" w:left="454" w:right="11"/>
-        <w:rPr/>
+        <w:ind w:left="454" w:right="11" w:hanging="423"/>
       </w:pPr>
       <w:r>
         <w:rPr>
@@ -1237,73 +2394,285 @@
         <w:rPr>
           <w:color w:val="EEEEEE"/>
         </w:rPr>
-        <w:t xml:space="preserve">關於資訊安全之敘述何者最不妥當？ ①設定檔案存取權限，如只允許讀取、不准寫入 ②設定檔案密碼保護，僅擁有密碼之人才得以使用 ③隨時將檔案備份，以備檔案資料被破壞時可回存使用 ④設定檔案資料公開，任何人皆可以使用 。 </w:t>
+        <w:t>關於資訊安全之敘述何者最不妥當？</w:t>
+      </w:r>
+      <w:r>
+        <w:rPr>
+          <w:color w:val="EEEEEE"/>
+        </w:rPr>
+        <w:t xml:space="preserve"> ①</w:t>
+      </w:r>
+      <w:r>
+        <w:rPr>
+          <w:color w:val="EEEEEE"/>
+        </w:rPr>
+        <w:t>設定檔案存取權限，如只允許讀取、不准寫入</w:t>
+      </w:r>
+      <w:r>
+        <w:rPr>
+          <w:color w:val="EEEEEE"/>
+        </w:rPr>
+        <w:t xml:space="preserve"> ②</w:t>
+      </w:r>
+      <w:r>
+        <w:rPr>
+          <w:color w:val="EEEEEE"/>
+        </w:rPr>
+        <w:t>設定檔案密碼保護，僅擁有密碼之人才得以使用</w:t>
+      </w:r>
+      <w:r>
+        <w:rPr>
+          <w:color w:val="EEEEEE"/>
+        </w:rPr>
+        <w:t xml:space="preserve"> ③</w:t>
+      </w:r>
+      <w:r>
+        <w:rPr>
+          <w:color w:val="EEEEEE"/>
+        </w:rPr>
+        <w:t>隨時將檔案備份，以備檔案資料被破壞時可回存使用</w:t>
+      </w:r>
+      <w:r>
+        <w:rPr>
+          <w:color w:val="EEEEEE"/>
+        </w:rPr>
+        <w:t xml:space="preserve"> ④</w:t>
+      </w:r>
+      <w:r>
+        <w:rPr>
+          <w:color w:val="EEEEEE"/>
+        </w:rPr>
+        <w:t>設定檔案資料公開，任何人皆可以使用</w:t>
+      </w:r>
+      <w:r>
+        <w:rPr>
+          <w:color w:val="EEEEEE"/>
+        </w:rPr>
+        <w:t xml:space="preserve"> </w:t>
+      </w:r>
+      <w:r>
+        <w:rPr>
+          <w:color w:val="EEEEEE"/>
+        </w:rPr>
+        <w:t>。</w:t>
+      </w:r>
+      <w:r>
+        <w:rPr>
+          <w:color w:val="EEEEEE"/>
+        </w:rPr>
+        <w:t xml:space="preserve"> </w:t>
       </w:r>
     </w:p>
     <w:p>
       <w:pPr>
-        <w:pStyle w:val="Normal"/>
         <w:numPr>
           <w:ilvl w:val="0"/>
           <w:numId w:val="1"/>
         </w:numPr>
         <w:spacing w:before="120" w:after="120"/>
-        <w:ind w:hanging="423" w:left="454" w:right="11"/>
-        <w:rPr/>
+        <w:ind w:left="454" w:right="11" w:hanging="423"/>
+        <w:rPr>
+          <w:color w:val="D0CECE" w:themeColor="background2" w:themeShade="E6"/>
+        </w:rPr>
       </w:pPr>
       <w:r>
         <w:rPr>
           <w:b/>
-          <w:color w:val="EEEEEE"/>
+          <w:color w:val="D0CECE" w:themeColor="background2" w:themeShade="E6"/>
         </w:rPr>
         <w:t>(1)</w:t>
       </w:r>
       <w:r>
-        <w:rPr/>
-        <w:t xml:space="preserve"> </w:t>
-      </w:r>
-      <w:r>
-        <w:rPr/>
-        <w:t xml:space="preserve">資訊安全種類中，關於硬體環境控制是屬於何種工作項目？ ①實體安全 ②資料安全 ③程式安全 ④系統安全 。 </w:t>
+        <w:rPr>
+          <w:color w:val="D0CECE" w:themeColor="background2" w:themeShade="E6"/>
+        </w:rPr>
+        <w:t xml:space="preserve"> </w:t>
+      </w:r>
+      <w:r>
+        <w:rPr>
+          <w:color w:val="D0CECE" w:themeColor="background2" w:themeShade="E6"/>
+        </w:rPr>
+        <w:t>資訊安全種類中，關於硬體環境控制是屬於</w:t>
+      </w:r>
+      <w:r>
+        <w:rPr>
+          <w:color w:val="D0CECE" w:themeColor="background2" w:themeShade="E6"/>
+        </w:rPr>
+        <w:t>何種工作項目？</w:t>
+      </w:r>
+      <w:r>
+        <w:rPr>
+          <w:color w:val="D0CECE" w:themeColor="background2" w:themeShade="E6"/>
+        </w:rPr>
+        <w:t xml:space="preserve"> ①</w:t>
+      </w:r>
+      <w:r>
+        <w:rPr>
+          <w:color w:val="D0CECE" w:themeColor="background2" w:themeShade="E6"/>
+        </w:rPr>
+        <w:t>實體安全</w:t>
+      </w:r>
+      <w:r>
+        <w:rPr>
+          <w:color w:val="D0CECE" w:themeColor="background2" w:themeShade="E6"/>
+        </w:rPr>
+        <w:t xml:space="preserve"> ②</w:t>
+      </w:r>
+      <w:r>
+        <w:rPr>
+          <w:color w:val="D0CECE" w:themeColor="background2" w:themeShade="E6"/>
+        </w:rPr>
+        <w:t>資料安全</w:t>
+      </w:r>
+      <w:r>
+        <w:rPr>
+          <w:color w:val="D0CECE" w:themeColor="background2" w:themeShade="E6"/>
+        </w:rPr>
+        <w:t xml:space="preserve"> ③</w:t>
+      </w:r>
+      <w:r>
+        <w:rPr>
+          <w:color w:val="D0CECE" w:themeColor="background2" w:themeShade="E6"/>
+        </w:rPr>
+        <w:t>程式安全</w:t>
+      </w:r>
+      <w:r>
+        <w:rPr>
+          <w:color w:val="D0CECE" w:themeColor="background2" w:themeShade="E6"/>
+        </w:rPr>
+        <w:t xml:space="preserve"> ④</w:t>
+      </w:r>
+      <w:r>
+        <w:rPr>
+          <w:color w:val="D0CECE" w:themeColor="background2" w:themeShade="E6"/>
+        </w:rPr>
+        <w:t>系統安全</w:t>
+      </w:r>
+      <w:r>
+        <w:rPr>
+          <w:color w:val="D0CECE" w:themeColor="background2" w:themeShade="E6"/>
+        </w:rPr>
+        <w:t xml:space="preserve"> </w:t>
+      </w:r>
+      <w:r>
+        <w:rPr>
+          <w:color w:val="D0CECE" w:themeColor="background2" w:themeShade="E6"/>
+        </w:rPr>
+        <w:t>。</w:t>
+      </w:r>
+      <w:r>
+        <w:rPr>
+          <w:color w:val="D0CECE" w:themeColor="background2" w:themeShade="E6"/>
+        </w:rPr>
+        <w:t xml:space="preserve"> </w:t>
       </w:r>
     </w:p>
     <w:p>
       <w:pPr>
-        <w:pStyle w:val="Normal"/>
         <w:numPr>
           <w:ilvl w:val="0"/>
           <w:numId w:val="1"/>
         </w:numPr>
         <w:spacing w:before="120" w:after="120"/>
-        <w:ind w:hanging="423" w:left="454" w:right="11"/>
-        <w:rPr/>
+        <w:ind w:left="454" w:right="11" w:hanging="423"/>
+        <w:rPr>
+          <w:color w:val="D0CECE" w:themeColor="background2" w:themeShade="E6"/>
+        </w:rPr>
       </w:pPr>
       <w:r>
         <w:rPr>
           <w:b/>
-          <w:color w:val="EEEEEE"/>
+          <w:color w:val="D0CECE" w:themeColor="background2" w:themeShade="E6"/>
         </w:rPr>
         <w:t>(3)</w:t>
       </w:r>
       <w:r>
-        <w:rPr/>
-        <w:t xml:space="preserve"> </w:t>
-      </w:r>
-      <w:r>
-        <w:rPr/>
-        <w:t xml:space="preserve">關於安裝作業系統的安全，何者最不適當？ ①作業系統軟體的合法性 ②作業系統修補套件的安裝處理 ③作業系統軟體的破解版備份 ④預設環境設定中不安全因素的修改檢驗 。 </w:t>
+        <w:rPr>
+          <w:color w:val="D0CECE" w:themeColor="background2" w:themeShade="E6"/>
+        </w:rPr>
+        <w:t xml:space="preserve"> </w:t>
+      </w:r>
+      <w:r>
+        <w:rPr>
+          <w:color w:val="D0CECE" w:themeColor="background2" w:themeShade="E6"/>
+        </w:rPr>
+        <w:t>關於安裝作業系統的安全，何者最不適當？</w:t>
+      </w:r>
+      <w:r>
+        <w:rPr>
+          <w:color w:val="D0CECE" w:themeColor="background2" w:themeShade="E6"/>
+        </w:rPr>
+        <w:t xml:space="preserve"> ①</w:t>
+      </w:r>
+      <w:r>
+        <w:rPr>
+          <w:color w:val="D0CECE" w:themeColor="background2" w:themeShade="E6"/>
+        </w:rPr>
+        <w:t>作業系統軟體的合法性</w:t>
+      </w:r>
+      <w:r>
+        <w:rPr>
+          <w:color w:val="D0CECE" w:themeColor="background2" w:themeShade="E6"/>
+        </w:rPr>
+        <w:t xml:space="preserve"> ②</w:t>
+      </w:r>
+      <w:r>
+        <w:rPr>
+          <w:color w:val="D0CECE" w:themeColor="background2" w:themeShade="E6"/>
+        </w:rPr>
+        <w:t>作業系統修補套件的安裝處理</w:t>
+      </w:r>
+      <w:r>
+        <w:rPr>
+          <w:color w:val="D0CECE" w:themeColor="background2" w:themeShade="E6"/>
+        </w:rPr>
+        <w:t xml:space="preserve"> ③</w:t>
+      </w:r>
+      <w:r>
+        <w:rPr>
+          <w:color w:val="D0CECE" w:themeColor="background2" w:themeShade="E6"/>
+        </w:rPr>
+        <w:t>作業系統軟體的破解版備份</w:t>
+      </w:r>
+      <w:r>
+        <w:rPr>
+          <w:color w:val="D0CECE" w:themeColor="background2" w:themeShade="E6"/>
+        </w:rPr>
+        <w:t xml:space="preserve"> ④</w:t>
+      </w:r>
+      <w:r>
+        <w:rPr>
+          <w:color w:val="D0CECE" w:themeColor="background2" w:themeShade="E6"/>
+        </w:rPr>
+        <w:t>預設環境設定中不安全因素的修改檢驗</w:t>
+      </w:r>
+      <w:r>
+        <w:rPr>
+          <w:color w:val="D0CECE" w:themeColor="background2" w:themeShade="E6"/>
+        </w:rPr>
+        <w:t xml:space="preserve"> </w:t>
+      </w:r>
+      <w:r>
+        <w:rPr>
+          <w:color w:val="D0CECE" w:themeColor="background2" w:themeShade="E6"/>
+        </w:rPr>
+        <w:t>。</w:t>
+      </w:r>
+      <w:r>
+        <w:rPr>
+          <w:color w:val="D0CECE" w:themeColor="background2" w:themeShade="E6"/>
+        </w:rPr>
+        <w:t xml:space="preserve"> </w:t>
       </w:r>
     </w:p>
     <w:p>
       <w:pPr>
-        <w:pStyle w:val="Normal"/>
         <w:numPr>
           <w:ilvl w:val="0"/>
           <w:numId w:val="1"/>
         </w:numPr>
         <w:spacing w:before="120" w:after="120"/>
-        <w:ind w:hanging="423" w:left="454" w:right="11"/>
-        <w:rPr/>
+        <w:ind w:left="454" w:right="11" w:hanging="423"/>
       </w:pPr>
       <w:r>
         <w:rPr>
@@ -1322,19 +2691,83 @@
         <w:rPr>
           <w:color w:val="EEEEEE"/>
         </w:rPr>
-        <w:t xml:space="preserve">可過濾、監視網路上的封包與通聯狀況，達到保護電腦的軟體為何？ ① 防毒軟體 ②防火牆 ③瀏覽器 ④即時通 。 </w:t>
+        <w:t>可過濾、監視網路上的封包與通聯狀況，達到保護電腦的軟體為何？</w:t>
+      </w:r>
+      <w:r>
+        <w:rPr>
+          <w:color w:val="EEEEEE"/>
+        </w:rPr>
+        <w:t xml:space="preserve"> ① </w:t>
+      </w:r>
+      <w:r>
+        <w:rPr>
+          <w:color w:val="EEEEEE"/>
+        </w:rPr>
+        <w:t>防毒軟體</w:t>
+      </w:r>
+      <w:r>
+        <w:rPr>
+          <w:color w:val="EEEEEE"/>
+        </w:rPr>
+        <w:t xml:space="preserve"> ②</w:t>
+      </w:r>
+      <w:r>
+        <w:rPr>
+          <w:color w:val="EEEEEE"/>
+        </w:rPr>
+        <w:t>防火牆</w:t>
+      </w:r>
+      <w:r>
+        <w:rPr>
+          <w:color w:val="EEEEEE"/>
+        </w:rPr>
+        <w:t xml:space="preserve"> ③</w:t>
+      </w:r>
+      <w:r>
+        <w:rPr>
+          <w:color w:val="EEEEEE"/>
+        </w:rPr>
+        <w:t>瀏覽器</w:t>
+      </w:r>
+      <w:r>
+        <w:rPr>
+          <w:color w:val="EEEEEE"/>
+        </w:rPr>
+        <w:t xml:space="preserve"> ④</w:t>
+      </w:r>
+      <w:r>
+        <w:rPr>
+          <w:color w:val="EEEEEE"/>
+        </w:rPr>
+        <w:t>即時通</w:t>
+      </w:r>
+      <w:r>
+        <w:rPr>
+          <w:color w:val="EEEEEE"/>
+        </w:rPr>
+        <w:t xml:space="preserve"> </w:t>
+      </w:r>
+      <w:r>
+        <w:rPr>
+          <w:color w:val="EEEEEE"/>
+        </w:rPr>
+        <w:t>。</w:t>
+      </w:r>
+      <w:r>
+        <w:rPr>
+          <w:color w:val="EEEEEE"/>
+        </w:rPr>
+        <w:t xml:space="preserve"> </w:t>
       </w:r>
     </w:p>
     <w:p>
       <w:pPr>
-        <w:pStyle w:val="Normal"/>
         <w:numPr>
           <w:ilvl w:val="0"/>
           <w:numId w:val="1"/>
         </w:numPr>
         <w:spacing w:before="120" w:after="120"/>
-        <w:ind w:hanging="423" w:left="454" w:right="11"/>
-        <w:rPr/>
+        <w:ind w:left="454" w:right="11" w:hanging="423"/>
       </w:pPr>
       <w:r>
         <w:rPr>
@@ -1353,19 +2786,96 @@
         <w:rPr>
           <w:color w:val="EEEEEE"/>
         </w:rPr>
-        <w:t xml:space="preserve">任何資訊系統之運作都免不了會發生災變或差錯，如果發生不幸希望能馬上採取復原措施，使損失減至最小，因此在系統規劃時均有復原計畫，以備事故發生時之緊急救濟措施，何項敘述最不適當？ ①復原計畫必須時時加以演習，使參與作業人員熟練復原處理作業，以爭取時效 ② 對於備份的復原資料應妥為準備 ③應尋找後備支援之電腦中心，並與其訂立支援合約，以為應變支援之需 ④復原計畫必須評估其所花費之成本，如果企業能容忍風險，只要事前將復原計畫教育所有作業人員，使其心生警惕，就可不必做實地演練，以節省成本 。 </w:t>
+        <w:t>任何資訊系統之運作都免不了會發生災變或差錯，如果發生不幸希望能馬上採取復原措施，使損失減至最小，因此在系統規劃時均有復原計畫，以備事故發生時</w:t>
+      </w:r>
+      <w:r>
+        <w:rPr>
+          <w:color w:val="EEEEEE"/>
+        </w:rPr>
+        <w:t>之緊急救濟措施，何項敘述最不適當？</w:t>
+      </w:r>
+      <w:r>
+        <w:rPr>
+          <w:color w:val="EEEEEE"/>
+        </w:rPr>
+        <w:t xml:space="preserve"> ①</w:t>
+      </w:r>
+      <w:r>
+        <w:rPr>
+          <w:color w:val="EEEEEE"/>
+        </w:rPr>
+        <w:t>復原計畫必須時時加以演習，使參與作業人員熟練復原處理作業，以爭取時效</w:t>
+      </w:r>
+      <w:r>
+        <w:rPr>
+          <w:color w:val="EEEEEE"/>
+        </w:rPr>
+        <w:t xml:space="preserve"> ② </w:t>
+      </w:r>
+      <w:r>
+        <w:rPr>
+          <w:color w:val="EEEEEE"/>
+        </w:rPr>
+        <w:t>對於備份的復原資料應妥為準備</w:t>
+      </w:r>
+      <w:r>
+        <w:rPr>
+          <w:color w:val="EEEEEE"/>
+        </w:rPr>
+        <w:t xml:space="preserve"> ③</w:t>
+      </w:r>
+      <w:r>
+        <w:rPr>
+          <w:color w:val="EEEEEE"/>
+        </w:rPr>
+        <w:t>應尋找後備支援之電</w:t>
+      </w:r>
+      <w:r>
+        <w:rPr>
+          <w:color w:val="EEEEEE"/>
+        </w:rPr>
+        <w:lastRenderedPageBreak/>
+        <w:t>腦中心，並與其訂立支援合約，以為應變支援之需</w:t>
+      </w:r>
+      <w:r>
+        <w:rPr>
+          <w:color w:val="EEEEEE"/>
+        </w:rPr>
+        <w:t xml:space="preserve"> ④</w:t>
+      </w:r>
+      <w:r>
+        <w:rPr>
+          <w:color w:val="EEEEEE"/>
+        </w:rPr>
+        <w:t>復原計畫必須評估其所花費之成本，如果企業能容忍風險，只要事前將復原計畫教育所有作業人員，使其心生警惕，就可不必做實地演練，以節省成本</w:t>
+      </w:r>
+      <w:r>
+        <w:rPr>
+          <w:color w:val="EEEEEE"/>
+        </w:rPr>
+        <w:t xml:space="preserve"> </w:t>
+      </w:r>
+      <w:r>
+        <w:rPr>
+          <w:color w:val="EEEEEE"/>
+        </w:rPr>
+        <w:t>。</w:t>
+      </w:r>
+      <w:r>
+        <w:rPr>
+          <w:color w:val="EEEEEE"/>
+        </w:rPr>
+        <w:t xml:space="preserve"> </w:t>
       </w:r>
     </w:p>
     <w:p>
       <w:pPr>
-        <w:pStyle w:val="Normal"/>
         <w:numPr>
           <w:ilvl w:val="0"/>
           <w:numId w:val="1"/>
         </w:numPr>
         <w:spacing w:before="120" w:after="120"/>
-        <w:ind w:hanging="423" w:left="454" w:right="11"/>
-        <w:rPr/>
+        <w:ind w:left="454" w:right="11" w:hanging="423"/>
       </w:pPr>
       <w:r>
         <w:rPr>
@@ -1384,7 +2894,19 @@
         <w:rPr>
           <w:color w:val="EEEEEE"/>
         </w:rPr>
-        <w:t>在分散式開放系統中，何者不屬於安全管理之功能？ ①驗證</w:t>
+        <w:t>在分散式開放系統中，何者不屬於安全管理之功能？</w:t>
+      </w:r>
+      <w:r>
+        <w:rPr>
+          <w:color w:val="EEEEEE"/>
+        </w:rPr>
+        <w:t xml:space="preserve"> ①</w:t>
+      </w:r>
+      <w:r>
+        <w:rPr>
+          <w:color w:val="EEEEEE"/>
+        </w:rPr>
+        <w:t>驗證</w:t>
       </w:r>
       <w:r>
         <w:rPr>
@@ -1414,7 +2936,13 @@
         <w:rPr>
           <w:color w:val="EEEEEE"/>
         </w:rPr>
-        <w:t>(Auditing) ④</w:t>
+        <w:t>(Auditing)</w:t>
+      </w:r>
+      <w:r>
+        <w:rPr>
+          <w:color w:val="EEEEEE"/>
+        </w:rPr>
+        <w:t xml:space="preserve"> ④</w:t>
       </w:r>
       <w:r>
         <w:rPr>
@@ -1432,19 +2960,23 @@
         <w:rPr>
           <w:color w:val="EEEEEE"/>
         </w:rPr>
-        <w:t xml:space="preserve">。 </w:t>
+        <w:t>。</w:t>
+      </w:r>
+      <w:r>
+        <w:rPr>
+          <w:color w:val="EEEEEE"/>
+        </w:rPr>
+        <w:t xml:space="preserve"> </w:t>
       </w:r>
     </w:p>
     <w:p>
       <w:pPr>
-        <w:pStyle w:val="Normal"/>
         <w:numPr>
           <w:ilvl w:val="0"/>
           <w:numId w:val="1"/>
         </w:numPr>
         <w:spacing w:before="120" w:after="120"/>
-        <w:ind w:hanging="423" w:left="454" w:right="11"/>
-        <w:rPr/>
+        <w:ind w:left="454" w:right="11" w:hanging="423"/>
       </w:pPr>
       <w:r>
         <w:rPr>
@@ -1463,23 +2995,80 @@
         <w:rPr>
           <w:color w:val="EEEEEE"/>
         </w:rPr>
-        <w:t>系統安全防護作業中，何種技術管理規劃最不妥當？ ①規劃安全稽核系統 ②採用防毒軟體 ③安排系統管理者接受訓練 ④規定密碼限定為有意義之名詞 。</w:t>
-      </w:r>
-      <w:r>
-        <w:rPr/>
+        <w:t>系統安全防護作業中，何種技術管理規劃最不妥當？</w:t>
+      </w:r>
+      <w:r>
+        <w:rPr>
+          <w:color w:val="EEEEEE"/>
+        </w:rPr>
+        <w:t xml:space="preserve"> ①</w:t>
+      </w:r>
+      <w:r>
+        <w:rPr>
+          <w:color w:val="EEEEEE"/>
+        </w:rPr>
+        <w:t>規劃安全稽核系統</w:t>
+      </w:r>
+      <w:r>
+        <w:rPr>
+          <w:color w:val="EEEEEE"/>
+        </w:rPr>
+        <w:t xml:space="preserve"> ②</w:t>
+      </w:r>
+      <w:r>
+        <w:rPr>
+          <w:color w:val="EEEEEE"/>
+        </w:rPr>
+        <w:t>採用防毒軟體</w:t>
+      </w:r>
+      <w:r>
+        <w:rPr>
+          <w:color w:val="EEEEEE"/>
+        </w:rPr>
+        <w:t xml:space="preserve"> ③</w:t>
+      </w:r>
+      <w:r>
+        <w:rPr>
+          <w:color w:val="EEEEEE"/>
+        </w:rPr>
+        <w:t>安排系統管理者接受訓練</w:t>
+      </w:r>
+      <w:r>
+        <w:rPr>
+          <w:color w:val="EEEEEE"/>
+        </w:rPr>
+        <w:t xml:space="preserve"> ④</w:t>
+      </w:r>
+      <w:r>
+        <w:rPr>
+          <w:color w:val="EEEEEE"/>
+        </w:rPr>
+        <w:t>規定密碼限定為有意義之名詞</w:t>
+      </w:r>
+      <w:r>
+        <w:rPr>
+          <w:color w:val="EEEEEE"/>
+        </w:rPr>
+        <w:t xml:space="preserve"> </w:t>
+      </w:r>
+      <w:r>
+        <w:rPr>
+          <w:color w:val="EEEEEE"/>
+        </w:rPr>
+        <w:t>。</w:t>
+      </w:r>
+      <w:r>
         <w:t xml:space="preserve"> </w:t>
       </w:r>
     </w:p>
     <w:p>
       <w:pPr>
-        <w:pStyle w:val="Normal"/>
         <w:numPr>
           <w:ilvl w:val="0"/>
           <w:numId w:val="1"/>
         </w:numPr>
         <w:spacing w:before="120" w:after="120"/>
-        <w:ind w:hanging="423" w:left="454" w:right="11"/>
-        <w:rPr/>
+        <w:ind w:left="454" w:right="11" w:hanging="423"/>
       </w:pPr>
       <w:r>
         <w:rPr>
@@ -1498,19 +3087,83 @@
         <w:rPr>
           <w:color w:val="EEEEEE"/>
         </w:rPr>
-        <w:t xml:space="preserve">關於遠端資料進行傳輸時，為避免資料被竊取，可以採用何種保護措施？ ①將資料壓縮 ②將資料解壓縮 ③將資料加密 ④將資料解密 。 </w:t>
+        <w:t>關於遠端資料進行傳輸時，為避免資料被竊取，可以採用何種保護措施？</w:t>
+      </w:r>
+      <w:r>
+        <w:rPr>
+          <w:color w:val="EEEEEE"/>
+        </w:rPr>
+        <w:t xml:space="preserve"> ①</w:t>
+      </w:r>
+      <w:r>
+        <w:rPr>
+          <w:color w:val="EEEEEE"/>
+        </w:rPr>
+        <w:t>將資料壓縮</w:t>
+      </w:r>
+      <w:r>
+        <w:rPr>
+          <w:color w:val="EEEEEE"/>
+        </w:rPr>
+        <w:t xml:space="preserve"> ②</w:t>
+      </w:r>
+      <w:r>
+        <w:rPr>
+          <w:color w:val="EEEEEE"/>
+        </w:rPr>
+        <w:t>將資料解壓縮</w:t>
+      </w:r>
+      <w:r>
+        <w:rPr>
+          <w:color w:val="EEEEEE"/>
+        </w:rPr>
+        <w:t xml:space="preserve"> ③</w:t>
+      </w:r>
+      <w:r>
+        <w:rPr>
+          <w:color w:val="EEEEEE"/>
+        </w:rPr>
+        <w:t>將資料加密</w:t>
+      </w:r>
+      <w:r>
+        <w:rPr>
+          <w:color w:val="EEEEEE"/>
+        </w:rPr>
+        <w:t xml:space="preserve"> ④</w:t>
+      </w:r>
+      <w:r>
+        <w:rPr>
+          <w:color w:val="EEEEEE"/>
+        </w:rPr>
+        <w:t>將資料解密</w:t>
+      </w:r>
+      <w:r>
+        <w:rPr>
+          <w:color w:val="EEEEEE"/>
+        </w:rPr>
+        <w:t xml:space="preserve"> </w:t>
+      </w:r>
+      <w:r>
+        <w:rPr>
+          <w:color w:val="EEEEEE"/>
+        </w:rPr>
+        <w:t>。</w:t>
+      </w:r>
+      <w:r>
+        <w:rPr>
+          <w:color w:val="EEEEEE"/>
+        </w:rPr>
+        <w:t xml:space="preserve"> </w:t>
       </w:r>
     </w:p>
     <w:p>
       <w:pPr>
-        <w:pStyle w:val="Normal"/>
         <w:numPr>
           <w:ilvl w:val="0"/>
           <w:numId w:val="1"/>
         </w:numPr>
         <w:spacing w:before="120" w:after="120"/>
-        <w:ind w:hanging="423" w:left="454" w:right="11"/>
-        <w:rPr/>
+        <w:ind w:left="454" w:right="11" w:hanging="423"/>
       </w:pPr>
       <w:r>
         <w:rPr>
@@ -1529,19 +3182,83 @@
         <w:rPr>
           <w:color w:val="EEEEEE"/>
         </w:rPr>
-        <w:t xml:space="preserve">在資料通訊系統中，資料傳輸時，為了避免資料被竊取而外洩，應做何種防範措施？ ①將資料做錯誤檢查 ②將資料加密 ③將資料解密 ④將資料解壓縮 。 </w:t>
+        <w:t>在資料通訊系統中，資料傳輸時，為了避免資料被竊取而外洩，應做何種防範措施？</w:t>
+      </w:r>
+      <w:r>
+        <w:rPr>
+          <w:color w:val="EEEEEE"/>
+        </w:rPr>
+        <w:t xml:space="preserve"> ①</w:t>
+      </w:r>
+      <w:r>
+        <w:rPr>
+          <w:color w:val="EEEEEE"/>
+        </w:rPr>
+        <w:t>將資料做錯誤檢查</w:t>
+      </w:r>
+      <w:r>
+        <w:rPr>
+          <w:color w:val="EEEEEE"/>
+        </w:rPr>
+        <w:t xml:space="preserve"> ②</w:t>
+      </w:r>
+      <w:r>
+        <w:rPr>
+          <w:color w:val="EEEEEE"/>
+        </w:rPr>
+        <w:t>將資料加密</w:t>
+      </w:r>
+      <w:r>
+        <w:rPr>
+          <w:color w:val="EEEEEE"/>
+        </w:rPr>
+        <w:t xml:space="preserve"> ③</w:t>
+      </w:r>
+      <w:r>
+        <w:rPr>
+          <w:color w:val="EEEEEE"/>
+        </w:rPr>
+        <w:t>將資料解密</w:t>
+      </w:r>
+      <w:r>
+        <w:rPr>
+          <w:color w:val="EEEEEE"/>
+        </w:rPr>
+        <w:t xml:space="preserve"> ④</w:t>
+      </w:r>
+      <w:r>
+        <w:rPr>
+          <w:color w:val="EEEEEE"/>
+        </w:rPr>
+        <w:t>將資料解壓縮</w:t>
+      </w:r>
+      <w:r>
+        <w:rPr>
+          <w:color w:val="EEEEEE"/>
+        </w:rPr>
+        <w:t xml:space="preserve"> </w:t>
+      </w:r>
+      <w:r>
+        <w:rPr>
+          <w:color w:val="EEEEEE"/>
+        </w:rPr>
+        <w:t>。</w:t>
+      </w:r>
+      <w:r>
+        <w:rPr>
+          <w:color w:val="EEEEEE"/>
+        </w:rPr>
+        <w:t xml:space="preserve"> </w:t>
       </w:r>
     </w:p>
     <w:p>
       <w:pPr>
-        <w:pStyle w:val="Normal"/>
         <w:numPr>
           <w:ilvl w:val="0"/>
           <w:numId w:val="1"/>
         </w:numPr>
         <w:spacing w:before="120" w:after="120"/>
-        <w:ind w:hanging="423" w:left="454" w:right="11"/>
-        <w:rPr/>
+        <w:ind w:left="454" w:right="11" w:hanging="423"/>
       </w:pPr>
       <w:r>
         <w:rPr>
@@ -1560,78 +3277,181 @@
         <w:rPr>
           <w:color w:val="EEEEEE"/>
         </w:rPr>
-        <w:t xml:space="preserve">何者是資訊安全系統為防止他人透過任何方式竊取資料，在伺服器端設定使用者權限？ ①監視性 ②資料存取控制 ③獨立性 ④識別 。 </w:t>
+        <w:t>何者是資訊安全系統為防止他人透過任何方式竊取資料，在伺服器端設定使用者權限？</w:t>
+      </w:r>
+      <w:r>
+        <w:rPr>
+          <w:color w:val="EEEEEE"/>
+        </w:rPr>
+        <w:t xml:space="preserve"> ①</w:t>
+      </w:r>
+      <w:r>
+        <w:rPr>
+          <w:color w:val="EEEEEE"/>
+        </w:rPr>
+        <w:t>監視性</w:t>
+      </w:r>
+      <w:r>
+        <w:rPr>
+          <w:color w:val="EEEEEE"/>
+        </w:rPr>
+        <w:t xml:space="preserve"> ②</w:t>
+      </w:r>
+      <w:r>
+        <w:rPr>
+          <w:color w:val="EEEEEE"/>
+        </w:rPr>
+        <w:t>資料存取控制</w:t>
+      </w:r>
+      <w:r>
+        <w:rPr>
+          <w:color w:val="EEEEEE"/>
+        </w:rPr>
+        <w:t xml:space="preserve"> ③</w:t>
+      </w:r>
+      <w:r>
+        <w:rPr>
+          <w:color w:val="EEEEEE"/>
+        </w:rPr>
+        <w:t>獨立性</w:t>
+      </w:r>
+      <w:r>
+        <w:rPr>
+          <w:color w:val="EEEEEE"/>
+        </w:rPr>
+        <w:t xml:space="preserve"> ④</w:t>
+      </w:r>
+      <w:r>
+        <w:rPr>
+          <w:color w:val="EEEEEE"/>
+        </w:rPr>
+        <w:t>識別</w:t>
+      </w:r>
+      <w:r>
+        <w:rPr>
+          <w:color w:val="EEEEEE"/>
+        </w:rPr>
+        <w:t xml:space="preserve"> </w:t>
+      </w:r>
+      <w:r>
+        <w:rPr>
+          <w:color w:val="EEEEEE"/>
+        </w:rPr>
+        <w:t>。</w:t>
+      </w:r>
+      <w:r>
+        <w:rPr>
+          <w:color w:val="EEEEEE"/>
+        </w:rPr>
+        <w:t xml:space="preserve"> </w:t>
       </w:r>
     </w:p>
     <w:p>
       <w:pPr>
-        <w:pStyle w:val="Normal"/>
         <w:numPr>
           <w:ilvl w:val="0"/>
           <w:numId w:val="1"/>
         </w:numPr>
         <w:spacing w:before="120" w:after="120"/>
-        <w:ind w:hanging="423" w:left="454" w:right="11"/>
-        <w:rPr/>
+        <w:ind w:left="454" w:right="11" w:hanging="423"/>
+        <w:rPr>
+          <w:color w:val="D0CECE" w:themeColor="background2" w:themeShade="E6"/>
+        </w:rPr>
       </w:pPr>
       <w:r>
         <w:rPr>
           <w:b/>
-          <w:color w:val="EEEEEE"/>
+          <w:color w:val="D0CECE" w:themeColor="background2" w:themeShade="E6"/>
         </w:rPr>
         <w:t>(2)</w:t>
       </w:r>
       <w:r>
-        <w:rPr/>
-        <w:t xml:space="preserve"> </w:t>
-      </w:r>
-      <w:r>
-        <w:rPr/>
-        <w:t>關於資訊安全系統的架構中，何者屬於偵測性質？ ①識別</w:t>
-      </w:r>
-      <w:r>
-        <w:rPr/>
+        <w:rPr>
+          <w:color w:val="D0CECE" w:themeColor="background2" w:themeShade="E6"/>
+        </w:rPr>
+        <w:t xml:space="preserve"> </w:t>
+      </w:r>
+      <w:r>
+        <w:rPr>
+          <w:color w:val="D0CECE" w:themeColor="background2" w:themeShade="E6"/>
+        </w:rPr>
+        <w:t>關於資訊安全系統的架構中，何者屬於偵測性質？</w:t>
+      </w:r>
+      <w:r>
+        <w:rPr>
+          <w:color w:val="D0CECE" w:themeColor="background2" w:themeShade="E6"/>
+        </w:rPr>
+        <w:t xml:space="preserve"> ①</w:t>
+      </w:r>
+      <w:r>
+        <w:rPr>
+          <w:color w:val="D0CECE" w:themeColor="background2" w:themeShade="E6"/>
+        </w:rPr>
+        <w:t>識別</w:t>
+      </w:r>
+      <w:r>
+        <w:rPr>
+          <w:color w:val="D0CECE" w:themeColor="background2" w:themeShade="E6"/>
+        </w:rPr>
         <w:t>(Identification) ②</w:t>
       </w:r>
       <w:r>
-        <w:rPr/>
+        <w:rPr>
+          <w:color w:val="D0CECE" w:themeColor="background2" w:themeShade="E6"/>
+        </w:rPr>
         <w:t>監視性</w:t>
       </w:r>
       <w:r>
-        <w:rPr/>
+        <w:rPr>
+          <w:color w:val="D0CECE" w:themeColor="background2" w:themeShade="E6"/>
+        </w:rPr>
         <w:t>(Surveillance) ③</w:t>
       </w:r>
       <w:r>
-        <w:rPr/>
+        <w:rPr>
+          <w:color w:val="D0CECE" w:themeColor="background2" w:themeShade="E6"/>
+        </w:rPr>
         <w:t>獨立性</w:t>
       </w:r>
       <w:r>
-        <w:rPr/>
+        <w:rPr>
+          <w:color w:val="D0CECE" w:themeColor="background2" w:themeShade="E6"/>
+        </w:rPr>
         <w:t>(Isolation) ④</w:t>
       </w:r>
       <w:r>
-        <w:rPr/>
+        <w:rPr>
+          <w:color w:val="D0CECE" w:themeColor="background2" w:themeShade="E6"/>
+        </w:rPr>
         <w:t>資料取得控制</w:t>
       </w:r>
       <w:r>
-        <w:rPr/>
+        <w:rPr>
+          <w:color w:val="D0CECE" w:themeColor="background2" w:themeShade="E6"/>
+        </w:rPr>
         <w:t xml:space="preserve">(Access C ontrol) </w:t>
       </w:r>
       <w:r>
-        <w:rPr/>
-        <w:t xml:space="preserve">。 </w:t>
+        <w:rPr>
+          <w:color w:val="D0CECE" w:themeColor="background2" w:themeShade="E6"/>
+        </w:rPr>
+        <w:t>。</w:t>
+      </w:r>
+      <w:r>
+        <w:rPr>
+          <w:color w:val="D0CECE" w:themeColor="background2" w:themeShade="E6"/>
+        </w:rPr>
+        <w:t xml:space="preserve"> </w:t>
       </w:r>
     </w:p>
     <w:p>
       <w:pPr>
-        <w:pStyle w:val="Normal"/>
         <w:numPr>
           <w:ilvl w:val="0"/>
           <w:numId w:val="1"/>
         </w:numPr>
         <w:spacing w:before="120" w:after="120"/>
-        <w:ind w:hanging="423" w:left="454" w:right="11"/>
-        <w:rPr/>
+        <w:ind w:left="454" w:right="11" w:hanging="423"/>
       </w:pPr>
       <w:r>
         <w:rPr>
@@ -1650,54 +3470,199 @@
         <w:rPr>
           <w:color w:val="EEEEEE"/>
         </w:rPr>
-        <w:t xml:space="preserve">如何最有效建立員工資訊安全意識？ ①從工作中建立 ②懲罰 ③獎勵 ④ 定期提醒與教育訓練 。 </w:t>
+        <w:t>如何最有效建立員工資訊安全意識？</w:t>
+      </w:r>
+      <w:r>
+        <w:rPr>
+          <w:color w:val="EEEEEE"/>
+        </w:rPr>
+        <w:t xml:space="preserve"> ①</w:t>
+      </w:r>
+      <w:r>
+        <w:rPr>
+          <w:color w:val="EEEEEE"/>
+        </w:rPr>
+        <w:t>從工作中建立</w:t>
+      </w:r>
+      <w:r>
+        <w:rPr>
+          <w:color w:val="EEEEEE"/>
+        </w:rPr>
+        <w:t xml:space="preserve"> ②</w:t>
+      </w:r>
+      <w:r>
+        <w:rPr>
+          <w:color w:val="EEEEEE"/>
+        </w:rPr>
+        <w:t>懲罰</w:t>
+      </w:r>
+      <w:r>
+        <w:rPr>
+          <w:color w:val="EEEEEE"/>
+        </w:rPr>
+        <w:t xml:space="preserve"> ③</w:t>
+      </w:r>
+      <w:r>
+        <w:rPr>
+          <w:color w:val="EEEEEE"/>
+        </w:rPr>
+        <w:t>獎勵</w:t>
+      </w:r>
+      <w:r>
+        <w:rPr>
+          <w:color w:val="EEEEEE"/>
+        </w:rPr>
+        <w:t xml:space="preserve"> ④ </w:t>
+      </w:r>
+      <w:r>
+        <w:rPr>
+          <w:color w:val="EEEEEE"/>
+        </w:rPr>
+        <w:t>定期提醒與教育訓練</w:t>
+      </w:r>
+      <w:r>
+        <w:rPr>
+          <w:color w:val="EEEEEE"/>
+        </w:rPr>
+        <w:t xml:space="preserve"> </w:t>
+      </w:r>
+      <w:r>
+        <w:rPr>
+          <w:color w:val="EEEEEE"/>
+        </w:rPr>
+        <w:t>。</w:t>
+      </w:r>
+      <w:r>
+        <w:rPr>
+          <w:color w:val="EEEEEE"/>
+        </w:rPr>
+        <w:t xml:space="preserve"> </w:t>
       </w:r>
     </w:p>
     <w:p>
       <w:pPr>
-        <w:pStyle w:val="Normal"/>
         <w:numPr>
           <w:ilvl w:val="0"/>
           <w:numId w:val="1"/>
         </w:numPr>
-        <w:spacing w:lineRule="auto" w:line="281" w:before="120" w:after="120"/>
-        <w:ind w:hanging="423" w:left="454" w:right="11"/>
-        <w:rPr/>
+        <w:spacing w:before="120" w:after="120" w:line="281" w:lineRule="auto"/>
+        <w:ind w:left="454" w:right="11" w:hanging="423"/>
+        <w:rPr>
+          <w:color w:val="D0CECE" w:themeColor="background2" w:themeShade="E6"/>
+        </w:rPr>
       </w:pPr>
       <w:r>
         <w:rPr>
           <w:b/>
-          <w:color w:val="EEEEEE"/>
+          <w:color w:val="D0CECE" w:themeColor="background2" w:themeShade="E6"/>
         </w:rPr>
         <w:t>(2)</w:t>
       </w:r>
       <w:r>
-        <w:rPr/>
-        <w:t xml:space="preserve"> </w:t>
-      </w:r>
-      <w:r>
-        <w:rPr/>
-        <w:t xml:space="preserve">關於「弱點法則」之敘述何者有誤？ ①舊的弱點攻擊重新發生的主要原因，多來自組織單位重新安裝佈署機器後未能立即修補 ②有心人士利用弱點的入侵攻擊行為，大約只有 </w:t>
-      </w:r>
-      <w:r>
-        <w:rPr/>
-        <w:t>20%</w:t>
-      </w:r>
-      <w:r>
-        <w:rPr/>
-        <w:t xml:space="preserve">的少部分比率是發生在重要弱點的頭二個半衰期 ③安全弱點半衰期指的是一個重要的弱點，每隔一般時間後，發現有此弱點的系統將會減半 ④常見的嚴重弱點一年內會被另一個新發現的弱點取代 。 </w:t>
+        <w:rPr>
+          <w:color w:val="D0CECE" w:themeColor="background2" w:themeShade="E6"/>
+        </w:rPr>
+        <w:t xml:space="preserve"> </w:t>
+      </w:r>
+      <w:r>
+        <w:rPr>
+          <w:color w:val="D0CECE" w:themeColor="background2" w:themeShade="E6"/>
+        </w:rPr>
+        <w:t>關於「弱點法則」之敘述何者有誤？</w:t>
+      </w:r>
+      <w:r>
+        <w:rPr>
+          <w:color w:val="D0CECE" w:themeColor="background2" w:themeShade="E6"/>
+        </w:rPr>
+        <w:t xml:space="preserve"> ①</w:t>
+      </w:r>
+      <w:r>
+        <w:rPr>
+          <w:color w:val="D0CECE" w:themeColor="background2" w:themeShade="E6"/>
+        </w:rPr>
+        <w:t>舊的弱點攻擊重新</w:t>
+      </w:r>
+      <w:r>
+        <w:rPr>
+          <w:color w:val="D0CECE" w:themeColor="background2" w:themeShade="E6"/>
+        </w:rPr>
+        <w:t>發生的主要原因，多來自組織單位重新安裝佈署機器後未能立即修補</w:t>
+      </w:r>
+      <w:r>
+        <w:rPr>
+          <w:color w:val="D0CECE" w:themeColor="background2" w:themeShade="E6"/>
+        </w:rPr>
+        <w:t xml:space="preserve"> ②</w:t>
+      </w:r>
+      <w:r>
+        <w:rPr>
+          <w:color w:val="D0CECE" w:themeColor="background2" w:themeShade="E6"/>
+        </w:rPr>
+        <w:t>有心人士利用弱點的入侵攻擊行為，大約只有</w:t>
+      </w:r>
+      <w:r>
+        <w:rPr>
+          <w:color w:val="D0CECE" w:themeColor="background2" w:themeShade="E6"/>
+        </w:rPr>
+        <w:t xml:space="preserve"> 20%</w:t>
+      </w:r>
+      <w:r>
+        <w:rPr>
+          <w:color w:val="D0CECE" w:themeColor="background2" w:themeShade="E6"/>
+        </w:rPr>
+        <w:t>的少部分比率是發生在重要弱點的頭二個半衰期</w:t>
+      </w:r>
+      <w:r>
+        <w:rPr>
+          <w:color w:val="D0CECE" w:themeColor="background2" w:themeShade="E6"/>
+        </w:rPr>
+        <w:t xml:space="preserve"> ③</w:t>
+      </w:r>
+      <w:r>
+        <w:rPr>
+          <w:color w:val="D0CECE" w:themeColor="background2" w:themeShade="E6"/>
+        </w:rPr>
+        <w:t>安全弱點半衰期指的是一個重要的弱點，每隔一般時間後，發現有此弱點的系統將會減半</w:t>
+      </w:r>
+      <w:r>
+        <w:rPr>
+          <w:color w:val="D0CECE" w:themeColor="background2" w:themeShade="E6"/>
+        </w:rPr>
+        <w:t xml:space="preserve"> ④</w:t>
+      </w:r>
+      <w:r>
+        <w:rPr>
+          <w:color w:val="D0CECE" w:themeColor="background2" w:themeShade="E6"/>
+        </w:rPr>
+        <w:t>常見的嚴重弱點一年內會被另一個新發現的弱點取代</w:t>
+      </w:r>
+      <w:r>
+        <w:rPr>
+          <w:color w:val="D0CECE" w:themeColor="background2" w:themeShade="E6"/>
+        </w:rPr>
+        <w:t xml:space="preserve"> </w:t>
+      </w:r>
+      <w:r>
+        <w:rPr>
+          <w:color w:val="D0CECE" w:themeColor="background2" w:themeShade="E6"/>
+        </w:rPr>
+        <w:t>。</w:t>
+      </w:r>
+      <w:r>
+        <w:rPr>
+          <w:color w:val="D0CECE" w:themeColor="background2" w:themeShade="E6"/>
+        </w:rPr>
+        <w:t xml:space="preserve"> </w:t>
       </w:r>
     </w:p>
     <w:p>
       <w:pPr>
-        <w:pStyle w:val="Normal"/>
         <w:numPr>
           <w:ilvl w:val="0"/>
           <w:numId w:val="1"/>
         </w:numPr>
         <w:spacing w:before="120" w:after="120"/>
-        <w:ind w:hanging="423" w:left="454" w:right="11"/>
-        <w:rPr/>
+        <w:ind w:left="454" w:right="11" w:hanging="423"/>
       </w:pPr>
       <w:r>
         <w:rPr>
@@ -1716,23 +3681,80 @@
         <w:rPr>
           <w:color w:val="EEEEEE"/>
         </w:rPr>
-        <w:t>關於備份資料儲存之位置何者最不適當？ ①存放於另外一棟堅固之建築物 ②存放於專業資料保管公司 ③存放於同一間辦公室內 ④存放於防火防震之堅固保險櫃內 。</w:t>
-      </w:r>
-      <w:r>
-        <w:rPr/>
+        <w:t>關於備份資料儲存之位置何者最不適當？</w:t>
+      </w:r>
+      <w:r>
+        <w:rPr>
+          <w:color w:val="EEEEEE"/>
+        </w:rPr>
+        <w:t xml:space="preserve"> ①</w:t>
+      </w:r>
+      <w:r>
+        <w:rPr>
+          <w:color w:val="EEEEEE"/>
+        </w:rPr>
+        <w:t>存放於另外一棟堅固之建築物</w:t>
+      </w:r>
+      <w:r>
+        <w:rPr>
+          <w:color w:val="EEEEEE"/>
+        </w:rPr>
+        <w:t xml:space="preserve"> ②</w:t>
+      </w:r>
+      <w:r>
+        <w:rPr>
+          <w:color w:val="EEEEEE"/>
+        </w:rPr>
+        <w:t>存放於專業資料保管公司</w:t>
+      </w:r>
+      <w:r>
+        <w:rPr>
+          <w:color w:val="EEEEEE"/>
+        </w:rPr>
+        <w:t xml:space="preserve"> ③</w:t>
+      </w:r>
+      <w:r>
+        <w:rPr>
+          <w:color w:val="EEEEEE"/>
+        </w:rPr>
+        <w:t>存放於同一間辦公室內</w:t>
+      </w:r>
+      <w:r>
+        <w:rPr>
+          <w:color w:val="EEEEEE"/>
+        </w:rPr>
+        <w:t xml:space="preserve"> ④</w:t>
+      </w:r>
+      <w:r>
+        <w:rPr>
+          <w:color w:val="EEEEEE"/>
+        </w:rPr>
+        <w:t>存放於防火防震之堅固保險櫃內</w:t>
+      </w:r>
+      <w:r>
+        <w:rPr>
+          <w:color w:val="EEEEEE"/>
+        </w:rPr>
+        <w:t xml:space="preserve"> </w:t>
+      </w:r>
+      <w:r>
+        <w:rPr>
+          <w:color w:val="EEEEEE"/>
+        </w:rPr>
+        <w:t>。</w:t>
+      </w:r>
+      <w:r>
         <w:t xml:space="preserve"> </w:t>
       </w:r>
     </w:p>
     <w:p>
       <w:pPr>
-        <w:pStyle w:val="Normal"/>
         <w:numPr>
           <w:ilvl w:val="0"/>
           <w:numId w:val="1"/>
         </w:numPr>
         <w:spacing w:before="120" w:after="120"/>
-        <w:ind w:hanging="423" w:left="454" w:right="11"/>
-        <w:rPr/>
+        <w:ind w:left="454" w:right="11" w:hanging="423"/>
       </w:pPr>
       <w:r>
         <w:rPr>
@@ -1751,86 +3773,247 @@
         <w:rPr>
           <w:color w:val="EEEEEE"/>
         </w:rPr>
-        <w:t xml:space="preserve">關於資訊人員安全管理措施之敘述何者有誤？ ①單位中每一個人都可操作同一部電腦 ②對操作人員做好適當之教育訓練 ③製作識別卡以做為人員之進出管制 ④將已印出但無用之報表銷毀 。 </w:t>
+        <w:t>關於資訊人員安全管理措施之敘述何者有誤？</w:t>
+      </w:r>
+      <w:r>
+        <w:rPr>
+          <w:color w:val="EEEEEE"/>
+        </w:rPr>
+        <w:t xml:space="preserve"> ①</w:t>
+      </w:r>
+      <w:r>
+        <w:rPr>
+          <w:color w:val="EEEEEE"/>
+        </w:rPr>
+        <w:t>單</w:t>
+      </w:r>
+      <w:r>
+        <w:rPr>
+          <w:color w:val="EEEEEE"/>
+        </w:rPr>
+        <w:t>位中每一個人都可操作同一部電腦</w:t>
+      </w:r>
+      <w:r>
+        <w:rPr>
+          <w:color w:val="EEEEEE"/>
+        </w:rPr>
+        <w:t xml:space="preserve"> ②</w:t>
+      </w:r>
+      <w:r>
+        <w:rPr>
+          <w:color w:val="EEEEEE"/>
+        </w:rPr>
+        <w:t>對操作人員做好適當之教育訓練</w:t>
+      </w:r>
+      <w:r>
+        <w:rPr>
+          <w:color w:val="EEEEEE"/>
+        </w:rPr>
+        <w:t xml:space="preserve"> ③</w:t>
+      </w:r>
+      <w:r>
+        <w:rPr>
+          <w:color w:val="EEEEEE"/>
+        </w:rPr>
+        <w:t>製作識別卡以做為人員之進出管制</w:t>
+      </w:r>
+      <w:r>
+        <w:rPr>
+          <w:color w:val="EEEEEE"/>
+        </w:rPr>
+        <w:t xml:space="preserve"> ④</w:t>
+      </w:r>
+      <w:r>
+        <w:rPr>
+          <w:color w:val="EEEEEE"/>
+        </w:rPr>
+        <w:t>將已印出但無用之報表銷毀</w:t>
+      </w:r>
+      <w:r>
+        <w:rPr>
+          <w:color w:val="EEEEEE"/>
+        </w:rPr>
+        <w:t xml:space="preserve"> </w:t>
+      </w:r>
+      <w:r>
+        <w:rPr>
+          <w:color w:val="EEEEEE"/>
+        </w:rPr>
+        <w:t>。</w:t>
+      </w:r>
+      <w:r>
+        <w:rPr>
+          <w:color w:val="EEEEEE"/>
+        </w:rPr>
+        <w:t xml:space="preserve"> </w:t>
       </w:r>
     </w:p>
     <w:p>
       <w:pPr>
-        <w:pStyle w:val="Normal"/>
         <w:numPr>
           <w:ilvl w:val="0"/>
           <w:numId w:val="1"/>
         </w:numPr>
-        <w:spacing w:lineRule="auto" w:line="281" w:before="120" w:after="120"/>
-        <w:ind w:hanging="423" w:left="454" w:right="11"/>
-        <w:rPr/>
+        <w:spacing w:before="120" w:after="120" w:line="281" w:lineRule="auto"/>
+        <w:ind w:left="454" w:right="11" w:hanging="423"/>
+        <w:rPr>
+          <w:color w:val="D0CECE" w:themeColor="background2" w:themeShade="E6"/>
+        </w:rPr>
       </w:pPr>
       <w:r>
         <w:rPr>
           <w:b/>
-          <w:color w:val="EEEEEE"/>
+          <w:color w:val="D0CECE" w:themeColor="background2" w:themeShade="E6"/>
         </w:rPr>
         <w:t>(3)</w:t>
       </w:r>
       <w:r>
-        <w:rPr/>
-        <w:t xml:space="preserve"> </w:t>
-      </w:r>
-      <w:r>
-        <w:rPr/>
+        <w:rPr>
+          <w:color w:val="D0CECE" w:themeColor="background2" w:themeShade="E6"/>
+        </w:rPr>
+        <w:t xml:space="preserve"> </w:t>
+      </w:r>
+      <w:r>
+        <w:rPr>
+          <w:color w:val="D0CECE" w:themeColor="background2" w:themeShade="E6"/>
+        </w:rPr>
         <w:t>關於資訊安全中公開鑰匙碼</w:t>
       </w:r>
       <w:r>
-        <w:rPr/>
+        <w:rPr>
+          <w:color w:val="D0CECE" w:themeColor="background2" w:themeShade="E6"/>
+        </w:rPr>
         <w:t>(Public Key)</w:t>
       </w:r>
       <w:r>
-        <w:rPr/>
-        <w:t xml:space="preserve">法之敘述何者有誤？ ①可減少因傳送 </w:t>
-      </w:r>
-      <w:r>
-        <w:rPr/>
-        <w:t xml:space="preserve">key </w:t>
-      </w:r>
-      <w:r>
-        <w:rPr/>
-        <w:t xml:space="preserve">而發生洩密之情形 ②送方與受方各有一 </w:t>
-      </w:r>
-      <w:r>
-        <w:rPr/>
-        <w:t xml:space="preserve">key </w:t>
-      </w:r>
-      <w:r>
-        <w:rPr/>
-        <w:t xml:space="preserve">用來編碼與解碼 ③接收方的 </w:t>
-      </w:r>
-      <w:r>
-        <w:rPr/>
-        <w:t xml:space="preserve">key </w:t>
-      </w:r>
-      <w:r>
-        <w:rPr/>
-        <w:t xml:space="preserve">應讓送方瞭解以供轉換 ④接受方的 </w:t>
-      </w:r>
-      <w:r>
-        <w:rPr/>
-        <w:t xml:space="preserve">key </w:t>
-      </w:r>
-      <w:r>
-        <w:rPr/>
-        <w:t xml:space="preserve">不必由傳送方傳送 。 </w:t>
+        <w:rPr>
+          <w:color w:val="D0CECE" w:themeColor="background2" w:themeShade="E6"/>
+        </w:rPr>
+        <w:t>法之敘述何者有誤？</w:t>
+      </w:r>
+      <w:r>
+        <w:rPr>
+          <w:color w:val="D0CECE" w:themeColor="background2" w:themeShade="E6"/>
+        </w:rPr>
+        <w:t xml:space="preserve"> ①</w:t>
+      </w:r>
+      <w:r>
+        <w:rPr>
+          <w:color w:val="D0CECE" w:themeColor="background2" w:themeShade="E6"/>
+        </w:rPr>
+        <w:t>可減少因傳送</w:t>
+      </w:r>
+      <w:r>
+        <w:rPr>
+          <w:color w:val="D0CECE" w:themeColor="background2" w:themeShade="E6"/>
+        </w:rPr>
+        <w:t xml:space="preserve"> key </w:t>
+      </w:r>
+      <w:r>
+        <w:rPr>
+          <w:color w:val="D0CECE" w:themeColor="background2" w:themeShade="E6"/>
+        </w:rPr>
+        <w:t>而發生洩密之情形</w:t>
+      </w:r>
+      <w:r>
+        <w:rPr>
+          <w:color w:val="D0CECE" w:themeColor="background2" w:themeShade="E6"/>
+        </w:rPr>
+        <w:t xml:space="preserve"> ②</w:t>
+      </w:r>
+      <w:r>
+        <w:rPr>
+          <w:color w:val="D0CECE" w:themeColor="background2" w:themeShade="E6"/>
+        </w:rPr>
+        <w:t>送方與受方各有一</w:t>
+      </w:r>
+      <w:r>
+        <w:rPr>
+          <w:color w:val="D0CECE" w:themeColor="background2" w:themeShade="E6"/>
+        </w:rPr>
+        <w:t xml:space="preserve"> key </w:t>
+      </w:r>
+      <w:r>
+        <w:rPr>
+          <w:color w:val="D0CECE" w:themeColor="background2" w:themeShade="E6"/>
+        </w:rPr>
+        <w:t>用來編碼與解碼</w:t>
+      </w:r>
+      <w:r>
+        <w:rPr>
+          <w:color w:val="D0CECE" w:themeColor="background2" w:themeShade="E6"/>
+        </w:rPr>
+        <w:t xml:space="preserve"> ③</w:t>
+      </w:r>
+      <w:r>
+        <w:rPr>
+          <w:color w:val="D0CECE" w:themeColor="background2" w:themeShade="E6"/>
+        </w:rPr>
+        <w:t>接收方的</w:t>
+      </w:r>
+      <w:r>
+        <w:rPr>
+          <w:color w:val="D0CECE" w:themeColor="background2" w:themeShade="E6"/>
+        </w:rPr>
+        <w:t xml:space="preserve"> key </w:t>
+      </w:r>
+      <w:r>
+        <w:rPr>
+          <w:color w:val="D0CECE" w:themeColor="background2" w:themeShade="E6"/>
+        </w:rPr>
+        <w:t>應讓送方瞭解以供轉換</w:t>
+      </w:r>
+      <w:r>
+        <w:rPr>
+          <w:color w:val="D0CECE" w:themeColor="background2" w:themeShade="E6"/>
+        </w:rPr>
+        <w:t xml:space="preserve"> ④</w:t>
+      </w:r>
+      <w:r>
+        <w:rPr>
+          <w:color w:val="D0CECE" w:themeColor="background2" w:themeShade="E6"/>
+        </w:rPr>
+        <w:t>接受方的</w:t>
+      </w:r>
+      <w:r>
+        <w:rPr>
+          <w:color w:val="D0CECE" w:themeColor="background2" w:themeShade="E6"/>
+        </w:rPr>
+        <w:t xml:space="preserve"> key </w:t>
+      </w:r>
+      <w:r>
+        <w:rPr>
+          <w:color w:val="D0CECE" w:themeColor="background2" w:themeShade="E6"/>
+        </w:rPr>
+        <w:t>不必由傳送方傳送</w:t>
+      </w:r>
+      <w:r>
+        <w:rPr>
+          <w:color w:val="D0CECE" w:themeColor="background2" w:themeShade="E6"/>
+        </w:rPr>
+        <w:t xml:space="preserve"> </w:t>
+      </w:r>
+      <w:r>
+        <w:rPr>
+          <w:color w:val="D0CECE" w:themeColor="background2" w:themeShade="E6"/>
+        </w:rPr>
+        <w:t>。</w:t>
+      </w:r>
+      <w:r>
+        <w:rPr>
+          <w:color w:val="D0CECE" w:themeColor="background2" w:themeShade="E6"/>
+        </w:rPr>
+        <w:t xml:space="preserve"> </w:t>
       </w:r>
     </w:p>
     <w:p>
       <w:pPr>
-        <w:pStyle w:val="Normal"/>
         <w:numPr>
           <w:ilvl w:val="0"/>
           <w:numId w:val="1"/>
         </w:numPr>
         <w:spacing w:before="120" w:after="120"/>
-        <w:ind w:hanging="423" w:left="454" w:right="11"/>
-        <w:rPr/>
+        <w:ind w:left="454" w:right="11" w:hanging="423"/>
       </w:pPr>
       <w:r>
         <w:rPr>
@@ -1849,7 +4032,19 @@
         <w:rPr>
           <w:color w:val="EEEEEE"/>
         </w:rPr>
-        <w:t>關於資訊安全中系統設備備援之敘述何者正確？ ①重要系統設備</w:t>
+        <w:t>關於資訊安全中系統設備備援之敘述何者正確？</w:t>
+      </w:r>
+      <w:r>
+        <w:rPr>
+          <w:color w:val="EEEEEE"/>
+        </w:rPr>
+        <w:t xml:space="preserve"> ①</w:t>
+      </w:r>
+      <w:r>
+        <w:rPr>
+          <w:color w:val="EEEEEE"/>
+        </w:rPr>
+        <w:t>重要系統設備</w:t>
       </w:r>
       <w:r>
         <w:rPr>
@@ -1873,31 +4068,89 @@
         <w:rPr>
           <w:color w:val="EEEEEE"/>
         </w:rPr>
-        <w:t xml:space="preserve">必須有備援措施 ②備援方法必須以 </w:t>
-      </w:r>
-      <w:r>
-        <w:rPr>
-          <w:color w:val="EEEEEE"/>
-        </w:rPr>
-        <w:t xml:space="preserve">1:1 </w:t>
-      </w:r>
-      <w:r>
-        <w:rPr>
-          <w:color w:val="EEEEEE"/>
-        </w:rPr>
-        <w:t xml:space="preserve">對應方式才可 ③遠端備援方式由於需佔空間且人力支援不易，故不必考慮 ④備援需花費更多費用，因此不必考慮備援 。 </w:t>
+        <w:t>必須有備援措施</w:t>
+      </w:r>
+      <w:r>
+        <w:rPr>
+          <w:color w:val="EEEEEE"/>
+        </w:rPr>
+        <w:t xml:space="preserve"> ②</w:t>
+      </w:r>
+      <w:r>
+        <w:rPr>
+          <w:color w:val="EEEEEE"/>
+        </w:rPr>
+        <w:t>備援方法必須以</w:t>
+      </w:r>
+      <w:r>
+        <w:rPr>
+          <w:color w:val="EEEEEE"/>
+        </w:rPr>
+        <w:t xml:space="preserve"> 1:1 </w:t>
+      </w:r>
+      <w:r>
+        <w:rPr>
+          <w:color w:val="EEEEEE"/>
+        </w:rPr>
+        <w:t>對應方式才</w:t>
+      </w:r>
+      <w:r>
+        <w:rPr>
+          <w:color w:val="EEEEEE"/>
+        </w:rPr>
+        <w:t>可</w:t>
+      </w:r>
+      <w:r>
+        <w:rPr>
+          <w:color w:val="EEEEEE"/>
+        </w:rPr>
+        <w:t xml:space="preserve"> ③</w:t>
+      </w:r>
+      <w:r>
+        <w:rPr>
+          <w:color w:val="EEEEEE"/>
+        </w:rPr>
+        <w:t>遠端備援方式由於需佔空間且人力支援不易，故不必考慮</w:t>
+      </w:r>
+      <w:r>
+        <w:rPr>
+          <w:color w:val="EEEEEE"/>
+        </w:rPr>
+        <w:t xml:space="preserve"> ④</w:t>
+      </w:r>
+      <w:r>
+        <w:rPr>
+          <w:color w:val="EEEEEE"/>
+        </w:rPr>
+        <w:t>備援需花費更多費用，因此不必考慮備援</w:t>
+      </w:r>
+      <w:r>
+        <w:rPr>
+          <w:color w:val="EEEEEE"/>
+        </w:rPr>
+        <w:t xml:space="preserve"> </w:t>
+      </w:r>
+      <w:r>
+        <w:rPr>
+          <w:color w:val="EEEEEE"/>
+        </w:rPr>
+        <w:t>。</w:t>
+      </w:r>
+      <w:r>
+        <w:rPr>
+          <w:color w:val="EEEEEE"/>
+        </w:rPr>
+        <w:t xml:space="preserve"> </w:t>
       </w:r>
     </w:p>
     <w:p>
       <w:pPr>
-        <w:pStyle w:val="Normal"/>
         <w:numPr>
           <w:ilvl w:val="0"/>
           <w:numId w:val="1"/>
         </w:numPr>
         <w:spacing w:before="120" w:after="120"/>
-        <w:ind w:hanging="423" w:left="454" w:right="11"/>
-        <w:rPr/>
+        <w:ind w:left="454" w:right="11" w:hanging="423"/>
       </w:pPr>
       <w:r>
         <w:rPr>
@@ -1916,18 +4169,83 @@
         <w:rPr>
           <w:color w:val="EEEEEE"/>
         </w:rPr>
-        <w:t xml:space="preserve">關於資訊安全中電子簽名保密技術之敘述何者正確？ ①電子簽名之技術不需解碼 ②若以設計問題的方法而論，電子簽名較公開鑰匙密碼法簡便③電子簽名乃是採用光筆、滑鼠等工具簽名，以供辨識 ④電子簽名乃是利用數字來代替票據必須由人親自簽名的方法 。 </w:t>
+        <w:t>關於資訊安全中電子簽名保密技術之敘述何者正確？</w:t>
+      </w:r>
+      <w:r>
+        <w:rPr>
+          <w:color w:val="EEEEEE"/>
+        </w:rPr>
+        <w:t xml:space="preserve"> ①</w:t>
+      </w:r>
+      <w:r>
+        <w:rPr>
+          <w:color w:val="EEEEEE"/>
+        </w:rPr>
+        <w:t>電子簽名之技術不需解碼</w:t>
+      </w:r>
+      <w:r>
+        <w:rPr>
+          <w:color w:val="EEEEEE"/>
+        </w:rPr>
+        <w:t xml:space="preserve"> ②</w:t>
+      </w:r>
+      <w:r>
+        <w:rPr>
+          <w:color w:val="EEEEEE"/>
+        </w:rPr>
+        <w:t>若以設計問題的方法而論，電子簽名較公開鑰匙密碼法簡便</w:t>
+      </w:r>
+      <w:r>
+        <w:rPr>
+          <w:color w:val="EEEEEE"/>
+        </w:rPr>
+        <w:t>③</w:t>
+      </w:r>
+      <w:r>
+        <w:rPr>
+          <w:color w:val="EEEEEE"/>
+        </w:rPr>
+        <w:t>電子簽名乃是採用光筆、滑鼠等工具簽名，以供辨識</w:t>
+      </w:r>
+      <w:r>
+        <w:rPr>
+          <w:color w:val="EEEEEE"/>
+        </w:rPr>
+        <w:t xml:space="preserve"> ④</w:t>
+      </w:r>
+      <w:r>
+        <w:rPr>
+          <w:color w:val="EEEEEE"/>
+        </w:rPr>
+        <w:t>電子簽名乃是利用數字來代替票據必須由人親自簽名的方法</w:t>
+      </w:r>
+      <w:r>
+        <w:rPr>
+          <w:color w:val="EEEEEE"/>
+        </w:rPr>
+        <w:t xml:space="preserve"> </w:t>
+      </w:r>
+      <w:r>
+        <w:rPr>
+          <w:color w:val="EEEEEE"/>
+        </w:rPr>
+        <w:t>。</w:t>
+      </w:r>
+      <w:r>
+        <w:rPr>
+          <w:color w:val="EEEEEE"/>
+        </w:rPr>
+        <w:t xml:space="preserve"> </w:t>
       </w:r>
     </w:p>
     <w:p>
       <w:pPr>
-        <w:pStyle w:val="Normal"/>
         <w:numPr>
           <w:ilvl w:val="0"/>
           <w:numId w:val="1"/>
         </w:numPr>
         <w:spacing w:before="120" w:after="120"/>
-        <w:ind w:hanging="423" w:left="454" w:right="11"/>
+        <w:ind w:left="454" w:right="11" w:hanging="423"/>
         <w:rPr>
           <w:color w:val="EEEEEE"/>
         </w:rPr>
@@ -1937,6 +4255,7 @@
           <w:b/>
           <w:color w:val="EEEEEE"/>
         </w:rPr>
+        <w:lastRenderedPageBreak/>
         <w:t>(3)</w:t>
       </w:r>
       <w:r>
@@ -1949,19 +4268,83 @@
         <w:rPr>
           <w:color w:val="EEEEEE"/>
         </w:rPr>
-        <w:t xml:space="preserve">關於電腦安全防護的措施中，何者是同時針對實體及資料的防護措施？ ①保留日誌檔 ②管制上機次數與時間 ③不斷電系統 ④人員定期輪調 。 </w:t>
+        <w:t>關於電腦安全防護的措施中，何者是同時針對實體及資料的防護措施？</w:t>
+      </w:r>
+      <w:r>
+        <w:rPr>
+          <w:color w:val="EEEEEE"/>
+        </w:rPr>
+        <w:t xml:space="preserve"> ①</w:t>
+      </w:r>
+      <w:r>
+        <w:rPr>
+          <w:color w:val="EEEEEE"/>
+        </w:rPr>
+        <w:t>保留日誌檔</w:t>
+      </w:r>
+      <w:r>
+        <w:rPr>
+          <w:color w:val="EEEEEE"/>
+        </w:rPr>
+        <w:t xml:space="preserve"> ②</w:t>
+      </w:r>
+      <w:r>
+        <w:rPr>
+          <w:color w:val="EEEEEE"/>
+        </w:rPr>
+        <w:t>管制上機次數與時間</w:t>
+      </w:r>
+      <w:r>
+        <w:rPr>
+          <w:color w:val="EEEEEE"/>
+        </w:rPr>
+        <w:t xml:space="preserve"> ③</w:t>
+      </w:r>
+      <w:r>
+        <w:rPr>
+          <w:color w:val="EEEEEE"/>
+        </w:rPr>
+        <w:t>不斷電系統</w:t>
+      </w:r>
+      <w:r>
+        <w:rPr>
+          <w:color w:val="EEEEEE"/>
+        </w:rPr>
+        <w:t xml:space="preserve"> ④</w:t>
+      </w:r>
+      <w:r>
+        <w:rPr>
+          <w:color w:val="EEEEEE"/>
+        </w:rPr>
+        <w:t>人員定期輪調</w:t>
+      </w:r>
+      <w:r>
+        <w:rPr>
+          <w:color w:val="EEEEEE"/>
+        </w:rPr>
+        <w:t xml:space="preserve"> </w:t>
+      </w:r>
+      <w:r>
+        <w:rPr>
+          <w:color w:val="EEEEEE"/>
+        </w:rPr>
+        <w:t>。</w:t>
+      </w:r>
+      <w:r>
+        <w:rPr>
+          <w:color w:val="EEEEEE"/>
+        </w:rPr>
+        <w:t xml:space="preserve"> </w:t>
       </w:r>
     </w:p>
     <w:p>
       <w:pPr>
-        <w:pStyle w:val="Normal"/>
         <w:numPr>
           <w:ilvl w:val="0"/>
           <w:numId w:val="1"/>
         </w:numPr>
-        <w:spacing w:lineRule="auto" w:line="281" w:before="120" w:after="120"/>
-        <w:ind w:hanging="423" w:left="454" w:right="11"/>
-        <w:rPr/>
+        <w:spacing w:before="120" w:after="120" w:line="281" w:lineRule="auto"/>
+        <w:ind w:left="454" w:right="11" w:hanging="423"/>
       </w:pPr>
       <w:r>
         <w:rPr>
@@ -1980,19 +4363,89 @@
         <w:rPr>
           <w:color w:val="EEEEEE"/>
         </w:rPr>
-        <w:t xml:space="preserve">何者是不正確的「系統安全」措施？ ①加密保護機密資料 ②系統管理者統一保管使用者密碼 ③使用者不定期更改密碼 ④網路公用檔案設定成「唯讀」 。 </w:t>
+        <w:t>何者是不</w:t>
+      </w:r>
+      <w:r>
+        <w:rPr>
+          <w:color w:val="EEEEEE"/>
+        </w:rPr>
+        <w:t>正確的「系統安全」措施？</w:t>
+      </w:r>
+      <w:r>
+        <w:rPr>
+          <w:color w:val="EEEEEE"/>
+        </w:rPr>
+        <w:t xml:space="preserve"> ①</w:t>
+      </w:r>
+      <w:r>
+        <w:rPr>
+          <w:color w:val="EEEEEE"/>
+        </w:rPr>
+        <w:t>加密保護機密資料</w:t>
+      </w:r>
+      <w:r>
+        <w:rPr>
+          <w:color w:val="EEEEEE"/>
+        </w:rPr>
+        <w:t xml:space="preserve"> ②</w:t>
+      </w:r>
+      <w:r>
+        <w:rPr>
+          <w:color w:val="EEEEEE"/>
+        </w:rPr>
+        <w:t>系統管理者統一保管使用者密碼</w:t>
+      </w:r>
+      <w:r>
+        <w:rPr>
+          <w:color w:val="EEEEEE"/>
+        </w:rPr>
+        <w:t xml:space="preserve"> ③</w:t>
+      </w:r>
+      <w:r>
+        <w:rPr>
+          <w:color w:val="EEEEEE"/>
+        </w:rPr>
+        <w:t>使用者不定期更改密碼</w:t>
+      </w:r>
+      <w:r>
+        <w:rPr>
+          <w:color w:val="EEEEEE"/>
+        </w:rPr>
+        <w:t xml:space="preserve"> ④</w:t>
+      </w:r>
+      <w:r>
+        <w:rPr>
+          <w:color w:val="EEEEEE"/>
+        </w:rPr>
+        <w:t>網路公用檔案設定成「唯讀」</w:t>
+      </w:r>
+      <w:r>
+        <w:rPr>
+          <w:color w:val="EEEEEE"/>
+        </w:rPr>
+        <w:t xml:space="preserve"> </w:t>
+      </w:r>
+      <w:r>
+        <w:rPr>
+          <w:color w:val="EEEEEE"/>
+        </w:rPr>
+        <w:t>。</w:t>
+      </w:r>
+      <w:r>
+        <w:rPr>
+          <w:color w:val="EEEEEE"/>
+        </w:rPr>
+        <w:t xml:space="preserve"> </w:t>
       </w:r>
     </w:p>
     <w:p>
       <w:pPr>
-        <w:pStyle w:val="Normal"/>
         <w:numPr>
           <w:ilvl w:val="0"/>
           <w:numId w:val="1"/>
         </w:numPr>
         <w:spacing w:before="120" w:after="120"/>
-        <w:ind w:hanging="423" w:left="454" w:right="11"/>
-        <w:rPr/>
+        <w:ind w:left="454" w:right="11" w:hanging="423"/>
       </w:pPr>
       <w:r>
         <w:rPr>
@@ -2002,56 +4455,53 @@
         <w:t>(2)</w:t>
       </w:r>
       <w:r>
-        <w:rPr/>
-        <w:t xml:space="preserve"> </w:t>
-      </w:r>
-      <w:r>
-        <w:rPr/>
-        <w:t>完善的資訊安全系統，應在使用者、資料、作業系統和電腦來源中設立足夠的關卡，以防止使用者透過程式去存取不屬於自己的資料，這種是屬於何種概念？ ①獨立性</w:t>
-      </w:r>
-      <w:r>
-        <w:rPr/>
+        <w:t xml:space="preserve"> </w:t>
+      </w:r>
+      <w:r>
+        <w:t>完善的資訊安全系統，應在使用者、資料、作業系統和電腦來源中設立足夠的關卡，以防止使用者透過程式去存取不屬於自己的資料，這種是屬於何種概念？</w:t>
+      </w:r>
+      <w:r>
+        <w:t xml:space="preserve"> ①</w:t>
+      </w:r>
+      <w:r>
+        <w:t>獨立性</w:t>
+      </w:r>
+      <w:r>
         <w:t>(Isolation) ②</w:t>
       </w:r>
       <w:r>
-        <w:rPr/>
         <w:t>資料取得控制</w:t>
       </w:r>
       <w:r>
-        <w:rPr/>
         <w:t xml:space="preserve">(Access Control) ③ </w:t>
       </w:r>
       <w:r>
-        <w:rPr/>
         <w:t>監視性</w:t>
       </w:r>
       <w:r>
-        <w:rPr/>
         <w:t>(Surveillance) ④</w:t>
       </w:r>
       <w:r>
-        <w:rPr/>
         <w:t>識別</w:t>
       </w:r>
       <w:r>
-        <w:rPr/>
         <w:t xml:space="preserve">(Identification) </w:t>
       </w:r>
       <w:r>
-        <w:rPr/>
-        <w:t xml:space="preserve">。 </w:t>
+        <w:t>。</w:t>
+      </w:r>
+      <w:r>
+        <w:t xml:space="preserve"> </w:t>
       </w:r>
     </w:p>
     <w:p>
       <w:pPr>
-        <w:pStyle w:val="Normal"/>
         <w:numPr>
           <w:ilvl w:val="0"/>
           <w:numId w:val="1"/>
         </w:numPr>
         <w:spacing w:before="120" w:after="120"/>
-        <w:ind w:hanging="423" w:left="454" w:right="11"/>
-        <w:rPr/>
+        <w:ind w:left="454" w:right="11" w:hanging="423"/>
       </w:pPr>
       <w:r>
         <w:rPr>
@@ -2070,13 +4520,13 @@
         <w:rPr>
           <w:color w:val="EEEEEE"/>
         </w:rPr>
-        <w:t xml:space="preserve">關於 </w:t>
-      </w:r>
-      <w:r>
-        <w:rPr>
-          <w:color w:val="EEEEEE"/>
-        </w:rPr>
-        <w:t xml:space="preserve">IT </w:t>
+        <w:t>關於</w:t>
+      </w:r>
+      <w:r>
+        <w:rPr>
+          <w:color w:val="EEEEEE"/>
+        </w:rPr>
+        <w:t xml:space="preserve"> IT </w:t>
       </w:r>
       <w:r>
         <w:rPr>
@@ -2088,7 +4538,13 @@
         <w:rPr>
           <w:color w:val="EEEEEE"/>
         </w:rPr>
-        <w:t>(Information Technology Disaster Recovery</w:t>
+        <w:t xml:space="preserve">(Information </w:t>
+      </w:r>
+      <w:r>
+        <w:rPr>
+          <w:color w:val="EEEEEE"/>
+        </w:rPr>
+        <w:t>Technology Disaster Recovery</w:t>
       </w:r>
       <w:r>
         <w:rPr>
@@ -2106,70 +4562,205 @@
         <w:rPr>
           <w:color w:val="EEEEEE"/>
         </w:rPr>
-        <w:t xml:space="preserve">的首要工作為何？ ①軟體的重置 ②環境的重置 ③系統的重置 ④資料的重置。 </w:t>
+        <w:t>的首要工作為何？</w:t>
+      </w:r>
+      <w:r>
+        <w:rPr>
+          <w:color w:val="EEEEEE"/>
+        </w:rPr>
+        <w:t xml:space="preserve"> ①</w:t>
+      </w:r>
+      <w:r>
+        <w:rPr>
+          <w:color w:val="EEEEEE"/>
+        </w:rPr>
+        <w:t>軟體的重置</w:t>
+      </w:r>
+      <w:r>
+        <w:rPr>
+          <w:color w:val="EEEEEE"/>
+        </w:rPr>
+        <w:t xml:space="preserve"> ②</w:t>
+      </w:r>
+      <w:r>
+        <w:rPr>
+          <w:color w:val="EEEEEE"/>
+        </w:rPr>
+        <w:t>環境的重置</w:t>
+      </w:r>
+      <w:r>
+        <w:rPr>
+          <w:color w:val="EEEEEE"/>
+        </w:rPr>
+        <w:t xml:space="preserve"> ③</w:t>
+      </w:r>
+      <w:r>
+        <w:rPr>
+          <w:color w:val="EEEEEE"/>
+        </w:rPr>
+        <w:t>系統的重置</w:t>
+      </w:r>
+      <w:r>
+        <w:rPr>
+          <w:color w:val="EEEEEE"/>
+        </w:rPr>
+        <w:t xml:space="preserve"> ④</w:t>
+      </w:r>
+      <w:r>
+        <w:rPr>
+          <w:color w:val="EEEEEE"/>
+        </w:rPr>
+        <w:t>資料的重置。</w:t>
+      </w:r>
+      <w:r>
+        <w:rPr>
+          <w:color w:val="EEEEEE"/>
+        </w:rPr>
+        <w:t xml:space="preserve"> </w:t>
       </w:r>
     </w:p>
     <w:p>
       <w:pPr>
-        <w:pStyle w:val="Normal"/>
         <w:numPr>
           <w:ilvl w:val="0"/>
           <w:numId w:val="1"/>
         </w:numPr>
         <w:spacing w:before="120" w:after="120"/>
-        <w:ind w:hanging="423" w:left="454" w:right="11"/>
-        <w:rPr/>
+        <w:ind w:left="454" w:right="11" w:hanging="423"/>
+        <w:rPr>
+          <w:color w:val="D0CECE" w:themeColor="background2" w:themeShade="E6"/>
+        </w:rPr>
       </w:pPr>
       <w:r>
         <w:rPr>
           <w:b/>
-          <w:color w:val="EEEEEE"/>
+          <w:color w:val="D0CECE" w:themeColor="background2" w:themeShade="E6"/>
         </w:rPr>
         <w:t>(2)</w:t>
       </w:r>
       <w:r>
-        <w:rPr/>
-        <w:t xml:space="preserve"> </w:t>
-      </w:r>
-      <w:r>
-        <w:rPr/>
-        <w:t xml:space="preserve">關於 </w:t>
-      </w:r>
-      <w:r>
-        <w:rPr/>
-        <w:t xml:space="preserve">IT </w:t>
-      </w:r>
-      <w:r>
-        <w:rPr/>
+        <w:rPr>
+          <w:color w:val="D0CECE" w:themeColor="background2" w:themeShade="E6"/>
+        </w:rPr>
+        <w:t xml:space="preserve"> </w:t>
+      </w:r>
+      <w:r>
+        <w:rPr>
+          <w:color w:val="D0CECE" w:themeColor="background2" w:themeShade="E6"/>
+        </w:rPr>
+        <w:t>關於</w:t>
+      </w:r>
+      <w:r>
+        <w:rPr>
+          <w:color w:val="D0CECE" w:themeColor="background2" w:themeShade="E6"/>
+        </w:rPr>
+        <w:t xml:space="preserve"> IT </w:t>
+      </w:r>
+      <w:r>
+        <w:rPr>
+          <w:color w:val="D0CECE" w:themeColor="background2" w:themeShade="E6"/>
+        </w:rPr>
         <w:t>災害復原</w:t>
       </w:r>
       <w:r>
-        <w:rPr/>
+        <w:rPr>
+          <w:color w:val="D0CECE" w:themeColor="background2" w:themeShade="E6"/>
+        </w:rPr>
         <w:t>(Information Technology Disaster Recovery</w:t>
       </w:r>
       <w:r>
-        <w:rPr/>
+        <w:rPr>
+          <w:color w:val="D0CECE" w:themeColor="background2" w:themeShade="E6"/>
+        </w:rPr>
         <w:t>，</w:t>
       </w:r>
       <w:r>
-        <w:rPr/>
+        <w:rPr>
+          <w:color w:val="D0CECE" w:themeColor="background2" w:themeShade="E6"/>
+        </w:rPr>
         <w:t>ITDR)</w:t>
       </w:r>
       <w:r>
-        <w:rPr/>
-        <w:t xml:space="preserve">，那些人員參與較恰當？ ①程式設計人員 ②組織全員 ③系統操作人員 ④資料處理人員 。 </w:t>
+        <w:rPr>
+          <w:color w:val="D0CECE" w:themeColor="background2" w:themeShade="E6"/>
+        </w:rPr>
+        <w:t>，那些人員參與較恰當？</w:t>
+      </w:r>
+      <w:r>
+        <w:rPr>
+          <w:color w:val="D0CECE" w:themeColor="background2" w:themeShade="E6"/>
+        </w:rPr>
+        <w:t xml:space="preserve"> ①</w:t>
+      </w:r>
+      <w:r>
+        <w:rPr>
+          <w:color w:val="D0CECE" w:themeColor="background2" w:themeShade="E6"/>
+        </w:rPr>
+        <w:t>程式設計人員</w:t>
+      </w:r>
+      <w:r>
+        <w:rPr>
+          <w:color w:val="D0CECE" w:themeColor="background2" w:themeShade="E6"/>
+        </w:rPr>
+        <w:t xml:space="preserve"> ②</w:t>
+      </w:r>
+      <w:r>
+        <w:rPr>
+          <w:color w:val="D0CECE" w:themeColor="background2" w:themeShade="E6"/>
+        </w:rPr>
+        <w:t>組織全員</w:t>
+      </w:r>
+      <w:r>
+        <w:rPr>
+          <w:color w:val="D0CECE" w:themeColor="background2" w:themeShade="E6"/>
+        </w:rPr>
+        <w:t xml:space="preserve"> ③</w:t>
+      </w:r>
+      <w:r>
+        <w:rPr>
+          <w:color w:val="D0CECE" w:themeColor="background2" w:themeShade="E6"/>
+        </w:rPr>
+        <w:t>系統操作人員</w:t>
+      </w:r>
+      <w:r>
+        <w:rPr>
+          <w:color w:val="D0CECE" w:themeColor="background2" w:themeShade="E6"/>
+        </w:rPr>
+        <w:t xml:space="preserve"> ④</w:t>
+      </w:r>
+      <w:r>
+        <w:rPr>
+          <w:color w:val="D0CECE" w:themeColor="background2" w:themeShade="E6"/>
+        </w:rPr>
+        <w:t>資料處理人員</w:t>
+      </w:r>
+      <w:r>
+        <w:rPr>
+          <w:color w:val="D0CECE" w:themeColor="background2" w:themeShade="E6"/>
+        </w:rPr>
+        <w:t xml:space="preserve"> </w:t>
+      </w:r>
+      <w:r>
+        <w:rPr>
+          <w:color w:val="D0CECE" w:themeColor="background2" w:themeShade="E6"/>
+        </w:rPr>
+        <w:t>。</w:t>
+      </w:r>
+      <w:r>
+        <w:rPr>
+          <w:color w:val="D0CECE" w:themeColor="background2" w:themeShade="E6"/>
+        </w:rPr>
+        <w:t xml:space="preserve"> </w:t>
       </w:r>
     </w:p>
     <w:p>
       <w:pPr>
-        <w:pStyle w:val="Normal"/>
         <w:numPr>
           <w:ilvl w:val="0"/>
           <w:numId w:val="1"/>
         </w:numPr>
         <w:spacing w:before="120" w:after="120"/>
-        <w:ind w:hanging="423" w:left="454" w:right="11"/>
-        <w:rPr/>
+        <w:ind w:left="454" w:right="11" w:hanging="423"/>
       </w:pPr>
       <w:r>
         <w:rPr>
@@ -2188,23 +4779,80 @@
         <w:rPr>
           <w:color w:val="EEEEEE"/>
         </w:rPr>
-        <w:t>系統安全漏洞發生的主要原因為何？ ①硬體速度過慢 ②系統程式開發之疏失 ③電腦儲存空間不足 ④電源供應不穩定 。</w:t>
-      </w:r>
-      <w:r>
-        <w:rPr/>
+        <w:t>系統安全漏洞發生的主要原因為何？</w:t>
+      </w:r>
+      <w:r>
+        <w:rPr>
+          <w:color w:val="EEEEEE"/>
+        </w:rPr>
+        <w:t xml:space="preserve"> ①</w:t>
+      </w:r>
+      <w:r>
+        <w:rPr>
+          <w:color w:val="EEEEEE"/>
+        </w:rPr>
+        <w:t>硬體速度過慢</w:t>
+      </w:r>
+      <w:r>
+        <w:rPr>
+          <w:color w:val="EEEEEE"/>
+        </w:rPr>
+        <w:t xml:space="preserve"> ②</w:t>
+      </w:r>
+      <w:r>
+        <w:rPr>
+          <w:color w:val="EEEEEE"/>
+        </w:rPr>
+        <w:t>系統程式開發之疏失</w:t>
+      </w:r>
+      <w:r>
+        <w:rPr>
+          <w:color w:val="EEEEEE"/>
+        </w:rPr>
+        <w:t xml:space="preserve"> ③</w:t>
+      </w:r>
+      <w:r>
+        <w:rPr>
+          <w:color w:val="EEEEEE"/>
+        </w:rPr>
+        <w:t>電腦儲存空間不足</w:t>
+      </w:r>
+      <w:r>
+        <w:rPr>
+          <w:color w:val="EEEEEE"/>
+        </w:rPr>
+        <w:t xml:space="preserve"> ④</w:t>
+      </w:r>
+      <w:r>
+        <w:rPr>
+          <w:color w:val="EEEEEE"/>
+        </w:rPr>
+        <w:t>電源供應不穩定</w:t>
+      </w:r>
+      <w:r>
+        <w:rPr>
+          <w:color w:val="EEEEEE"/>
+        </w:rPr>
+        <w:t xml:space="preserve"> </w:t>
+      </w:r>
+      <w:r>
+        <w:rPr>
+          <w:color w:val="EEEEEE"/>
+        </w:rPr>
+        <w:t>。</w:t>
+      </w:r>
+      <w:r>
         <w:t xml:space="preserve"> </w:t>
       </w:r>
     </w:p>
     <w:p>
       <w:pPr>
-        <w:pStyle w:val="Normal"/>
         <w:numPr>
           <w:ilvl w:val="0"/>
           <w:numId w:val="1"/>
         </w:numPr>
         <w:spacing w:before="120" w:after="120"/>
-        <w:ind w:hanging="423" w:left="454" w:right="11"/>
-        <w:rPr/>
+        <w:ind w:left="454" w:right="11" w:hanging="423"/>
       </w:pPr>
       <w:r>
         <w:rPr>
@@ -2223,19 +4871,89 @@
         <w:rPr>
           <w:color w:val="EEEEEE"/>
         </w:rPr>
-        <w:t xml:space="preserve">身分證字號的最後一碼是用來做為何種檢驗？ ①範圍 ②總數 ③檢查號碼的正確性 ④一致性 。 </w:t>
+        <w:t>身分證字號的最後一碼是</w:t>
+      </w:r>
+      <w:r>
+        <w:rPr>
+          <w:color w:val="EEEEEE"/>
+        </w:rPr>
+        <w:t>用來做為何種檢驗？</w:t>
+      </w:r>
+      <w:r>
+        <w:rPr>
+          <w:color w:val="EEEEEE"/>
+        </w:rPr>
+        <w:t xml:space="preserve"> ①</w:t>
+      </w:r>
+      <w:r>
+        <w:rPr>
+          <w:color w:val="EEEEEE"/>
+        </w:rPr>
+        <w:t>範圍</w:t>
+      </w:r>
+      <w:r>
+        <w:rPr>
+          <w:color w:val="EEEEEE"/>
+        </w:rPr>
+        <w:t xml:space="preserve"> ②</w:t>
+      </w:r>
+      <w:r>
+        <w:rPr>
+          <w:color w:val="EEEEEE"/>
+        </w:rPr>
+        <w:t>總數</w:t>
+      </w:r>
+      <w:r>
+        <w:rPr>
+          <w:color w:val="EEEEEE"/>
+        </w:rPr>
+        <w:t xml:space="preserve"> ③</w:t>
+      </w:r>
+      <w:r>
+        <w:rPr>
+          <w:color w:val="EEEEEE"/>
+        </w:rPr>
+        <w:t>檢查號碼的正確性</w:t>
+      </w:r>
+      <w:r>
+        <w:rPr>
+          <w:color w:val="EEEEEE"/>
+        </w:rPr>
+        <w:t xml:space="preserve"> ④</w:t>
+      </w:r>
+      <w:r>
+        <w:rPr>
+          <w:color w:val="EEEEEE"/>
+        </w:rPr>
+        <w:t>一致性</w:t>
+      </w:r>
+      <w:r>
+        <w:rPr>
+          <w:color w:val="EEEEEE"/>
+        </w:rPr>
+        <w:t xml:space="preserve"> </w:t>
+      </w:r>
+      <w:r>
+        <w:rPr>
+          <w:color w:val="EEEEEE"/>
+        </w:rPr>
+        <w:t>。</w:t>
+      </w:r>
+      <w:r>
+        <w:rPr>
+          <w:color w:val="EEEEEE"/>
+        </w:rPr>
+        <w:t xml:space="preserve"> </w:t>
       </w:r>
     </w:p>
     <w:p>
       <w:pPr>
-        <w:pStyle w:val="Normal"/>
         <w:numPr>
           <w:ilvl w:val="0"/>
           <w:numId w:val="1"/>
         </w:numPr>
         <w:spacing w:before="120" w:after="120"/>
-        <w:ind w:hanging="423" w:left="454" w:right="11"/>
-        <w:rPr/>
+        <w:ind w:left="454" w:right="11" w:hanging="423"/>
       </w:pPr>
       <w:r>
         <w:rPr>
@@ -2266,78 +4984,169 @@
         <w:rPr>
           <w:color w:val="EEEEEE"/>
         </w:rPr>
-        <w:t xml:space="preserve">的主要作用為何？ ①防火 ②防搶 ③防止資料被竊取 ④ 硬體上的保護設施 。 </w:t>
+        <w:t>的主要作用為何？</w:t>
+      </w:r>
+      <w:r>
+        <w:rPr>
+          <w:color w:val="EEEEEE"/>
+        </w:rPr>
+        <w:t xml:space="preserve"> ①</w:t>
+      </w:r>
+      <w:r>
+        <w:rPr>
+          <w:color w:val="EEEEEE"/>
+        </w:rPr>
+        <w:t>防火</w:t>
+      </w:r>
+      <w:r>
+        <w:rPr>
+          <w:color w:val="EEEEEE"/>
+        </w:rPr>
+        <w:t xml:space="preserve"> ②</w:t>
+      </w:r>
+      <w:r>
+        <w:rPr>
+          <w:color w:val="EEEEEE"/>
+        </w:rPr>
+        <w:t>防搶</w:t>
+      </w:r>
+      <w:r>
+        <w:rPr>
+          <w:color w:val="EEEEEE"/>
+        </w:rPr>
+        <w:t xml:space="preserve"> ③</w:t>
+      </w:r>
+      <w:r>
+        <w:rPr>
+          <w:color w:val="EEEEEE"/>
+        </w:rPr>
+        <w:t>防止資料被竊取</w:t>
+      </w:r>
+      <w:r>
+        <w:rPr>
+          <w:color w:val="EEEEEE"/>
+        </w:rPr>
+        <w:t xml:space="preserve"> ④ </w:t>
+      </w:r>
+      <w:r>
+        <w:rPr>
+          <w:color w:val="EEEEEE"/>
+        </w:rPr>
+        <w:t>硬體上的保護設施</w:t>
+      </w:r>
+      <w:r>
+        <w:rPr>
+          <w:color w:val="EEEEEE"/>
+        </w:rPr>
+        <w:t xml:space="preserve"> </w:t>
+      </w:r>
+      <w:r>
+        <w:rPr>
+          <w:color w:val="EEEEEE"/>
+        </w:rPr>
+        <w:t>。</w:t>
+      </w:r>
+      <w:r>
+        <w:rPr>
+          <w:color w:val="EEEEEE"/>
+        </w:rPr>
+        <w:t xml:space="preserve"> </w:t>
       </w:r>
     </w:p>
     <w:p>
       <w:pPr>
-        <w:pStyle w:val="Normal"/>
         <w:numPr>
           <w:ilvl w:val="0"/>
           <w:numId w:val="1"/>
         </w:numPr>
         <w:spacing w:before="120" w:after="120"/>
-        <w:ind w:hanging="423" w:left="454" w:right="11"/>
-        <w:rPr/>
+        <w:ind w:left="454" w:right="11" w:hanging="423"/>
+        <w:rPr>
+          <w:color w:val="D0CECE" w:themeColor="background2" w:themeShade="E6"/>
+        </w:rPr>
       </w:pPr>
       <w:r>
         <w:rPr>
           <w:b/>
-          <w:color w:val="EEEEEE"/>
+          <w:color w:val="D0CECE" w:themeColor="background2" w:themeShade="E6"/>
         </w:rPr>
         <w:t>(1)</w:t>
       </w:r>
       <w:r>
-        <w:rPr/>
-        <w:t xml:space="preserve"> </w:t>
-      </w:r>
-      <w:r>
-        <w:rPr/>
-        <w:t>定期性的資料備份，是防止資料意外毀壞的最佳方法，在整批處理系統下做異動處理時，常保留幾代的歷史資料？ ①</w:t>
-      </w:r>
-      <w:r>
-        <w:rPr/>
-        <w:t xml:space="preserve">3 </w:t>
-      </w:r>
-      <w:r>
-        <w:rPr/>
-        <w:t>代 ②</w:t>
-      </w:r>
-      <w:r>
-        <w:rPr/>
-        <w:t xml:space="preserve">4 </w:t>
-      </w:r>
-      <w:r>
-        <w:rPr/>
-        <w:t>代 ③</w:t>
-      </w:r>
-      <w:r>
-        <w:rPr/>
-        <w:t xml:space="preserve">1 </w:t>
-      </w:r>
-      <w:r>
-        <w:rPr/>
-        <w:t>代 ④</w:t>
-      </w:r>
-      <w:r>
-        <w:rPr/>
-        <w:t xml:space="preserve">2 </w:t>
-      </w:r>
-      <w:r>
-        <w:rPr/>
-        <w:t xml:space="preserve">代。 </w:t>
+        <w:rPr>
+          <w:color w:val="D0CECE" w:themeColor="background2" w:themeShade="E6"/>
+        </w:rPr>
+        <w:t xml:space="preserve"> </w:t>
+      </w:r>
+      <w:r>
+        <w:rPr>
+          <w:color w:val="D0CECE" w:themeColor="background2" w:themeShade="E6"/>
+        </w:rPr>
+        <w:t>定期性的資料備份，是防止資料意外毀壞的最佳方法，在整批處理系統下做異動處理時，常保留幾代的歷史資料？</w:t>
+      </w:r>
+      <w:r>
+        <w:rPr>
+          <w:color w:val="D0CECE" w:themeColor="background2" w:themeShade="E6"/>
+        </w:rPr>
+        <w:t xml:space="preserve"> ①3 </w:t>
+      </w:r>
+      <w:r>
+        <w:rPr>
+          <w:color w:val="D0CECE" w:themeColor="background2" w:themeShade="E6"/>
+        </w:rPr>
+        <w:t>代</w:t>
+      </w:r>
+      <w:r>
+        <w:rPr>
+          <w:color w:val="D0CECE" w:themeColor="background2" w:themeShade="E6"/>
+        </w:rPr>
+        <w:t xml:space="preserve"> ②4 </w:t>
+      </w:r>
+      <w:r>
+        <w:rPr>
+          <w:color w:val="D0CECE" w:themeColor="background2" w:themeShade="E6"/>
+        </w:rPr>
+        <w:t>代</w:t>
+      </w:r>
+      <w:r>
+        <w:rPr>
+          <w:color w:val="D0CECE" w:themeColor="background2" w:themeShade="E6"/>
+        </w:rPr>
+        <w:t xml:space="preserve"> ③1 </w:t>
+      </w:r>
+      <w:r>
+        <w:rPr>
+          <w:color w:val="D0CECE" w:themeColor="background2" w:themeShade="E6"/>
+        </w:rPr>
+        <w:t>代</w:t>
+      </w:r>
+      <w:r>
+        <w:rPr>
+          <w:color w:val="D0CECE" w:themeColor="background2" w:themeShade="E6"/>
+        </w:rPr>
+        <w:t xml:space="preserve"> ④2 </w:t>
+      </w:r>
+      <w:r>
+        <w:rPr>
+          <w:color w:val="D0CECE" w:themeColor="background2" w:themeShade="E6"/>
+        </w:rPr>
+        <w:t>代。</w:t>
+      </w:r>
+      <w:r>
+        <w:rPr>
+          <w:color w:val="D0CECE" w:themeColor="background2" w:themeShade="E6"/>
+        </w:rPr>
+        <w:t xml:space="preserve"> </w:t>
       </w:r>
     </w:p>
     <w:p>
       <w:pPr>
-        <w:pStyle w:val="Normal"/>
         <w:numPr>
           <w:ilvl w:val="0"/>
           <w:numId w:val="1"/>
         </w:numPr>
-        <w:spacing w:lineRule="auto" w:line="281" w:before="120" w:after="120"/>
-        <w:ind w:hanging="423" w:left="454" w:right="11"/>
-        <w:rPr/>
+        <w:spacing w:before="120" w:after="120" w:line="281" w:lineRule="auto"/>
+        <w:ind w:left="454" w:right="11" w:hanging="423"/>
       </w:pPr>
       <w:r>
         <w:rPr>
@@ -2356,19 +5165,83 @@
         <w:rPr>
           <w:color w:val="EEEEEE"/>
         </w:rPr>
-        <w:t xml:space="preserve">政府機關公務內部網路系統資訊遭竊的最主要威脅來自何者？ ①社交工程與位址假造 ②社交工程與零時差攻擊結合 ③國際恐怖份子與國內政治狂熱者 ④實體安全防護不佳 。 </w:t>
+        <w:t>政府機關公務內部網路系統資訊遭竊的最主要威脅來自何者？</w:t>
+      </w:r>
+      <w:r>
+        <w:rPr>
+          <w:color w:val="EEEEEE"/>
+        </w:rPr>
+        <w:t xml:space="preserve"> ①</w:t>
+      </w:r>
+      <w:r>
+        <w:rPr>
+          <w:color w:val="EEEEEE"/>
+        </w:rPr>
+        <w:t>社交工程與位址假造</w:t>
+      </w:r>
+      <w:r>
+        <w:rPr>
+          <w:color w:val="EEEEEE"/>
+        </w:rPr>
+        <w:t xml:space="preserve"> ②</w:t>
+      </w:r>
+      <w:r>
+        <w:rPr>
+          <w:color w:val="EEEEEE"/>
+        </w:rPr>
+        <w:t>社交工程與零時差攻擊結合</w:t>
+      </w:r>
+      <w:r>
+        <w:rPr>
+          <w:color w:val="EEEEEE"/>
+        </w:rPr>
+        <w:t xml:space="preserve"> ③</w:t>
+      </w:r>
+      <w:r>
+        <w:rPr>
+          <w:color w:val="EEEEEE"/>
+        </w:rPr>
+        <w:t>國際恐怖份子與國內政治狂熱者</w:t>
+      </w:r>
+      <w:r>
+        <w:rPr>
+          <w:color w:val="EEEEEE"/>
+        </w:rPr>
+        <w:t xml:space="preserve"> ④</w:t>
+      </w:r>
+      <w:r>
+        <w:rPr>
+          <w:color w:val="EEEEEE"/>
+        </w:rPr>
+        <w:t>實體安全防護不佳</w:t>
+      </w:r>
+      <w:r>
+        <w:rPr>
+          <w:color w:val="EEEEEE"/>
+        </w:rPr>
+        <w:t xml:space="preserve"> </w:t>
+      </w:r>
+      <w:r>
+        <w:rPr>
+          <w:color w:val="EEEEEE"/>
+        </w:rPr>
+        <w:t>。</w:t>
+      </w:r>
+      <w:r>
+        <w:rPr>
+          <w:color w:val="EEEEEE"/>
+        </w:rPr>
+        <w:t xml:space="preserve"> </w:t>
       </w:r>
     </w:p>
     <w:p>
       <w:pPr>
-        <w:pStyle w:val="Normal"/>
         <w:numPr>
           <w:ilvl w:val="0"/>
           <w:numId w:val="1"/>
         </w:numPr>
         <w:spacing w:before="120" w:after="120"/>
-        <w:ind w:hanging="423" w:left="454" w:right="11"/>
-        <w:rPr/>
+        <w:ind w:left="454" w:right="11" w:hanging="423"/>
       </w:pPr>
       <w:r>
         <w:rPr>
@@ -2387,7 +5260,43 @@
         <w:rPr>
           <w:color w:val="EEEEEE"/>
         </w:rPr>
-        <w:t>為了防止資料庫遭破壞後無法回復，除了定期備份外，尚須進行那一項措施？ ①管制使用 ②人工記錄 ③隨時記錄變動日誌</w:t>
+        <w:t>為了防止資料庫遭破壞後無法回復，除了定期備份外，尚須進行那一項措施？</w:t>
+      </w:r>
+      <w:r>
+        <w:rPr>
+          <w:color w:val="EEEEEE"/>
+        </w:rPr>
+        <w:t xml:space="preserve"> ①</w:t>
+      </w:r>
+      <w:r>
+        <w:rPr>
+          <w:color w:val="EEEEEE"/>
+        </w:rPr>
+        <w:t>管制使用</w:t>
+      </w:r>
+      <w:r>
+        <w:rPr>
+          <w:color w:val="EEEEEE"/>
+        </w:rPr>
+        <w:t xml:space="preserve"> ②</w:t>
+      </w:r>
+      <w:r>
+        <w:rPr>
+          <w:color w:val="EEEEEE"/>
+        </w:rPr>
+        <w:t>人工記錄</w:t>
+      </w:r>
+      <w:r>
+        <w:rPr>
+          <w:color w:val="EEEEEE"/>
+        </w:rPr>
+        <w:t xml:space="preserve"> ③</w:t>
+      </w:r>
+      <w:r>
+        <w:rPr>
+          <w:color w:val="EEEEEE"/>
+        </w:rPr>
+        <w:t>隨時記錄變動日誌</w:t>
       </w:r>
       <w:r>
         <w:rPr>
@@ -2399,19 +5308,47 @@
         <w:rPr>
           <w:color w:val="EEEEEE"/>
         </w:rPr>
-        <w:t xml:space="preserve">檔 ④程式修改 。 </w:t>
+        <w:t>檔</w:t>
+      </w:r>
+      <w:r>
+        <w:rPr>
+          <w:color w:val="EEEEEE"/>
+        </w:rPr>
+        <w:t xml:space="preserve"> ④</w:t>
+      </w:r>
+      <w:r>
+        <w:rPr>
+          <w:color w:val="EEEEEE"/>
+        </w:rPr>
+        <w:t>程式修改</w:t>
+      </w:r>
+      <w:r>
+        <w:rPr>
+          <w:color w:val="EEEEEE"/>
+        </w:rPr>
+        <w:t xml:space="preserve"> </w:t>
+      </w:r>
+      <w:r>
+        <w:rPr>
+          <w:color w:val="EEEEEE"/>
+        </w:rPr>
+        <w:t>。</w:t>
+      </w:r>
+      <w:r>
+        <w:rPr>
+          <w:color w:val="EEEEEE"/>
+        </w:rPr>
+        <w:t xml:space="preserve"> </w:t>
       </w:r>
     </w:p>
     <w:p>
       <w:pPr>
-        <w:pStyle w:val="Normal"/>
         <w:numPr>
           <w:ilvl w:val="0"/>
           <w:numId w:val="1"/>
         </w:numPr>
         <w:spacing w:before="120" w:after="120"/>
-        <w:ind w:hanging="423" w:left="454" w:right="11"/>
-        <w:rPr/>
+        <w:ind w:left="454" w:right="11" w:hanging="423"/>
       </w:pPr>
       <w:r>
         <w:rPr>
@@ -2430,19 +5367,77 @@
         <w:rPr>
           <w:color w:val="EEEEEE"/>
         </w:rPr>
-        <w:t>關於維護資料安全之敘述何者最不妥當？ ①為避免增加管理人員的困擾，系統密碼一旦設定便不宜任意變更 ②系統資料必須定時予以備份 ③備份資料應與系統設備及應用系統分開放置 ④應用系統必須設置專責人員，並設置使用日誌詳細記錄使用情形 。</w:t>
+        <w:t>關於維護資料安全之敘述何者最不妥當？</w:t>
+      </w:r>
+      <w:r>
+        <w:rPr>
+          <w:color w:val="EEEEEE"/>
+        </w:rPr>
+        <w:t xml:space="preserve"> ①</w:t>
+      </w:r>
+      <w:r>
+        <w:rPr>
+          <w:color w:val="EEEEEE"/>
+        </w:rPr>
+        <w:t>為避免增加管理人員的困擾，系統密碼一旦設定便不宜任意變更</w:t>
+      </w:r>
+      <w:r>
+        <w:rPr>
+          <w:color w:val="EEEEEE"/>
+        </w:rPr>
+        <w:t xml:space="preserve"> ②</w:t>
+      </w:r>
+      <w:r>
+        <w:rPr>
+          <w:color w:val="EEEEEE"/>
+        </w:rPr>
+        <w:t>系統資料必須定時予以備份</w:t>
+      </w:r>
+      <w:r>
+        <w:rPr>
+          <w:color w:val="EEEEEE"/>
+        </w:rPr>
+        <w:t xml:space="preserve"> ③</w:t>
+      </w:r>
+      <w:r>
+        <w:rPr>
+          <w:color w:val="EEEEEE"/>
+        </w:rPr>
+        <w:t>備份資料應與系統設備及應用系統分開放置</w:t>
+      </w:r>
+      <w:r>
+        <w:rPr>
+          <w:color w:val="EEEEEE"/>
+        </w:rPr>
+        <w:t xml:space="preserve"> ④</w:t>
+      </w:r>
+      <w:r>
+        <w:rPr>
+          <w:color w:val="EEEEEE"/>
+        </w:rPr>
+        <w:t>應用系統必須設置專責人員，並設置使用日誌詳細記錄使用情形</w:t>
+      </w:r>
+      <w:r>
+        <w:rPr>
+          <w:color w:val="EEEEEE"/>
+        </w:rPr>
+        <w:t xml:space="preserve"> </w:t>
+      </w:r>
+      <w:r>
+        <w:rPr>
+          <w:color w:val="EEEEEE"/>
+        </w:rPr>
+        <w:t>。</w:t>
       </w:r>
     </w:p>
     <w:p>
       <w:pPr>
-        <w:pStyle w:val="Normal"/>
         <w:numPr>
           <w:ilvl w:val="0"/>
           <w:numId w:val="1"/>
         </w:numPr>
         <w:spacing w:before="120" w:after="120"/>
-        <w:ind w:hanging="423" w:left="454" w:right="11"/>
-        <w:rPr/>
+        <w:ind w:left="454" w:right="11" w:hanging="423"/>
       </w:pPr>
       <w:r>
         <w:rPr>
@@ -2461,19 +5456,83 @@
         <w:rPr>
           <w:color w:val="EEEEEE"/>
         </w:rPr>
-        <w:t xml:space="preserve">為了讓郵件在傳送過程中不被駭客破壞，可以藉由電子郵件那一項功能來達成？ ①壓縮 ②反駭客 ③密件副本 ④加密 。 </w:t>
+        <w:t>為了讓郵件在傳送過程中不被駭客破壞，可以藉由電子郵件那一項功能來達成？</w:t>
+      </w:r>
+      <w:r>
+        <w:rPr>
+          <w:color w:val="EEEEEE"/>
+        </w:rPr>
+        <w:t xml:space="preserve"> ①</w:t>
+      </w:r>
+      <w:r>
+        <w:rPr>
+          <w:color w:val="EEEEEE"/>
+        </w:rPr>
+        <w:t>壓縮</w:t>
+      </w:r>
+      <w:r>
+        <w:rPr>
+          <w:color w:val="EEEEEE"/>
+        </w:rPr>
+        <w:t xml:space="preserve"> ②</w:t>
+      </w:r>
+      <w:r>
+        <w:rPr>
+          <w:color w:val="EEEEEE"/>
+        </w:rPr>
+        <w:t>反駭客</w:t>
+      </w:r>
+      <w:r>
+        <w:rPr>
+          <w:color w:val="EEEEEE"/>
+        </w:rPr>
+        <w:t xml:space="preserve"> ③</w:t>
+      </w:r>
+      <w:r>
+        <w:rPr>
+          <w:color w:val="EEEEEE"/>
+        </w:rPr>
+        <w:t>密件副本</w:t>
+      </w:r>
+      <w:r>
+        <w:rPr>
+          <w:color w:val="EEEEEE"/>
+        </w:rPr>
+        <w:t xml:space="preserve"> ④</w:t>
+      </w:r>
+      <w:r>
+        <w:rPr>
+          <w:color w:val="EEEEEE"/>
+        </w:rPr>
+        <w:t>加密</w:t>
+      </w:r>
+      <w:r>
+        <w:rPr>
+          <w:color w:val="EEEEEE"/>
+        </w:rPr>
+        <w:t xml:space="preserve"> </w:t>
+      </w:r>
+      <w:r>
+        <w:rPr>
+          <w:color w:val="EEEEEE"/>
+        </w:rPr>
+        <w:t>。</w:t>
+      </w:r>
+      <w:r>
+        <w:rPr>
+          <w:color w:val="EEEEEE"/>
+        </w:rPr>
+        <w:t xml:space="preserve"> </w:t>
       </w:r>
     </w:p>
     <w:p>
       <w:pPr>
-        <w:pStyle w:val="Normal"/>
         <w:numPr>
           <w:ilvl w:val="0"/>
           <w:numId w:val="1"/>
         </w:numPr>
-        <w:spacing w:lineRule="auto" w:line="266" w:before="120" w:after="120"/>
-        <w:ind w:hanging="423" w:left="454" w:right="11"/>
-        <w:rPr/>
+        <w:spacing w:before="120" w:after="120" w:line="266" w:lineRule="auto"/>
+        <w:ind w:left="454" w:right="11" w:hanging="423"/>
       </w:pPr>
       <w:r>
         <w:rPr>
@@ -2492,19 +5551,83 @@
         <w:rPr>
           <w:color w:val="EEEEEE"/>
         </w:rPr>
-        <w:t xml:space="preserve">訂定災害防治標準作業程序及重要資料的備份，是屬何種時期所作的工作？ ①過渡時期 ②災變前 ③災害發生時 ④災變復原時期 。 </w:t>
+        <w:t>訂定災害防治標準作業程序及重要資料的備份，是屬何種時期所作的工作？</w:t>
+      </w:r>
+      <w:r>
+        <w:rPr>
+          <w:color w:val="EEEEEE"/>
+        </w:rPr>
+        <w:t xml:space="preserve"> ①</w:t>
+      </w:r>
+      <w:r>
+        <w:rPr>
+          <w:color w:val="EEEEEE"/>
+        </w:rPr>
+        <w:t>過渡時期</w:t>
+      </w:r>
+      <w:r>
+        <w:rPr>
+          <w:color w:val="EEEEEE"/>
+        </w:rPr>
+        <w:t xml:space="preserve"> ②</w:t>
+      </w:r>
+      <w:r>
+        <w:rPr>
+          <w:color w:val="EEEEEE"/>
+        </w:rPr>
+        <w:t>災變前</w:t>
+      </w:r>
+      <w:r>
+        <w:rPr>
+          <w:color w:val="EEEEEE"/>
+        </w:rPr>
+        <w:t xml:space="preserve"> ③</w:t>
+      </w:r>
+      <w:r>
+        <w:rPr>
+          <w:color w:val="EEEEEE"/>
+        </w:rPr>
+        <w:t>災害發生時</w:t>
+      </w:r>
+      <w:r>
+        <w:rPr>
+          <w:color w:val="EEEEEE"/>
+        </w:rPr>
+        <w:t xml:space="preserve"> ④</w:t>
+      </w:r>
+      <w:r>
+        <w:rPr>
+          <w:color w:val="EEEEEE"/>
+        </w:rPr>
+        <w:t>災變復原時期</w:t>
+      </w:r>
+      <w:r>
+        <w:rPr>
+          <w:color w:val="EEEEEE"/>
+        </w:rPr>
+        <w:t xml:space="preserve"> </w:t>
+      </w:r>
+      <w:r>
+        <w:rPr>
+          <w:color w:val="EEEEEE"/>
+        </w:rPr>
+        <w:t>。</w:t>
+      </w:r>
+      <w:r>
+        <w:rPr>
+          <w:color w:val="EEEEEE"/>
+        </w:rPr>
+        <w:t xml:space="preserve"> </w:t>
       </w:r>
     </w:p>
     <w:p>
       <w:pPr>
-        <w:pStyle w:val="Normal"/>
         <w:numPr>
           <w:ilvl w:val="0"/>
           <w:numId w:val="1"/>
         </w:numPr>
         <w:spacing w:before="120" w:after="120"/>
-        <w:ind w:hanging="423" w:left="454" w:right="11"/>
-        <w:rPr/>
+        <w:ind w:left="454" w:right="11" w:hanging="423"/>
       </w:pPr>
       <w:r>
         <w:rPr>
@@ -2523,19 +5646,83 @@
         <w:rPr>
           <w:color w:val="EEEEEE"/>
         </w:rPr>
-        <w:t xml:space="preserve">資料庫中重要資料欄的更新作業，為保留其過程的相關資料，以供核驗防範不法行為，可以利用何種檔案？ ①密碼檔 ②關聯檔 ③組態檔 ④日誌檔 。 </w:t>
+        <w:t>資料庫中重要資料欄的更新作業，為保留其過程的相關資料，以供核驗防範不法行為，可以利用何種檔案？</w:t>
+      </w:r>
+      <w:r>
+        <w:rPr>
+          <w:color w:val="EEEEEE"/>
+        </w:rPr>
+        <w:t xml:space="preserve"> ①</w:t>
+      </w:r>
+      <w:r>
+        <w:rPr>
+          <w:color w:val="EEEEEE"/>
+        </w:rPr>
+        <w:t>密碼檔</w:t>
+      </w:r>
+      <w:r>
+        <w:rPr>
+          <w:color w:val="EEEEEE"/>
+        </w:rPr>
+        <w:t xml:space="preserve"> ②</w:t>
+      </w:r>
+      <w:r>
+        <w:rPr>
+          <w:color w:val="EEEEEE"/>
+        </w:rPr>
+        <w:t>關聯檔</w:t>
+      </w:r>
+      <w:r>
+        <w:rPr>
+          <w:color w:val="EEEEEE"/>
+        </w:rPr>
+        <w:t xml:space="preserve"> ③</w:t>
+      </w:r>
+      <w:r>
+        <w:rPr>
+          <w:color w:val="EEEEEE"/>
+        </w:rPr>
+        <w:t>組態檔</w:t>
+      </w:r>
+      <w:r>
+        <w:rPr>
+          <w:color w:val="EEEEEE"/>
+        </w:rPr>
+        <w:t xml:space="preserve"> ④</w:t>
+      </w:r>
+      <w:r>
+        <w:rPr>
+          <w:color w:val="EEEEEE"/>
+        </w:rPr>
+        <w:t>日誌檔</w:t>
+      </w:r>
+      <w:r>
+        <w:rPr>
+          <w:color w:val="EEEEEE"/>
+        </w:rPr>
+        <w:t xml:space="preserve"> </w:t>
+      </w:r>
+      <w:r>
+        <w:rPr>
+          <w:color w:val="EEEEEE"/>
+        </w:rPr>
+        <w:t>。</w:t>
+      </w:r>
+      <w:r>
+        <w:rPr>
+          <w:color w:val="EEEEEE"/>
+        </w:rPr>
+        <w:t xml:space="preserve"> </w:t>
       </w:r>
     </w:p>
     <w:p>
       <w:pPr>
-        <w:pStyle w:val="Normal"/>
         <w:numPr>
           <w:ilvl w:val="0"/>
           <w:numId w:val="1"/>
         </w:numPr>
         <w:spacing w:before="120" w:after="120"/>
-        <w:ind w:hanging="423" w:left="454" w:right="11"/>
-        <w:rPr/>
+        <w:ind w:left="454" w:right="11" w:hanging="423"/>
       </w:pPr>
       <w:r>
         <w:rPr>
@@ -2554,86 +5741,188 @@
         <w:rPr>
           <w:color w:val="EEEEEE"/>
         </w:rPr>
-        <w:t xml:space="preserve">那一個不屬於資訊安全的威脅？ ①人為疏失 ②天災 ③機件故障 ④讀取資料 。 </w:t>
+        <w:t>那一個不屬於資訊安全的威脅？</w:t>
+      </w:r>
+      <w:r>
+        <w:rPr>
+          <w:color w:val="EEEEEE"/>
+        </w:rPr>
+        <w:t xml:space="preserve"> ①</w:t>
+      </w:r>
+      <w:r>
+        <w:rPr>
+          <w:color w:val="EEEEEE"/>
+        </w:rPr>
+        <w:t>人為疏失</w:t>
+      </w:r>
+      <w:r>
+        <w:rPr>
+          <w:color w:val="EEEEEE"/>
+        </w:rPr>
+        <w:t xml:space="preserve"> ②</w:t>
+      </w:r>
+      <w:r>
+        <w:rPr>
+          <w:color w:val="EEEEEE"/>
+        </w:rPr>
+        <w:t>天災</w:t>
+      </w:r>
+      <w:r>
+        <w:rPr>
+          <w:color w:val="EEEEEE"/>
+        </w:rPr>
+        <w:t xml:space="preserve"> ③</w:t>
+      </w:r>
+      <w:r>
+        <w:rPr>
+          <w:color w:val="EEEEEE"/>
+        </w:rPr>
+        <w:t>機件故障</w:t>
+      </w:r>
+      <w:r>
+        <w:rPr>
+          <w:color w:val="EEEEEE"/>
+        </w:rPr>
+        <w:t xml:space="preserve"> ④</w:t>
+      </w:r>
+      <w:r>
+        <w:rPr>
+          <w:color w:val="EEEEEE"/>
+        </w:rPr>
+        <w:t>讀取資料</w:t>
+      </w:r>
+      <w:r>
+        <w:rPr>
+          <w:color w:val="EEEEEE"/>
+        </w:rPr>
+        <w:t xml:space="preserve"> </w:t>
+      </w:r>
+      <w:r>
+        <w:rPr>
+          <w:color w:val="EEEEEE"/>
+        </w:rPr>
+        <w:t>。</w:t>
+      </w:r>
+      <w:r>
+        <w:rPr>
+          <w:color w:val="EEEEEE"/>
+        </w:rPr>
+        <w:t xml:space="preserve"> </w:t>
       </w:r>
     </w:p>
     <w:p>
       <w:pPr>
-        <w:pStyle w:val="Normal"/>
         <w:numPr>
           <w:ilvl w:val="0"/>
           <w:numId w:val="1"/>
         </w:numPr>
         <w:spacing w:before="120" w:after="120"/>
-        <w:ind w:hanging="423" w:left="454" w:right="11"/>
-        <w:rPr/>
+        <w:ind w:left="454" w:right="11" w:hanging="423"/>
+        <w:rPr>
+          <w:color w:val="D0CECE" w:themeColor="background2" w:themeShade="E6"/>
+        </w:rPr>
       </w:pPr>
       <w:r>
         <w:rPr>
           <w:b/>
-          <w:color w:val="EEEEEE"/>
-        </w:rPr>
+          <w:color w:val="D0CECE" w:themeColor="background2" w:themeShade="E6"/>
+        </w:rPr>
+        <w:lastRenderedPageBreak/>
         <w:t>(3)</w:t>
       </w:r>
       <w:r>
-        <w:rPr/>
-        <w:t xml:space="preserve"> </w:t>
-      </w:r>
-      <w:r>
-        <w:rPr/>
+        <w:rPr>
+          <w:color w:val="D0CECE" w:themeColor="background2" w:themeShade="E6"/>
+        </w:rPr>
+        <w:t xml:space="preserve"> </w:t>
+      </w:r>
+      <w:r>
+        <w:rPr>
+          <w:color w:val="D0CECE" w:themeColor="background2" w:themeShade="E6"/>
+        </w:rPr>
         <w:t>密碼術</w:t>
       </w:r>
       <w:r>
-        <w:rPr/>
+        <w:rPr>
+          <w:color w:val="D0CECE" w:themeColor="background2" w:themeShade="E6"/>
+        </w:rPr>
         <w:t>(Cryptography)</w:t>
       </w:r>
       <w:r>
-        <w:rPr/>
+        <w:rPr>
+          <w:color w:val="D0CECE" w:themeColor="background2" w:themeShade="E6"/>
+        </w:rPr>
         <w:t>中，替代</w:t>
       </w:r>
       <w:r>
-        <w:rPr/>
+        <w:rPr>
+          <w:color w:val="D0CECE" w:themeColor="background2" w:themeShade="E6"/>
+        </w:rPr>
         <w:t>(Substitution)</w:t>
       </w:r>
       <w:r>
-        <w:rPr/>
+        <w:rPr>
+          <w:color w:val="D0CECE" w:themeColor="background2" w:themeShade="E6"/>
+        </w:rPr>
         <w:t>是基本的加密</w:t>
       </w:r>
       <w:r>
-        <w:rPr/>
+        <w:rPr>
+          <w:color w:val="D0CECE" w:themeColor="background2" w:themeShade="E6"/>
+        </w:rPr>
         <w:t xml:space="preserve">(Encryption) </w:t>
       </w:r>
       <w:r>
-        <w:rPr/>
-        <w:t xml:space="preserve">技術之一，若明碼形式之本文為 </w:t>
-      </w:r>
-      <w:r>
-        <w:rPr/>
-        <w:t>MADAM</w:t>
-      </w:r>
-      <w:r>
-        <w:rPr/>
-        <w:t>，何者不是替代技術加密後所產生的密文？ ①</w:t>
-      </w:r>
-      <w:r>
-        <w:rPr/>
-        <w:t xml:space="preserve">1301040113 ②NBEBN ③AMADM ④NZWZN </w:t>
-      </w:r>
-      <w:r>
-        <w:rPr/>
-        <w:t xml:space="preserve">。 </w:t>
+        <w:rPr>
+          <w:color w:val="D0CECE" w:themeColor="background2" w:themeShade="E6"/>
+        </w:rPr>
+        <w:t>技術之一，若明碼形式</w:t>
+      </w:r>
+      <w:r>
+        <w:rPr>
+          <w:color w:val="D0CECE" w:themeColor="background2" w:themeShade="E6"/>
+        </w:rPr>
+        <w:t>之本文為</w:t>
+      </w:r>
+      <w:r>
+        <w:rPr>
+          <w:color w:val="D0CECE" w:themeColor="background2" w:themeShade="E6"/>
+        </w:rPr>
+        <w:t xml:space="preserve"> MADAM</w:t>
+      </w:r>
+      <w:r>
+        <w:rPr>
+          <w:color w:val="D0CECE" w:themeColor="background2" w:themeShade="E6"/>
+        </w:rPr>
+        <w:t>，何者不是替代技術加密後所產生的密文？</w:t>
+      </w:r>
+      <w:r>
+        <w:rPr>
+          <w:color w:val="D0CECE" w:themeColor="background2" w:themeShade="E6"/>
+        </w:rPr>
+        <w:t xml:space="preserve"> ①1301040113 ②NBEBN ③AMADM ④NZWZN </w:t>
+      </w:r>
+      <w:r>
+        <w:rPr>
+          <w:color w:val="D0CECE" w:themeColor="background2" w:themeShade="E6"/>
+        </w:rPr>
+        <w:t>。</w:t>
+      </w:r>
+      <w:r>
+        <w:rPr>
+          <w:color w:val="D0CECE" w:themeColor="background2" w:themeShade="E6"/>
+        </w:rPr>
+        <w:t xml:space="preserve"> </w:t>
       </w:r>
     </w:p>
     <w:p>
       <w:pPr>
-        <w:pStyle w:val="Normal"/>
         <w:numPr>
           <w:ilvl w:val="0"/>
           <w:numId w:val="1"/>
         </w:numPr>
         <w:spacing w:before="120" w:after="120"/>
-        <w:ind w:hanging="423" w:left="454" w:right="11"/>
-        <w:rPr/>
+        <w:ind w:left="454" w:right="11" w:hanging="423"/>
       </w:pPr>
       <w:r>
         <w:rPr>
@@ -2652,19 +5941,83 @@
         <w:rPr>
           <w:color w:val="EEEEEE"/>
         </w:rPr>
-        <w:t xml:space="preserve">從資訊安全的角度而言，何種作法最不適當？ ①轉寄信件時將前寄件人的收件名單引入信件中 ②不在網站中任意留下自己的私密資料 ③不使用電子郵件傳遞機密文件 ④使用防毒軟體保護自己的電腦 。 </w:t>
+        <w:t>從資訊安全的角度而言，何種作法最不適當？</w:t>
+      </w:r>
+      <w:r>
+        <w:rPr>
+          <w:color w:val="EEEEEE"/>
+        </w:rPr>
+        <w:t xml:space="preserve"> ①</w:t>
+      </w:r>
+      <w:r>
+        <w:rPr>
+          <w:color w:val="EEEEEE"/>
+        </w:rPr>
+        <w:t>轉寄信件時將前寄件人的收件名單引入信件中</w:t>
+      </w:r>
+      <w:r>
+        <w:rPr>
+          <w:color w:val="EEEEEE"/>
+        </w:rPr>
+        <w:t xml:space="preserve"> ②</w:t>
+      </w:r>
+      <w:r>
+        <w:rPr>
+          <w:color w:val="EEEEEE"/>
+        </w:rPr>
+        <w:t>不在網站中任意留下自己的私密資料</w:t>
+      </w:r>
+      <w:r>
+        <w:rPr>
+          <w:color w:val="EEEEEE"/>
+        </w:rPr>
+        <w:t xml:space="preserve"> ③</w:t>
+      </w:r>
+      <w:r>
+        <w:rPr>
+          <w:color w:val="EEEEEE"/>
+        </w:rPr>
+        <w:t>不使用電子郵件傳遞機密文件</w:t>
+      </w:r>
+      <w:r>
+        <w:rPr>
+          <w:color w:val="EEEEEE"/>
+        </w:rPr>
+        <w:t xml:space="preserve"> ④</w:t>
+      </w:r>
+      <w:r>
+        <w:rPr>
+          <w:color w:val="EEEEEE"/>
+        </w:rPr>
+        <w:t>使用防毒軟體保護自己的電腦</w:t>
+      </w:r>
+      <w:r>
+        <w:rPr>
+          <w:color w:val="EEEEEE"/>
+        </w:rPr>
+        <w:t xml:space="preserve"> </w:t>
+      </w:r>
+      <w:r>
+        <w:rPr>
+          <w:color w:val="EEEEEE"/>
+        </w:rPr>
+        <w:t>。</w:t>
+      </w:r>
+      <w:r>
+        <w:rPr>
+          <w:color w:val="EEEEEE"/>
+        </w:rPr>
+        <w:t xml:space="preserve"> </w:t>
       </w:r>
     </w:p>
     <w:p>
       <w:pPr>
-        <w:pStyle w:val="Normal"/>
         <w:numPr>
           <w:ilvl w:val="0"/>
           <w:numId w:val="1"/>
         </w:numPr>
-        <w:spacing w:lineRule="auto" w:line="281" w:before="120" w:after="120"/>
-        <w:ind w:hanging="423" w:left="454" w:right="11"/>
-        <w:rPr/>
+        <w:spacing w:before="120" w:after="120" w:line="281" w:lineRule="auto"/>
+        <w:ind w:left="454" w:right="11" w:hanging="423"/>
       </w:pPr>
       <w:r>
         <w:rPr>
@@ -2683,19 +6036,83 @@
         <w:rPr>
           <w:color w:val="EEEEEE"/>
         </w:rPr>
-        <w:t xml:space="preserve">尋找第二儲存空間是資料備份的安全做法，這種做法不包括何者？ ①與專業儲存公司合作 ②使用防火保險櫃 ③儲存在同一辦公室內另一部電腦上 ④存放在另外一棟堅固之建築物上 。 </w:t>
+        <w:t>尋找第二儲存空間是資料備份的安全做法，這種做法不包括何者？</w:t>
+      </w:r>
+      <w:r>
+        <w:rPr>
+          <w:color w:val="EEEEEE"/>
+        </w:rPr>
+        <w:t xml:space="preserve"> ①</w:t>
+      </w:r>
+      <w:r>
+        <w:rPr>
+          <w:color w:val="EEEEEE"/>
+        </w:rPr>
+        <w:t>與專業儲存公司合作</w:t>
+      </w:r>
+      <w:r>
+        <w:rPr>
+          <w:color w:val="EEEEEE"/>
+        </w:rPr>
+        <w:t xml:space="preserve"> ②</w:t>
+      </w:r>
+      <w:r>
+        <w:rPr>
+          <w:color w:val="EEEEEE"/>
+        </w:rPr>
+        <w:t>使用防火保險櫃</w:t>
+      </w:r>
+      <w:r>
+        <w:rPr>
+          <w:color w:val="EEEEEE"/>
+        </w:rPr>
+        <w:t xml:space="preserve"> ③</w:t>
+      </w:r>
+      <w:r>
+        <w:rPr>
+          <w:color w:val="EEEEEE"/>
+        </w:rPr>
+        <w:t>儲存在同一辦公室內另一部電腦上</w:t>
+      </w:r>
+      <w:r>
+        <w:rPr>
+          <w:color w:val="EEEEEE"/>
+        </w:rPr>
+        <w:t xml:space="preserve"> ④</w:t>
+      </w:r>
+      <w:r>
+        <w:rPr>
+          <w:color w:val="EEEEEE"/>
+        </w:rPr>
+        <w:t>存放在另外一棟堅固之建築物上</w:t>
+      </w:r>
+      <w:r>
+        <w:rPr>
+          <w:color w:val="EEEEEE"/>
+        </w:rPr>
+        <w:t xml:space="preserve"> </w:t>
+      </w:r>
+      <w:r>
+        <w:rPr>
+          <w:color w:val="EEEEEE"/>
+        </w:rPr>
+        <w:t>。</w:t>
+      </w:r>
+      <w:r>
+        <w:rPr>
+          <w:color w:val="EEEEEE"/>
+        </w:rPr>
+        <w:t xml:space="preserve"> </w:t>
       </w:r>
     </w:p>
     <w:p>
       <w:pPr>
-        <w:pStyle w:val="Normal"/>
         <w:numPr>
           <w:ilvl w:val="0"/>
           <w:numId w:val="1"/>
         </w:numPr>
         <w:spacing w:before="120" w:after="120"/>
-        <w:ind w:hanging="423" w:left="454" w:right="11"/>
-        <w:rPr/>
+        <w:ind w:left="454" w:right="11" w:hanging="423"/>
       </w:pPr>
       <w:r>
         <w:rPr>
@@ -2714,19 +6131,65 @@
         <w:rPr>
           <w:color w:val="EEEEEE"/>
         </w:rPr>
-        <w:t>關於資料安全之敘述何者正確？ ①純屬技術問題，無關管理問題 ②純屬管理問題，無關技術問題 ③不但是技術問題，且是管理問題 ④既不是技術問題，也不是管理問題。</w:t>
+        <w:t>關於資料安全之敘述何者正確？</w:t>
+      </w:r>
+      <w:r>
+        <w:rPr>
+          <w:color w:val="EEEEEE"/>
+        </w:rPr>
+        <w:t xml:space="preserve"> ①</w:t>
+      </w:r>
+      <w:r>
+        <w:rPr>
+          <w:color w:val="EEEEEE"/>
+        </w:rPr>
+        <w:t>純屬技術問題，無關管理問題</w:t>
+      </w:r>
+      <w:r>
+        <w:rPr>
+          <w:color w:val="EEEEEE"/>
+        </w:rPr>
+        <w:t xml:space="preserve"> ②</w:t>
+      </w:r>
+      <w:r>
+        <w:rPr>
+          <w:color w:val="EEEEEE"/>
+        </w:rPr>
+        <w:t>純屬管理問題，無關技術問題</w:t>
+      </w:r>
+      <w:r>
+        <w:rPr>
+          <w:color w:val="EEEEEE"/>
+        </w:rPr>
+        <w:t xml:space="preserve"> ③</w:t>
+      </w:r>
+      <w:r>
+        <w:rPr>
+          <w:color w:val="EEEEEE"/>
+        </w:rPr>
+        <w:t>不但是技術問題，且是管理問題</w:t>
+      </w:r>
+      <w:r>
+        <w:rPr>
+          <w:color w:val="EEEEEE"/>
+        </w:rPr>
+        <w:t xml:space="preserve"> ④</w:t>
+      </w:r>
+      <w:r>
+        <w:rPr>
+          <w:color w:val="EEEEEE"/>
+        </w:rPr>
+        <w:t>既不是技術問題，也不是管理問題。</w:t>
       </w:r>
     </w:p>
     <w:p>
       <w:pPr>
-        <w:pStyle w:val="Normal"/>
         <w:numPr>
           <w:ilvl w:val="0"/>
           <w:numId w:val="1"/>
         </w:numPr>
         <w:spacing w:before="120" w:after="120"/>
-        <w:ind w:hanging="423" w:left="454" w:right="11"/>
-        <w:rPr/>
+        <w:ind w:left="454" w:right="11" w:hanging="423"/>
       </w:pPr>
       <w:r>
         <w:rPr>
@@ -2745,7 +6208,19 @@
         <w:rPr>
           <w:color w:val="EEEEEE"/>
         </w:rPr>
-        <w:t>資料錯誤檢核方式中，何者最不常用？ ①存取權限檢查</w:t>
+        <w:t>資料錯誤檢核方式中，何者最不常用？</w:t>
+      </w:r>
+      <w:r>
+        <w:rPr>
+          <w:color w:val="EEEEEE"/>
+        </w:rPr>
+        <w:t xml:space="preserve"> ①</w:t>
+      </w:r>
+      <w:r>
+        <w:rPr>
+          <w:color w:val="EEEEEE"/>
+        </w:rPr>
+        <w:t>存取權限檢查</w:t>
       </w:r>
       <w:r>
         <w:rPr>
@@ -2793,46 +6268,121 @@
         <w:rPr>
           <w:color w:val="EEEEEE"/>
         </w:rPr>
-        <w:t xml:space="preserve">。 </w:t>
+        <w:t>。</w:t>
+      </w:r>
+      <w:r>
+        <w:rPr>
+          <w:color w:val="EEEEEE"/>
+        </w:rPr>
+        <w:t xml:space="preserve"> </w:t>
       </w:r>
     </w:p>
     <w:p>
       <w:pPr>
-        <w:pStyle w:val="Normal"/>
         <w:numPr>
           <w:ilvl w:val="0"/>
           <w:numId w:val="1"/>
         </w:numPr>
         <w:spacing w:before="120" w:after="120"/>
-        <w:ind w:hanging="423" w:left="454" w:right="11"/>
-        <w:rPr/>
+        <w:ind w:left="454" w:right="11" w:hanging="423"/>
+        <w:rPr>
+          <w:color w:val="D0CECE" w:themeColor="background2" w:themeShade="E6"/>
+        </w:rPr>
       </w:pPr>
       <w:r>
         <w:rPr>
           <w:b/>
-          <w:color w:val="EEEEEE"/>
+          <w:color w:val="D0CECE" w:themeColor="background2" w:themeShade="E6"/>
         </w:rPr>
         <w:t>(4)</w:t>
       </w:r>
       <w:r>
-        <w:rPr/>
-        <w:t xml:space="preserve"> </w:t>
-      </w:r>
-      <w:r>
-        <w:rPr/>
-        <w:t xml:space="preserve">資訊安全中針對人為因素所做的事前預防措施，何項是不必要的？ ①門禁管制 ②技術性管制 ③內部管制 ④網路資料不開放 。 </w:t>
+        <w:rPr>
+          <w:color w:val="D0CECE" w:themeColor="background2" w:themeShade="E6"/>
+        </w:rPr>
+        <w:t xml:space="preserve"> </w:t>
+      </w:r>
+      <w:r>
+        <w:rPr>
+          <w:color w:val="D0CECE" w:themeColor="background2" w:themeShade="E6"/>
+        </w:rPr>
+        <w:t>資訊安全中針對人為因素所做的事前預防措施，何項是不必要的？</w:t>
+      </w:r>
+      <w:r>
+        <w:rPr>
+          <w:color w:val="D0CECE" w:themeColor="background2" w:themeShade="E6"/>
+        </w:rPr>
+        <w:t xml:space="preserve"> ①</w:t>
+      </w:r>
+      <w:r>
+        <w:rPr>
+          <w:color w:val="D0CECE" w:themeColor="background2" w:themeShade="E6"/>
+        </w:rPr>
+        <w:t>門禁管制</w:t>
+      </w:r>
+      <w:r>
+        <w:rPr>
+          <w:color w:val="D0CECE" w:themeColor="background2" w:themeShade="E6"/>
+        </w:rPr>
+        <w:t xml:space="preserve"> ②</w:t>
+      </w:r>
+      <w:r>
+        <w:rPr>
+          <w:color w:val="D0CECE" w:themeColor="background2" w:themeShade="E6"/>
+        </w:rPr>
+        <w:t>技術性管制</w:t>
+      </w:r>
+      <w:r>
+        <w:rPr>
+          <w:color w:val="D0CECE" w:themeColor="background2" w:themeShade="E6"/>
+        </w:rPr>
+        <w:t xml:space="preserve"> ③</w:t>
+      </w:r>
+      <w:r>
+        <w:rPr>
+          <w:color w:val="D0CECE" w:themeColor="background2" w:themeShade="E6"/>
+        </w:rPr>
+        <w:t>內部管制</w:t>
+      </w:r>
+      <w:r>
+        <w:rPr>
+          <w:color w:val="D0CECE" w:themeColor="background2" w:themeShade="E6"/>
+        </w:rPr>
+        <w:t xml:space="preserve"> ④</w:t>
+      </w:r>
+      <w:r>
+        <w:rPr>
+          <w:color w:val="D0CECE" w:themeColor="background2" w:themeShade="E6"/>
+        </w:rPr>
+        <w:t>網路資料不開放</w:t>
+      </w:r>
+      <w:r>
+        <w:rPr>
+          <w:color w:val="D0CECE" w:themeColor="background2" w:themeShade="E6"/>
+        </w:rPr>
+        <w:t xml:space="preserve"> </w:t>
+      </w:r>
+      <w:r>
+        <w:rPr>
+          <w:color w:val="D0CECE" w:themeColor="background2" w:themeShade="E6"/>
+        </w:rPr>
+        <w:t>。</w:t>
+      </w:r>
+      <w:r>
+        <w:rPr>
+          <w:color w:val="D0CECE" w:themeColor="background2" w:themeShade="E6"/>
+        </w:rPr>
+        <w:t xml:space="preserve"> </w:t>
       </w:r>
     </w:p>
     <w:p>
       <w:pPr>
-        <w:pStyle w:val="Normal"/>
         <w:numPr>
           <w:ilvl w:val="0"/>
           <w:numId w:val="1"/>
         </w:numPr>
         <w:spacing w:before="120" w:after="120"/>
-        <w:ind w:hanging="423" w:left="454" w:right="11"/>
-        <w:rPr/>
+        <w:ind w:left="454" w:right="11" w:hanging="423"/>
       </w:pPr>
       <w:r>
         <w:rPr>
@@ -2851,19 +6401,83 @@
         <w:rPr>
           <w:color w:val="EEEEEE"/>
         </w:rPr>
-        <w:t xml:space="preserve">關於資訊系統的災害，何者最嚴重？ ①資料喪失 ②主管離職 ③硬體故障 ④軟體喪失 。 </w:t>
+        <w:t>關於資訊系統的災害，何者最嚴重？</w:t>
+      </w:r>
+      <w:r>
+        <w:rPr>
+          <w:color w:val="EEEEEE"/>
+        </w:rPr>
+        <w:t xml:space="preserve"> ①</w:t>
+      </w:r>
+      <w:r>
+        <w:rPr>
+          <w:color w:val="EEEEEE"/>
+        </w:rPr>
+        <w:t>資料喪失</w:t>
+      </w:r>
+      <w:r>
+        <w:rPr>
+          <w:color w:val="EEEEEE"/>
+        </w:rPr>
+        <w:t xml:space="preserve"> ②</w:t>
+      </w:r>
+      <w:r>
+        <w:rPr>
+          <w:color w:val="EEEEEE"/>
+        </w:rPr>
+        <w:t>主管離職</w:t>
+      </w:r>
+      <w:r>
+        <w:rPr>
+          <w:color w:val="EEEEEE"/>
+        </w:rPr>
+        <w:t xml:space="preserve"> ③</w:t>
+      </w:r>
+      <w:r>
+        <w:rPr>
+          <w:color w:val="EEEEEE"/>
+        </w:rPr>
+        <w:t>硬體故障</w:t>
+      </w:r>
+      <w:r>
+        <w:rPr>
+          <w:color w:val="EEEEEE"/>
+        </w:rPr>
+        <w:t xml:space="preserve"> ④</w:t>
+      </w:r>
+      <w:r>
+        <w:rPr>
+          <w:color w:val="EEEEEE"/>
+        </w:rPr>
+        <w:t>軟體喪失</w:t>
+      </w:r>
+      <w:r>
+        <w:rPr>
+          <w:color w:val="EEEEEE"/>
+        </w:rPr>
+        <w:t xml:space="preserve"> </w:t>
+      </w:r>
+      <w:r>
+        <w:rPr>
+          <w:color w:val="EEEEEE"/>
+        </w:rPr>
+        <w:t>。</w:t>
+      </w:r>
+      <w:r>
+        <w:rPr>
+          <w:color w:val="EEEEEE"/>
+        </w:rPr>
+        <w:t xml:space="preserve"> </w:t>
       </w:r>
     </w:p>
     <w:p>
       <w:pPr>
-        <w:pStyle w:val="Normal"/>
         <w:numPr>
           <w:ilvl w:val="0"/>
           <w:numId w:val="1"/>
         </w:numPr>
-        <w:spacing w:lineRule="auto" w:line="281" w:before="120" w:after="120"/>
-        <w:ind w:hanging="423" w:left="454" w:right="11"/>
-        <w:rPr/>
+        <w:spacing w:before="120" w:after="120" w:line="281" w:lineRule="auto"/>
+        <w:ind w:left="454" w:right="11" w:hanging="423"/>
       </w:pPr>
       <w:r>
         <w:rPr>
@@ -2882,43 +6496,83 @@
         <w:rPr>
           <w:color w:val="EEEEEE"/>
         </w:rPr>
-        <w:t>電子簽章法中，所稱「加密」通常是利用那一種方式來達成？ ①</w:t>
-      </w:r>
-      <w:r>
-        <w:rPr>
-          <w:color w:val="EEEEEE"/>
-        </w:rPr>
-        <w:t xml:space="preserve">CA </w:t>
-      </w:r>
-      <w:r>
-        <w:rPr>
-          <w:color w:val="EEEEEE"/>
-        </w:rPr>
-        <w:t>憑證 ②宇宙放射法則 ③</w:t>
-      </w:r>
-      <w:r>
-        <w:rPr>
-          <w:color w:val="EEEEEE"/>
-        </w:rPr>
-        <w:t xml:space="preserve">Unicode </w:t>
-      </w:r>
-      <w:r>
-        <w:rPr>
-          <w:color w:val="EEEEEE"/>
-        </w:rPr>
-        <w:t xml:space="preserve">法 ④數學演算法，將電子文件以亂碼方式處理 。 </w:t>
+        <w:t>電子簽章法中，所稱「加密」通常是利用那一種方式來達成？</w:t>
+      </w:r>
+      <w:r>
+        <w:rPr>
+          <w:color w:val="EEEEEE"/>
+        </w:rPr>
+        <w:t xml:space="preserve"> ①CA </w:t>
+      </w:r>
+      <w:r>
+        <w:rPr>
+          <w:color w:val="EEEEEE"/>
+        </w:rPr>
+        <w:t>憑證</w:t>
+      </w:r>
+      <w:r>
+        <w:rPr>
+          <w:color w:val="EEEEEE"/>
+        </w:rPr>
+        <w:t xml:space="preserve"> ②</w:t>
+      </w:r>
+      <w:r>
+        <w:rPr>
+          <w:color w:val="EEEEEE"/>
+        </w:rPr>
+        <w:t>宇宙放射法則</w:t>
+      </w:r>
+      <w:r>
+        <w:rPr>
+          <w:color w:val="EEEEEE"/>
+        </w:rPr>
+        <w:t xml:space="preserve"> ③Unicode </w:t>
+      </w:r>
+      <w:r>
+        <w:rPr>
+          <w:color w:val="EEEEEE"/>
+        </w:rPr>
+        <w:t>法</w:t>
+      </w:r>
+      <w:r>
+        <w:rPr>
+          <w:color w:val="EEEEEE"/>
+        </w:rPr>
+        <w:t xml:space="preserve"> ④</w:t>
+      </w:r>
+      <w:r>
+        <w:rPr>
+          <w:color w:val="EEEEEE"/>
+        </w:rPr>
+        <w:t>數學演算法，將電子文件以亂碼方式處理</w:t>
+      </w:r>
+      <w:r>
+        <w:rPr>
+          <w:color w:val="EEEEEE"/>
+        </w:rPr>
+        <w:t xml:space="preserve"> </w:t>
+      </w:r>
+      <w:r>
+        <w:rPr>
+          <w:color w:val="EEEEEE"/>
+        </w:rPr>
+        <w:t>。</w:t>
+      </w:r>
+      <w:r>
+        <w:rPr>
+          <w:color w:val="EEEEEE"/>
+        </w:rPr>
+        <w:t xml:space="preserve"> </w:t>
       </w:r>
     </w:p>
     <w:p>
       <w:pPr>
-        <w:pStyle w:val="Normal"/>
         <w:numPr>
           <w:ilvl w:val="0"/>
           <w:numId w:val="1"/>
         </w:numPr>
         <w:spacing w:before="120" w:after="120"/>
-        <w:ind w:hanging="423" w:left="454" w:right="11"/>
-        <w:rPr/>
+        <w:ind w:left="454" w:right="11" w:hanging="423"/>
       </w:pPr>
       <w:r>
         <w:rPr>
@@ -2949,13 +6603,37 @@
         <w:rPr>
           <w:color w:val="EEEEEE"/>
         </w:rPr>
-        <w:t xml:space="preserve">」之敘述何者最妥當？ ①在軟體弱點被發現，但尚未有任何修補方法前所出現的對應攻擊行為 ②在午夜 </w:t>
-      </w:r>
-      <w:r>
-        <w:rPr>
-          <w:color w:val="EEEEEE"/>
-        </w:rPr>
-        <w:t xml:space="preserve">12 </w:t>
+        <w:t>」之敘述何者最妥當？</w:t>
+      </w:r>
+      <w:r>
+        <w:rPr>
+          <w:color w:val="EEEEEE"/>
+        </w:rPr>
+        <w:t xml:space="preserve"> ①</w:t>
+      </w:r>
+      <w:r>
+        <w:rPr>
+          <w:color w:val="EEEEEE"/>
+        </w:rPr>
+        <w:t>在軟體弱點被發現，但尚未有任何修補方法前所出現的對應攻擊行為</w:t>
+      </w:r>
+      <w:r>
+        <w:rPr>
+          <w:color w:val="EEEEEE"/>
+        </w:rPr>
+        <w:t xml:space="preserve"> ②</w:t>
+      </w:r>
+      <w:r>
+        <w:rPr>
+          <w:color w:val="EEEEEE"/>
+        </w:rPr>
+        <w:t>在午夜</w:t>
+      </w:r>
+      <w:r>
+        <w:rPr>
+          <w:color w:val="EEEEEE"/>
+        </w:rPr>
+        <w:t xml:space="preserve"> 12 </w:t>
       </w:r>
       <w:r>
         <w:rPr>
@@ -2985,19 +6663,47 @@
         <w:rPr>
           <w:color w:val="EEEEEE"/>
         </w:rPr>
-        <w:t xml:space="preserve">發動攻擊的一種病毒行為 ③弱點掃描與攻擊發生在同一天的一種攻擊行為 ④攻擊與修補發生在同一天的一種網路事件。 </w:t>
+        <w:t>發動攻擊的一種病毒行為</w:t>
+      </w:r>
+      <w:r>
+        <w:rPr>
+          <w:color w:val="EEEEEE"/>
+        </w:rPr>
+        <w:t xml:space="preserve"> ③</w:t>
+      </w:r>
+      <w:r>
+        <w:rPr>
+          <w:color w:val="EEEEEE"/>
+        </w:rPr>
+        <w:t>弱點掃描與攻擊發生在同一天的一種攻擊行為</w:t>
+      </w:r>
+      <w:r>
+        <w:rPr>
+          <w:color w:val="EEEEEE"/>
+        </w:rPr>
+        <w:t xml:space="preserve"> ④</w:t>
+      </w:r>
+      <w:r>
+        <w:rPr>
+          <w:color w:val="EEEEEE"/>
+        </w:rPr>
+        <w:t>攻擊與修補發生在同一天的一種網路事件。</w:t>
+      </w:r>
+      <w:r>
+        <w:rPr>
+          <w:color w:val="EEEEEE"/>
+        </w:rPr>
+        <w:t xml:space="preserve"> </w:t>
       </w:r>
     </w:p>
     <w:p>
       <w:pPr>
-        <w:pStyle w:val="Normal"/>
         <w:numPr>
           <w:ilvl w:val="0"/>
           <w:numId w:val="1"/>
         </w:numPr>
         <w:spacing w:before="120" w:after="120"/>
-        <w:ind w:hanging="423" w:left="454" w:right="11"/>
-        <w:rPr/>
+        <w:ind w:left="454" w:right="11" w:hanging="423"/>
       </w:pPr>
       <w:r>
         <w:rPr>
@@ -3007,32 +6713,59 @@
         <w:t>(2)</w:t>
       </w:r>
       <w:r>
-        <w:rPr/>
-        <w:t xml:space="preserve"> </w:t>
-      </w:r>
-      <w:r>
-        <w:rPr/>
+        <w:t xml:space="preserve"> </w:t>
+      </w:r>
+      <w:r>
         <w:t>關於安全的祕密金鑰密碼系統</w:t>
       </w:r>
       <w:r>
-        <w:rPr/>
         <w:t>(Secret Key Cryptosystems)</w:t>
       </w:r>
       <w:r>
-        <w:rPr/>
-        <w:t xml:space="preserve">，何者不是該系統提供之功能？ ①保護資訊機密 ②鑑定發方之身分 ③自動修正資訊內容 ④確保資訊完整性 。 </w:t>
+        <w:t>，何者不是該系統提供之功能？</w:t>
+      </w:r>
+      <w:r>
+        <w:t xml:space="preserve"> ①</w:t>
+      </w:r>
+      <w:r>
+        <w:t>保護資訊機密</w:t>
+      </w:r>
+      <w:r>
+        <w:t xml:space="preserve"> ②</w:t>
+      </w:r>
+      <w:r>
+        <w:t>鑑定發方之身分</w:t>
+      </w:r>
+      <w:r>
+        <w:t xml:space="preserve"> ③</w:t>
+      </w:r>
+      <w:r>
+        <w:t>自動修正資訊內容</w:t>
+      </w:r>
+      <w:r>
+        <w:t xml:space="preserve"> ④</w:t>
+      </w:r>
+      <w:r>
+        <w:t>確保資訊完整性</w:t>
+      </w:r>
+      <w:r>
+        <w:t xml:space="preserve"> </w:t>
+      </w:r>
+      <w:r>
+        <w:t>。</w:t>
+      </w:r>
+      <w:r>
+        <w:t xml:space="preserve"> </w:t>
       </w:r>
     </w:p>
     <w:p>
       <w:pPr>
-        <w:pStyle w:val="Normal"/>
         <w:numPr>
           <w:ilvl w:val="0"/>
           <w:numId w:val="1"/>
         </w:numPr>
         <w:spacing w:before="120" w:after="120"/>
-        <w:ind w:hanging="423" w:left="454" w:right="11"/>
-        <w:rPr/>
+        <w:ind w:left="454" w:right="11" w:hanging="423"/>
       </w:pPr>
       <w:r>
         <w:rPr>
@@ -3075,19 +6808,89 @@
         <w:rPr>
           <w:color w:val="EEEEEE"/>
         </w:rPr>
-        <w:t xml:space="preserve">之敘述何者最不妥當？ ①只要不開啟其中內容，就算已連接到電腦上，也是安全的 ②容易將電腦病毒、木馬程式傳回自己或其他的電腦 ③媒體容易遺失 ④儲存在其中的資料易遭竊取或竄改 。 </w:t>
+        <w:t>之敘述何者最不妥當？</w:t>
+      </w:r>
+      <w:r>
+        <w:rPr>
+          <w:color w:val="EEEEEE"/>
+        </w:rPr>
+        <w:t xml:space="preserve"> ①</w:t>
+      </w:r>
+      <w:r>
+        <w:rPr>
+          <w:color w:val="EEEEEE"/>
+        </w:rPr>
+        <w:t>只要不開啟其中內容，就算已連接到電腦上，也是安全的</w:t>
+      </w:r>
+      <w:r>
+        <w:rPr>
+          <w:color w:val="EEEEEE"/>
+        </w:rPr>
+        <w:t xml:space="preserve"> ②</w:t>
+      </w:r>
+      <w:r>
+        <w:rPr>
+          <w:color w:val="EEEEEE"/>
+        </w:rPr>
+        <w:t>容易將電腦病毒、木馬程式傳回自己或其他的電腦</w:t>
+      </w:r>
+      <w:r>
+        <w:rPr>
+          <w:color w:val="EEEEEE"/>
+        </w:rPr>
+        <w:t xml:space="preserve"> ③</w:t>
+      </w:r>
+      <w:r>
+        <w:rPr>
+          <w:color w:val="EEEEEE"/>
+        </w:rPr>
+        <w:t>媒體容易遺失</w:t>
+      </w:r>
+      <w:r>
+        <w:rPr>
+          <w:color w:val="EEEEEE"/>
+        </w:rPr>
+        <w:t xml:space="preserve"> ④</w:t>
+      </w:r>
+      <w:r>
+        <w:rPr>
+          <w:color w:val="EEEEEE"/>
+        </w:rPr>
+        <w:t>儲存在其中的資料易遭</w:t>
+      </w:r>
+      <w:r>
+        <w:rPr>
+          <w:color w:val="EEEEEE"/>
+        </w:rPr>
+        <w:t>竊取或竄改</w:t>
+      </w:r>
+      <w:r>
+        <w:rPr>
+          <w:color w:val="EEEEEE"/>
+        </w:rPr>
+        <w:t xml:space="preserve"> </w:t>
+      </w:r>
+      <w:r>
+        <w:rPr>
+          <w:color w:val="EEEEEE"/>
+        </w:rPr>
+        <w:t>。</w:t>
+      </w:r>
+      <w:r>
+        <w:rPr>
+          <w:color w:val="EEEEEE"/>
+        </w:rPr>
+        <w:t xml:space="preserve"> </w:t>
       </w:r>
     </w:p>
     <w:p>
       <w:pPr>
-        <w:pStyle w:val="Normal"/>
         <w:numPr>
           <w:ilvl w:val="0"/>
           <w:numId w:val="1"/>
         </w:numPr>
         <w:spacing w:before="120" w:after="120"/>
-        <w:ind w:hanging="423" w:left="454" w:right="11"/>
-        <w:rPr/>
+        <w:ind w:left="454" w:right="11" w:hanging="423"/>
       </w:pPr>
       <w:r>
         <w:rPr>
@@ -3096,156 +6899,352 @@
         <w:t>(34)</w:t>
       </w:r>
       <w:r>
-        <w:rPr/>
-        <w:t xml:space="preserve"> </w:t>
-      </w:r>
-      <w:r>
-        <w:rPr/>
-        <w:t xml:space="preserve">關於網路安全之敘述何者錯誤？ ①近年來駭客攻擊的主要目的經常是謀取不法利益 ②惡意軟體通常藉由網際網路散播 ③阻斷服務是一種誘騙電腦使用者透過電子郵件或網站提供個人資訊的手段 ④入侵偵測系統可以防止使用者連上含有惡意軟體的網站 。 </w:t>
+        <w:t xml:space="preserve"> </w:t>
+      </w:r>
+      <w:r>
+        <w:t>關於網路安全之敘述何者錯誤？</w:t>
+      </w:r>
+      <w:r>
+        <w:t xml:space="preserve"> ①</w:t>
+      </w:r>
+      <w:r>
+        <w:t>近年來駭客攻擊的主要目的經常是謀取不法利益</w:t>
+      </w:r>
+      <w:r>
+        <w:t xml:space="preserve"> ②</w:t>
+      </w:r>
+      <w:r>
+        <w:t>惡意軟體通常藉由網際網路散播</w:t>
+      </w:r>
+      <w:r>
+        <w:t xml:space="preserve"> ③</w:t>
+      </w:r>
+      <w:r>
+        <w:t>阻斷服務是一種誘騙電腦使用者透過電子郵件或網站提供個人資訊的手段</w:t>
+      </w:r>
+      <w:r>
+        <w:t xml:space="preserve"> ④</w:t>
+      </w:r>
+      <w:r>
+        <w:t>入侵偵測系統可以防止使用者連上含有惡意軟體的網站</w:t>
+      </w:r>
+      <w:r>
+        <w:t xml:space="preserve"> </w:t>
+      </w:r>
+      <w:r>
+        <w:t>。</w:t>
+      </w:r>
+      <w:r>
+        <w:t xml:space="preserve"> </w:t>
       </w:r>
     </w:p>
     <w:p>
       <w:pPr>
-        <w:pStyle w:val="Normal"/>
         <w:numPr>
           <w:ilvl w:val="0"/>
           <w:numId w:val="1"/>
         </w:numPr>
         <w:spacing w:before="120" w:after="120"/>
-        <w:ind w:hanging="423" w:left="454" w:right="11"/>
-        <w:rPr/>
-      </w:pPr>
-      <w:r>
-        <w:rPr>
-          <w:color w:val="EEEEEE"/>
-        </w:rPr>
-        <w:t>(134)</w:t>
-      </w:r>
-      <w:r>
-        <w:rPr>
-          <w:color w:val="EEEEEE"/>
-        </w:rPr>
-        <w:t xml:space="preserve"> </w:t>
-      </w:r>
-      <w:r>
-        <w:rPr>
-          <w:color w:val="EEEEEE"/>
-        </w:rPr>
-        <w:t xml:space="preserve">關於資訊安全之敘述何者正確？ ①經常備份檔案資料是做到資訊安全的一種方法 ②只要不收陌生人所寄送之電子郵件，即可避免感染病毒 ③ 入侵偵測系統可以偵測出來自外部危害電腦安全的威脅 ④設置連線網路之防火牆無法有效防止公司不肖員工對內部網路的侵害 。 </w:t>
+        <w:ind w:left="454" w:right="11" w:hanging="423"/>
+      </w:pPr>
+      <w:r>
+        <w:rPr>
+          <w:color w:val="EEEEEE"/>
+        </w:rPr>
+        <w:t xml:space="preserve">(134) </w:t>
+      </w:r>
+      <w:r>
+        <w:rPr>
+          <w:color w:val="EEEEEE"/>
+        </w:rPr>
+        <w:t>關於資訊安全之敘述何者正確？</w:t>
+      </w:r>
+      <w:r>
+        <w:rPr>
+          <w:color w:val="EEEEEE"/>
+        </w:rPr>
+        <w:t xml:space="preserve"> ①</w:t>
+      </w:r>
+      <w:r>
+        <w:rPr>
+          <w:color w:val="EEEEEE"/>
+        </w:rPr>
+        <w:t>經常備份檔案資料是做到資訊安全的一種方法</w:t>
+      </w:r>
+      <w:r>
+        <w:rPr>
+          <w:color w:val="EEEEEE"/>
+        </w:rPr>
+        <w:t xml:space="preserve"> ②</w:t>
+      </w:r>
+      <w:r>
+        <w:rPr>
+          <w:color w:val="EEEEEE"/>
+        </w:rPr>
+        <w:t>只要不收陌生人所寄送之電子郵件，即可避免感染病毒</w:t>
+      </w:r>
+      <w:r>
+        <w:rPr>
+          <w:color w:val="EEEEEE"/>
+        </w:rPr>
+        <w:t xml:space="preserve"> ③ </w:t>
+      </w:r>
+      <w:r>
+        <w:rPr>
+          <w:color w:val="EEEEEE"/>
+        </w:rPr>
+        <w:t>入侵偵測系統可以偵測出來自外部危害電腦安全的威脅</w:t>
+      </w:r>
+      <w:r>
+        <w:rPr>
+          <w:color w:val="EEEEEE"/>
+        </w:rPr>
+        <w:t xml:space="preserve"> ④</w:t>
+      </w:r>
+      <w:r>
+        <w:rPr>
+          <w:color w:val="EEEEEE"/>
+        </w:rPr>
+        <w:t>設置連線網路之防火牆無法有效防止公司不肖員工對內部網路的</w:t>
+      </w:r>
+      <w:r>
+        <w:rPr>
+          <w:color w:val="EEEEEE"/>
+        </w:rPr>
+        <w:t>侵害</w:t>
+      </w:r>
+      <w:r>
+        <w:rPr>
+          <w:color w:val="EEEEEE"/>
+        </w:rPr>
+        <w:t xml:space="preserve"> </w:t>
+      </w:r>
+      <w:r>
+        <w:rPr>
+          <w:color w:val="EEEEEE"/>
+        </w:rPr>
+        <w:t>。</w:t>
+      </w:r>
+      <w:r>
+        <w:rPr>
+          <w:color w:val="EEEEEE"/>
+        </w:rPr>
+        <w:t xml:space="preserve"> </w:t>
       </w:r>
     </w:p>
     <w:p>
       <w:pPr>
-        <w:pStyle w:val="Normal"/>
         <w:numPr>
           <w:ilvl w:val="0"/>
           <w:numId w:val="1"/>
         </w:numPr>
         <w:spacing w:before="120" w:after="120"/>
-        <w:ind w:hanging="423" w:left="454" w:right="11"/>
-        <w:rPr/>
-      </w:pPr>
-      <w:r>
-        <w:rPr>
-          <w:color w:val="EEEEEE"/>
-        </w:rPr>
-        <w:t>(24)</w:t>
-      </w:r>
-      <w:r>
-        <w:rPr>
-          <w:color w:val="EEEEEE"/>
-        </w:rPr>
-        <w:t xml:space="preserve"> </w:t>
-      </w:r>
-      <w:r>
-        <w:rPr>
-          <w:color w:val="EEEEEE"/>
-        </w:rPr>
-        <w:t xml:space="preserve">關於防火牆之敘述何者錯誤？ ①會將不符合安全規則的資料封包丟棄 ②無法防止電腦病毒從特定連接埠入侵電腦 ③可用硬體或軟體來完成防火牆的功能 ④可搜尋已感染病毒的電腦並掃除病毒 。 </w:t>
+        <w:ind w:left="454" w:right="11" w:hanging="423"/>
+      </w:pPr>
+      <w:r>
+        <w:rPr>
+          <w:color w:val="EEEEEE"/>
+        </w:rPr>
+        <w:lastRenderedPageBreak/>
+        <w:t xml:space="preserve">(24) </w:t>
+      </w:r>
+      <w:r>
+        <w:rPr>
+          <w:color w:val="EEEEEE"/>
+        </w:rPr>
+        <w:t>關於防火牆之敘述何者錯誤？</w:t>
+      </w:r>
+      <w:r>
+        <w:rPr>
+          <w:color w:val="EEEEEE"/>
+        </w:rPr>
+        <w:t xml:space="preserve"> ①</w:t>
+      </w:r>
+      <w:r>
+        <w:rPr>
+          <w:color w:val="EEEEEE"/>
+        </w:rPr>
+        <w:t>會將不符合安全規則的資料封包丟棄</w:t>
+      </w:r>
+      <w:r>
+        <w:rPr>
+          <w:color w:val="EEEEEE"/>
+        </w:rPr>
+        <w:t xml:space="preserve"> ②</w:t>
+      </w:r>
+      <w:r>
+        <w:rPr>
+          <w:color w:val="EEEEEE"/>
+        </w:rPr>
+        <w:t>無法防止電腦病毒從特定連接埠入侵電腦</w:t>
+      </w:r>
+      <w:r>
+        <w:rPr>
+          <w:color w:val="EEEEEE"/>
+        </w:rPr>
+        <w:t xml:space="preserve"> ③</w:t>
+      </w:r>
+      <w:r>
+        <w:rPr>
+          <w:color w:val="EEEEEE"/>
+        </w:rPr>
+        <w:t>可用硬體或軟體來完成防火牆的功能</w:t>
+      </w:r>
+      <w:r>
+        <w:rPr>
+          <w:color w:val="EEEEEE"/>
+        </w:rPr>
+        <w:t xml:space="preserve"> ④</w:t>
+      </w:r>
+      <w:r>
+        <w:rPr>
+          <w:color w:val="EEEEEE"/>
+        </w:rPr>
+        <w:t>可搜尋已感染病毒的電腦並掃除病毒</w:t>
+      </w:r>
+      <w:r>
+        <w:rPr>
+          <w:color w:val="EEEEEE"/>
+        </w:rPr>
+        <w:t xml:space="preserve"> </w:t>
+      </w:r>
+      <w:r>
+        <w:rPr>
+          <w:color w:val="EEEEEE"/>
+        </w:rPr>
+        <w:t>。</w:t>
+      </w:r>
+      <w:r>
+        <w:rPr>
+          <w:color w:val="EEEEEE"/>
+        </w:rPr>
+        <w:t xml:space="preserve"> </w:t>
       </w:r>
     </w:p>
     <w:p>
       <w:pPr>
-        <w:pStyle w:val="Normal"/>
         <w:numPr>
           <w:ilvl w:val="0"/>
           <w:numId w:val="1"/>
         </w:numPr>
         <w:spacing w:before="120" w:after="120"/>
-        <w:ind w:hanging="423" w:left="454" w:right="11"/>
-        <w:rPr/>
-      </w:pPr>
-      <w:r>
-        <w:rPr>
-          <w:color w:val="EEEEEE"/>
-        </w:rPr>
-        <w:t>(123)</w:t>
-      </w:r>
-      <w:r>
-        <w:rPr>
-          <w:color w:val="EEEEEE"/>
-        </w:rPr>
-        <w:t xml:space="preserve"> </w:t>
-      </w:r>
-      <w:r>
-        <w:rPr>
-          <w:color w:val="EEEEEE"/>
-        </w:rPr>
-        <w:t xml:space="preserve">何者是網路安全威脅？ ①個資外洩 ②駭客入侵 ③網路釣魚 ④網路團購。 </w:t>
+        <w:ind w:left="454" w:right="11" w:hanging="423"/>
+      </w:pPr>
+      <w:r>
+        <w:rPr>
+          <w:color w:val="EEEEEE"/>
+        </w:rPr>
+        <w:t xml:space="preserve">(123) </w:t>
+      </w:r>
+      <w:r>
+        <w:rPr>
+          <w:color w:val="EEEEEE"/>
+        </w:rPr>
+        <w:t>何者是網路安全威脅？</w:t>
+      </w:r>
+      <w:r>
+        <w:rPr>
+          <w:color w:val="EEEEEE"/>
+        </w:rPr>
+        <w:t xml:space="preserve"> ①</w:t>
+      </w:r>
+      <w:r>
+        <w:rPr>
+          <w:color w:val="EEEEEE"/>
+        </w:rPr>
+        <w:t>個資外洩</w:t>
+      </w:r>
+      <w:r>
+        <w:rPr>
+          <w:color w:val="EEEEEE"/>
+        </w:rPr>
+        <w:t xml:space="preserve"> ②</w:t>
+      </w:r>
+      <w:r>
+        <w:rPr>
+          <w:color w:val="EEEEEE"/>
+        </w:rPr>
+        <w:t>駭客入侵</w:t>
+      </w:r>
+      <w:r>
+        <w:rPr>
+          <w:color w:val="EEEEEE"/>
+        </w:rPr>
+        <w:t xml:space="preserve"> ③</w:t>
+      </w:r>
+      <w:r>
+        <w:rPr>
+          <w:color w:val="EEEEEE"/>
+        </w:rPr>
+        <w:t>網路釣魚</w:t>
+      </w:r>
+      <w:r>
+        <w:rPr>
+          <w:color w:val="EEEEEE"/>
+        </w:rPr>
+        <w:t xml:space="preserve"> ④</w:t>
+      </w:r>
+      <w:r>
+        <w:rPr>
+          <w:color w:val="EEEEEE"/>
+        </w:rPr>
+        <w:t>網路團購。</w:t>
+      </w:r>
+      <w:r>
+        <w:rPr>
+          <w:color w:val="EEEEEE"/>
+        </w:rPr>
+        <w:t xml:space="preserve"> </w:t>
       </w:r>
     </w:p>
     <w:p>
       <w:pPr>
-        <w:pStyle w:val="Normal"/>
         <w:numPr>
           <w:ilvl w:val="0"/>
           <w:numId w:val="1"/>
         </w:numPr>
         <w:spacing w:before="120" w:after="120"/>
-        <w:ind w:hanging="423" w:left="454" w:right="11"/>
-        <w:rPr/>
-      </w:pPr>
-      <w:r>
-        <w:rPr>
-          <w:color w:val="EEEEEE"/>
-        </w:rPr>
-        <w:t>(24)</w:t>
-      </w:r>
-      <w:r>
-        <w:rPr>
-          <w:color w:val="EEEEEE"/>
-        </w:rPr>
-        <w:t xml:space="preserve"> </w:t>
-      </w:r>
-      <w:r>
-        <w:rPr>
-          <w:color w:val="EEEEEE"/>
-        </w:rPr>
-        <w:t>何者不是防毒軟體？ ①</w:t>
-      </w:r>
-      <w:r>
-        <w:rPr>
-          <w:color w:val="EEEEEE"/>
-        </w:rPr>
-        <w:t>Avast! ②Twitter ③Kaspersky ④Partition Magic</w:t>
-      </w:r>
-      <w:r>
-        <w:rPr>
-          <w:color w:val="EEEEEE"/>
-        </w:rPr>
-        <w:t xml:space="preserve">。 </w:t>
+        <w:ind w:left="454" w:right="11" w:hanging="423"/>
+      </w:pPr>
+      <w:r>
+        <w:rPr>
+          <w:color w:val="EEEEEE"/>
+        </w:rPr>
+        <w:t xml:space="preserve">(24) </w:t>
+      </w:r>
+      <w:r>
+        <w:rPr>
+          <w:color w:val="EEEEEE"/>
+        </w:rPr>
+        <w:t>何者不是防毒軟體？</w:t>
+      </w:r>
+      <w:r>
+        <w:rPr>
+          <w:color w:val="EEEEEE"/>
+        </w:rPr>
+        <w:t xml:space="preserve"> ①Avast! ②Twitter ③Kaspersky ④Partition Magic</w:t>
+      </w:r>
+      <w:r>
+        <w:rPr>
+          <w:color w:val="EEEEEE"/>
+        </w:rPr>
+        <w:t>。</w:t>
+      </w:r>
+      <w:r>
+        <w:rPr>
+          <w:color w:val="EEEEEE"/>
+        </w:rPr>
+        <w:t xml:space="preserve"> </w:t>
       </w:r>
     </w:p>
     <w:p>
       <w:pPr>
-        <w:pStyle w:val="Normal"/>
         <w:numPr>
           <w:ilvl w:val="0"/>
           <w:numId w:val="1"/>
         </w:numPr>
         <w:spacing w:before="120" w:after="120"/>
-        <w:ind w:hanging="423" w:left="454" w:right="11"/>
-        <w:rPr/>
+        <w:ind w:left="454" w:right="11" w:hanging="423"/>
       </w:pPr>
       <w:r>
         <w:rPr>
@@ -3254,125 +7253,179 @@
         <w:t>(1234)</w:t>
       </w:r>
       <w:r>
-        <w:rPr/>
-        <w:t xml:space="preserve"> </w:t>
-      </w:r>
-      <w:r>
-        <w:rPr/>
-        <w:t>何者是選用軟體防火牆應考慮的重點？ ①主機作業系統 ②應用系統的可能衝突 ③穩定度 ④防火牆的效能 。</w:t>
-      </w:r>
+        <w:t xml:space="preserve"> </w:t>
+      </w:r>
+      <w:r>
+        <w:t>何者是選用軟體防火牆應考慮的重點？</w:t>
+      </w:r>
+      <w:r>
+        <w:t xml:space="preserve"> ①</w:t>
+      </w:r>
+      <w:r>
+        <w:t>主機作業系統</w:t>
+      </w:r>
+      <w:r>
+        <w:t xml:space="preserve"> ②</w:t>
+      </w:r>
+      <w:r>
+        <w:t>應用系統的可能衝突</w:t>
+      </w:r>
+      <w:r>
+        <w:t xml:space="preserve"> ③</w:t>
+      </w:r>
+      <w:r>
+        <w:t>穩定度</w:t>
+      </w:r>
+      <w:r>
+        <w:t xml:space="preserve"> </w:t>
+      </w:r>
+      <w:r>
+        <w:t>④</w:t>
+      </w:r>
+      <w:r>
+        <w:t>防火牆的效能</w:t>
+      </w:r>
+      <w:r>
+        <w:t xml:space="preserve"> </w:t>
+      </w:r>
+      <w:r>
+        <w:t>。</w:t>
+      </w:r>
+      <w:bookmarkStart w:id="0" w:name="_GoBack"/>
+      <w:bookmarkEnd w:id="0"/>
     </w:p>
     <w:sectPr>
-      <w:headerReference w:type="even" r:id="rId2"/>
-      <w:headerReference w:type="default" r:id="rId3"/>
-      <w:headerReference w:type="first" r:id="rId4"/>
-      <w:footerReference w:type="even" r:id="rId5"/>
-      <w:footerReference w:type="default" r:id="rId6"/>
-      <w:footerReference w:type="first" r:id="rId7"/>
-      <w:type w:val="nextPage"/>
+      <w:headerReference w:type="even" r:id="rId8"/>
+      <w:headerReference w:type="default" r:id="rId9"/>
+      <w:footerReference w:type="even" r:id="rId10"/>
+      <w:footerReference w:type="default" r:id="rId11"/>
+      <w:headerReference w:type="first" r:id="rId12"/>
+      <w:footerReference w:type="first" r:id="rId13"/>
       <w:pgSz w:w="11906" w:h="16838"/>
-      <w:pgMar w:left="1198" w:right="1094" w:gutter="0" w:header="720" w:top="906" w:footer="274" w:bottom="953"/>
-      <w:pgNumType w:fmt="decimal"/>
-      <w:formProt w:val="false"/>
+      <w:pgMar w:top="906" w:right="1094" w:bottom="953" w:left="1198" w:header="720" w:footer="274" w:gutter="0"/>
+      <w:cols w:space="720"/>
+      <w:formProt w:val="0"/>
       <w:titlePg/>
-      <w:textDirection w:val="lrTb"/>
-      <w:docGrid w:type="default" w:linePitch="100" w:charSpace="0"/>
+      <w:docGrid w:linePitch="100"/>
     </w:sectPr>
   </w:body>
 </w:document>
 </file>
 
+<file path=word/endnotes.xml><?xml version="1.0" encoding="utf-8"?>
+<w:endnotes xmlns:wpc="http://schemas.microsoft.com/office/word/2010/wordprocessingCanvas" xmlns:cx="http://schemas.microsoft.com/office/drawing/2014/chartex" xmlns:mc="http://schemas.openxmlformats.org/markup-compatibility/2006" xmlns:o="urn:schemas-microsoft-com:office:office" xmlns:r="http://schemas.openxmlformats.org/officeDocument/2006/relationships" xmlns:m="http://schemas.openxmlformats.org/officeDocument/2006/math" xmlns:v="urn:schemas-microsoft-com:vml" xmlns:wp14="http://schemas.microsoft.com/office/word/2010/wordprocessingDrawing" xmlns:wp="http://schemas.openxmlformats.org/drawingml/2006/wordprocessingDrawing" xmlns:w10="urn:schemas-microsoft-com:office:word" xmlns:w="http://schemas.openxmlformats.org/wordprocessingml/2006/main" xmlns:w14="http://schemas.microsoft.com/office/word/2010/wordml" xmlns:w15="http://schemas.microsoft.com/office/word/2012/wordml" xmlns:w16se="http://schemas.microsoft.com/office/word/2015/wordml/symex" xmlns:wpg="http://schemas.microsoft.com/office/word/2010/wordprocessingGroup" xmlns:wpi="http://schemas.microsoft.com/office/word/2010/wordprocessingInk" xmlns:wne="http://schemas.microsoft.com/office/word/2006/wordml" xmlns:wps="http://schemas.microsoft.com/office/word/2010/wordprocessingShape" mc:Ignorable="w14 w15 w16se wp14">
+  <w:endnote w:type="separator" w:id="-1">
+    <w:p>
+      <w:pPr>
+        <w:spacing w:after="0" w:line="240" w:lineRule="auto"/>
+      </w:pPr>
+      <w:r>
+        <w:separator/>
+      </w:r>
+    </w:p>
+  </w:endnote>
+  <w:endnote w:type="continuationSeparator" w:id="0">
+    <w:p>
+      <w:pPr>
+        <w:spacing w:after="0" w:line="240" w:lineRule="auto"/>
+      </w:pPr>
+      <w:r>
+        <w:continuationSeparator/>
+      </w:r>
+    </w:p>
+  </w:endnote>
+</w:endnotes>
+</file>
+
 <file path=word/footer1.xml><?xml version="1.0" encoding="utf-8"?>
-<w:ftr xmlns:o="urn:schemas-microsoft-com:office:office" xmlns:r="http://schemas.openxmlformats.org/officeDocument/2006/relationships" xmlns:v="urn:schemas-microsoft-com:vml" xmlns:w="http://schemas.openxmlformats.org/wordprocessingml/2006/main" xmlns:w10="urn:schemas-microsoft-com:office:word" xmlns:wp="http://schemas.openxmlformats.org/drawingml/2006/wordprocessingDrawing" xmlns:pic="http://schemas.openxmlformats.org/drawingml/2006/picture" xmlns:wps="http://schemas.microsoft.com/office/word/2010/wordprocessingShape" xmlns:wpg="http://schemas.microsoft.com/office/word/2010/wordprocessingGroup" xmlns:mc="http://schemas.openxmlformats.org/markup-compatibility/2006" xmlns:wp14="http://schemas.microsoft.com/office/word/2010/wordprocessingDrawing" xmlns:w14="http://schemas.microsoft.com/office/word/2010/wordml" xmlns:w15="http://schemas.microsoft.com/office/word/2012/wordml" mc:Ignorable="w14 wp14 w15">
+<w:ftr xmlns:wpc="http://schemas.microsoft.com/office/word/2010/wordprocessingCanvas" xmlns:cx="http://schemas.microsoft.com/office/drawing/2014/chartex" xmlns:mc="http://schemas.openxmlformats.org/markup-compatibility/2006" xmlns:o="urn:schemas-microsoft-com:office:office" xmlns:r="http://schemas.openxmlformats.org/officeDocument/2006/relationships" xmlns:m="http://schemas.openxmlformats.org/officeDocument/2006/math" xmlns:v="urn:schemas-microsoft-com:vml" xmlns:wp14="http://schemas.microsoft.com/office/word/2010/wordprocessingDrawing" xmlns:wp="http://schemas.openxmlformats.org/drawingml/2006/wordprocessingDrawing" xmlns:w10="urn:schemas-microsoft-com:office:word" xmlns:w="http://schemas.openxmlformats.org/wordprocessingml/2006/main" xmlns:w14="http://schemas.microsoft.com/office/word/2010/wordml" xmlns:w15="http://schemas.microsoft.com/office/word/2012/wordml" xmlns:w16se="http://schemas.microsoft.com/office/word/2015/wordml/symex" xmlns:wpg="http://schemas.microsoft.com/office/word/2010/wordprocessingGroup" xmlns:wpi="http://schemas.microsoft.com/office/word/2010/wordprocessingInk" xmlns:wne="http://schemas.microsoft.com/office/word/2006/wordml" xmlns:wps="http://schemas.microsoft.com/office/word/2010/wordprocessingShape" mc:Ignorable="w14 w15 w16se wp14">
   <w:p>
     <w:pPr>
-      <w:pStyle w:val="Normal"/>
-      <w:spacing w:lineRule="auto" w:line="259" w:before="0" w:after="0"/>
-      <w:ind w:hanging="0" w:left="37" w:right="0"/>
+      <w:spacing w:after="0" w:line="259" w:lineRule="auto"/>
+      <w:ind w:left="37" w:right="0" w:firstLine="0"/>
       <w:jc w:val="center"/>
-      <w:rPr/>
     </w:pPr>
     <w:r>
       <w:rPr>
-        <w:rFonts w:eastAsia="Arial" w:cs="Arial" w:ascii="Arial" w:hAnsi="Arial"/>
+        <w:rFonts w:ascii="Arial" w:eastAsia="Arial" w:hAnsi="Arial" w:cs="Arial"/>
         <w:sz w:val="22"/>
       </w:rPr>
       <w:t xml:space="preserve">Page </w:t>
     </w:r>
     <w:r>
       <w:rPr>
-        <w:rFonts w:eastAsia="Arial" w:cs="Arial" w:ascii="Arial" w:hAnsi="Arial"/>
+        <w:rFonts w:ascii="Arial" w:eastAsia="Arial" w:hAnsi="Arial" w:cs="Arial"/>
         <w:sz w:val="22"/>
       </w:rPr>
       <w:fldChar w:fldCharType="begin"/>
     </w:r>
     <w:r>
       <w:rPr>
+        <w:rFonts w:ascii="Arial" w:eastAsia="Arial" w:hAnsi="Arial" w:cs="Arial"/>
         <w:sz w:val="22"/>
-        <w:rFonts w:eastAsia="Arial" w:cs="Arial" w:ascii="Arial" w:hAnsi="Arial"/>
       </w:rPr>
       <w:instrText xml:space="preserve"> PAGE </w:instrText>
     </w:r>
     <w:r>
       <w:rPr>
+        <w:rFonts w:ascii="Arial" w:eastAsia="Arial" w:hAnsi="Arial" w:cs="Arial"/>
         <w:sz w:val="22"/>
-        <w:rFonts w:eastAsia="Arial" w:cs="Arial" w:ascii="Arial" w:hAnsi="Arial"/>
       </w:rPr>
       <w:fldChar w:fldCharType="separate"/>
     </w:r>
     <w:r>
       <w:rPr>
+        <w:rFonts w:ascii="Arial" w:eastAsia="Arial" w:hAnsi="Arial" w:cs="Arial"/>
         <w:sz w:val="22"/>
-        <w:rFonts w:eastAsia="Arial" w:cs="Arial" w:ascii="Arial" w:hAnsi="Arial"/>
       </w:rPr>
       <w:t>0</w:t>
     </w:r>
     <w:r>
       <w:rPr>
+        <w:rFonts w:ascii="Arial" w:eastAsia="Arial" w:hAnsi="Arial" w:cs="Arial"/>
         <w:sz w:val="22"/>
-        <w:rFonts w:eastAsia="Arial" w:cs="Arial" w:ascii="Arial" w:hAnsi="Arial"/>
       </w:rPr>
       <w:fldChar w:fldCharType="end"/>
     </w:r>
     <w:r>
       <w:rPr>
-        <w:rFonts w:eastAsia="Arial" w:cs="Arial" w:ascii="Arial" w:hAnsi="Arial"/>
+        <w:rFonts w:ascii="Arial" w:eastAsia="Arial" w:hAnsi="Arial" w:cs="Arial"/>
         <w:sz w:val="22"/>
       </w:rPr>
       <w:t xml:space="preserve"> of </w:t>
     </w:r>
     <w:r>
       <w:rPr>
-        <w:rFonts w:eastAsia="Arial" w:cs="Arial" w:ascii="Arial" w:hAnsi="Arial"/>
+        <w:rFonts w:ascii="Arial" w:eastAsia="Arial" w:hAnsi="Arial" w:cs="Arial"/>
         <w:sz w:val="22"/>
       </w:rPr>
       <w:fldChar w:fldCharType="begin"/>
     </w:r>
     <w:r>
       <w:rPr>
+        <w:rFonts w:ascii="Arial" w:eastAsia="Arial" w:hAnsi="Arial" w:cs="Arial"/>
         <w:sz w:val="22"/>
-        <w:rFonts w:eastAsia="Arial" w:cs="Arial" w:ascii="Arial" w:hAnsi="Arial"/>
       </w:rPr>
       <w:instrText xml:space="preserve"> NUMPAGES </w:instrText>
     </w:r>
     <w:r>
       <w:rPr>
+        <w:rFonts w:ascii="Arial" w:eastAsia="Arial" w:hAnsi="Arial" w:cs="Arial"/>
         <w:sz w:val="22"/>
-        <w:rFonts w:eastAsia="Arial" w:cs="Arial" w:ascii="Arial" w:hAnsi="Arial"/>
       </w:rPr>
       <w:fldChar w:fldCharType="separate"/>
     </w:r>
     <w:r>
       <w:rPr>
+        <w:rFonts w:ascii="Arial" w:eastAsia="Arial" w:hAnsi="Arial" w:cs="Arial"/>
         <w:sz w:val="22"/>
-        <w:rFonts w:eastAsia="Arial" w:cs="Arial" w:ascii="Arial" w:hAnsi="Arial"/>
       </w:rPr>
       <w:t>5</w:t>
     </w:r>
     <w:r>
       <w:rPr>
+        <w:rFonts w:ascii="Arial" w:eastAsia="Arial" w:hAnsi="Arial" w:cs="Arial"/>
         <w:sz w:val="22"/>
-        <w:rFonts w:eastAsia="Arial" w:cs="Arial" w:ascii="Arial" w:hAnsi="Arial"/>
       </w:rPr>
       <w:fldChar w:fldCharType="end"/>
     </w:r>
@@ -3381,96 +7434,96 @@
 </file>
 
 <file path=word/footer2.xml><?xml version="1.0" encoding="utf-8"?>
-<w:ftr xmlns:o="urn:schemas-microsoft-com:office:office" xmlns:r="http://schemas.openxmlformats.org/officeDocument/2006/relationships" xmlns:v="urn:schemas-microsoft-com:vml" xmlns:w="http://schemas.openxmlformats.org/wordprocessingml/2006/main" xmlns:w10="urn:schemas-microsoft-com:office:word" xmlns:wp="http://schemas.openxmlformats.org/drawingml/2006/wordprocessingDrawing" xmlns:pic="http://schemas.openxmlformats.org/drawingml/2006/picture" xmlns:wps="http://schemas.microsoft.com/office/word/2010/wordprocessingShape" xmlns:wpg="http://schemas.microsoft.com/office/word/2010/wordprocessingGroup" xmlns:mc="http://schemas.openxmlformats.org/markup-compatibility/2006" xmlns:wp14="http://schemas.microsoft.com/office/word/2010/wordprocessingDrawing" xmlns:w14="http://schemas.microsoft.com/office/word/2010/wordml" xmlns:w15="http://schemas.microsoft.com/office/word/2012/wordml" mc:Ignorable="w14 wp14 w15">
+<w:ftr xmlns:wpc="http://schemas.microsoft.com/office/word/2010/wordprocessingCanvas" xmlns:cx="http://schemas.microsoft.com/office/drawing/2014/chartex" xmlns:mc="http://schemas.openxmlformats.org/markup-compatibility/2006" xmlns:o="urn:schemas-microsoft-com:office:office" xmlns:r="http://schemas.openxmlformats.org/officeDocument/2006/relationships" xmlns:m="http://schemas.openxmlformats.org/officeDocument/2006/math" xmlns:v="urn:schemas-microsoft-com:vml" xmlns:wp14="http://schemas.microsoft.com/office/word/2010/wordprocessingDrawing" xmlns:wp="http://schemas.openxmlformats.org/drawingml/2006/wordprocessingDrawing" xmlns:w10="urn:schemas-microsoft-com:office:word" xmlns:w="http://schemas.openxmlformats.org/wordprocessingml/2006/main" xmlns:w14="http://schemas.microsoft.com/office/word/2010/wordml" xmlns:w15="http://schemas.microsoft.com/office/word/2012/wordml" xmlns:w16se="http://schemas.microsoft.com/office/word/2015/wordml/symex" xmlns:wpg="http://schemas.microsoft.com/office/word/2010/wordprocessingGroup" xmlns:wpi="http://schemas.microsoft.com/office/word/2010/wordprocessingInk" xmlns:wne="http://schemas.microsoft.com/office/word/2006/wordml" xmlns:wps="http://schemas.microsoft.com/office/word/2010/wordprocessingShape" mc:Ignorable="w14 w15 w16se wp14">
   <w:p>
     <w:pPr>
-      <w:pStyle w:val="Normal"/>
-      <w:spacing w:lineRule="auto" w:line="259" w:before="0" w:after="0"/>
-      <w:ind w:hanging="0" w:left="37" w:right="0"/>
+      <w:spacing w:after="0" w:line="259" w:lineRule="auto"/>
+      <w:ind w:left="37" w:right="0" w:firstLine="0"/>
       <w:jc w:val="center"/>
-      <w:rPr/>
     </w:pPr>
     <w:r>
       <w:rPr>
-        <w:rFonts w:eastAsia="Arial" w:cs="Arial" w:ascii="Arial" w:hAnsi="Arial"/>
+        <w:rFonts w:ascii="Arial" w:eastAsia="Arial" w:hAnsi="Arial" w:cs="Arial"/>
         <w:sz w:val="22"/>
       </w:rPr>
       <w:t xml:space="preserve">Page </w:t>
     </w:r>
     <w:r>
       <w:rPr>
-        <w:rFonts w:eastAsia="Arial" w:cs="Arial" w:ascii="Arial" w:hAnsi="Arial"/>
+        <w:rFonts w:ascii="Arial" w:eastAsia="Arial" w:hAnsi="Arial" w:cs="Arial"/>
         <w:sz w:val="22"/>
       </w:rPr>
       <w:fldChar w:fldCharType="begin"/>
     </w:r>
     <w:r>
       <w:rPr>
+        <w:rFonts w:ascii="Arial" w:eastAsia="Arial" w:hAnsi="Arial" w:cs="Arial"/>
         <w:sz w:val="22"/>
-        <w:rFonts w:eastAsia="Arial" w:cs="Arial" w:ascii="Arial" w:hAnsi="Arial"/>
       </w:rPr>
       <w:instrText xml:space="preserve"> PAGE </w:instrText>
     </w:r>
     <w:r>
       <w:rPr>
+        <w:rFonts w:ascii="Arial" w:eastAsia="Arial" w:hAnsi="Arial" w:cs="Arial"/>
         <w:sz w:val="22"/>
-        <w:rFonts w:eastAsia="Arial" w:cs="Arial" w:ascii="Arial" w:hAnsi="Arial"/>
       </w:rPr>
       <w:fldChar w:fldCharType="separate"/>
     </w:r>
     <w:r>
       <w:rPr>
+        <w:rFonts w:ascii="Arial" w:eastAsia="Arial" w:hAnsi="Arial" w:cs="Arial"/>
+        <w:noProof/>
         <w:sz w:val="22"/>
-        <w:rFonts w:eastAsia="Arial" w:cs="Arial" w:ascii="Arial" w:hAnsi="Arial"/>
       </w:rPr>
-      <w:t>3</w:t>
+      <w:t>6</w:t>
     </w:r>
     <w:r>
       <w:rPr>
+        <w:rFonts w:ascii="Arial" w:eastAsia="Arial" w:hAnsi="Arial" w:cs="Arial"/>
         <w:sz w:val="22"/>
-        <w:rFonts w:eastAsia="Arial" w:cs="Arial" w:ascii="Arial" w:hAnsi="Arial"/>
       </w:rPr>
       <w:fldChar w:fldCharType="end"/>
     </w:r>
     <w:r>
       <w:rPr>
-        <w:rFonts w:eastAsia="Arial" w:cs="Arial" w:ascii="Arial" w:hAnsi="Arial"/>
+        <w:rFonts w:ascii="Arial" w:eastAsia="Arial" w:hAnsi="Arial" w:cs="Arial"/>
         <w:sz w:val="22"/>
       </w:rPr>
       <w:t xml:space="preserve"> of </w:t>
     </w:r>
     <w:r>
       <w:rPr>
-        <w:rFonts w:eastAsia="Arial" w:cs="Arial" w:ascii="Arial" w:hAnsi="Arial"/>
+        <w:rFonts w:ascii="Arial" w:eastAsia="Arial" w:hAnsi="Arial" w:cs="Arial"/>
         <w:sz w:val="22"/>
       </w:rPr>
       <w:fldChar w:fldCharType="begin"/>
     </w:r>
     <w:r>
       <w:rPr>
+        <w:rFonts w:ascii="Arial" w:eastAsia="Arial" w:hAnsi="Arial" w:cs="Arial"/>
         <w:sz w:val="22"/>
-        <w:rFonts w:eastAsia="Arial" w:cs="Arial" w:ascii="Arial" w:hAnsi="Arial"/>
       </w:rPr>
       <w:instrText xml:space="preserve"> NUMPAGES </w:instrText>
     </w:r>
     <w:r>
       <w:rPr>
+        <w:rFonts w:ascii="Arial" w:eastAsia="Arial" w:hAnsi="Arial" w:cs="Arial"/>
         <w:sz w:val="22"/>
-        <w:rFonts w:eastAsia="Arial" w:cs="Arial" w:ascii="Arial" w:hAnsi="Arial"/>
       </w:rPr>
       <w:fldChar w:fldCharType="separate"/>
     </w:r>
     <w:r>
       <w:rPr>
+        <w:rFonts w:ascii="Arial" w:eastAsia="Arial" w:hAnsi="Arial" w:cs="Arial"/>
+        <w:noProof/>
         <w:sz w:val="22"/>
-        <w:rFonts w:eastAsia="Arial" w:cs="Arial" w:ascii="Arial" w:hAnsi="Arial"/>
       </w:rPr>
-      <w:t>5</w:t>
+      <w:t>6</w:t>
     </w:r>
     <w:r>
       <w:rPr>
+        <w:rFonts w:ascii="Arial" w:eastAsia="Arial" w:hAnsi="Arial" w:cs="Arial"/>
         <w:sz w:val="22"/>
-        <w:rFonts w:eastAsia="Arial" w:cs="Arial" w:ascii="Arial" w:hAnsi="Arial"/>
       </w:rPr>
       <w:fldChar w:fldCharType="end"/>
     </w:r>
@@ -3479,96 +7532,96 @@
 </file>
 
 <file path=word/footer3.xml><?xml version="1.0" encoding="utf-8"?>
-<w:ftr xmlns:o="urn:schemas-microsoft-com:office:office" xmlns:r="http://schemas.openxmlformats.org/officeDocument/2006/relationships" xmlns:v="urn:schemas-microsoft-com:vml" xmlns:w="http://schemas.openxmlformats.org/wordprocessingml/2006/main" xmlns:w10="urn:schemas-microsoft-com:office:word" xmlns:wp="http://schemas.openxmlformats.org/drawingml/2006/wordprocessingDrawing" xmlns:pic="http://schemas.openxmlformats.org/drawingml/2006/picture" xmlns:wps="http://schemas.microsoft.com/office/word/2010/wordprocessingShape" xmlns:wpg="http://schemas.microsoft.com/office/word/2010/wordprocessingGroup" xmlns:mc="http://schemas.openxmlformats.org/markup-compatibility/2006" xmlns:wp14="http://schemas.microsoft.com/office/word/2010/wordprocessingDrawing" xmlns:w14="http://schemas.microsoft.com/office/word/2010/wordml" xmlns:w15="http://schemas.microsoft.com/office/word/2012/wordml" mc:Ignorable="w14 wp14 w15">
+<w:ftr xmlns:wpc="http://schemas.microsoft.com/office/word/2010/wordprocessingCanvas" xmlns:cx="http://schemas.microsoft.com/office/drawing/2014/chartex" xmlns:mc="http://schemas.openxmlformats.org/markup-compatibility/2006" xmlns:o="urn:schemas-microsoft-com:office:office" xmlns:r="http://schemas.openxmlformats.org/officeDocument/2006/relationships" xmlns:m="http://schemas.openxmlformats.org/officeDocument/2006/math" xmlns:v="urn:schemas-microsoft-com:vml" xmlns:wp14="http://schemas.microsoft.com/office/word/2010/wordprocessingDrawing" xmlns:wp="http://schemas.openxmlformats.org/drawingml/2006/wordprocessingDrawing" xmlns:w10="urn:schemas-microsoft-com:office:word" xmlns:w="http://schemas.openxmlformats.org/wordprocessingml/2006/main" xmlns:w14="http://schemas.microsoft.com/office/word/2010/wordml" xmlns:w15="http://schemas.microsoft.com/office/word/2012/wordml" xmlns:w16se="http://schemas.microsoft.com/office/word/2015/wordml/symex" xmlns:wpg="http://schemas.microsoft.com/office/word/2010/wordprocessingGroup" xmlns:wpi="http://schemas.microsoft.com/office/word/2010/wordprocessingInk" xmlns:wne="http://schemas.microsoft.com/office/word/2006/wordml" xmlns:wps="http://schemas.microsoft.com/office/word/2010/wordprocessingShape" mc:Ignorable="w14 w15 w16se wp14">
   <w:p>
     <w:pPr>
-      <w:pStyle w:val="Normal"/>
-      <w:spacing w:lineRule="auto" w:line="259" w:before="0" w:after="0"/>
-      <w:ind w:hanging="0" w:left="37" w:right="0"/>
+      <w:spacing w:after="0" w:line="259" w:lineRule="auto"/>
+      <w:ind w:left="37" w:right="0" w:firstLine="0"/>
       <w:jc w:val="center"/>
-      <w:rPr/>
     </w:pPr>
     <w:r>
       <w:rPr>
-        <w:rFonts w:eastAsia="Arial" w:cs="Arial" w:ascii="Arial" w:hAnsi="Arial"/>
+        <w:rFonts w:ascii="Arial" w:eastAsia="Arial" w:hAnsi="Arial" w:cs="Arial"/>
         <w:sz w:val="22"/>
       </w:rPr>
       <w:t xml:space="preserve">Page </w:t>
     </w:r>
     <w:r>
       <w:rPr>
-        <w:rFonts w:eastAsia="Arial" w:cs="Arial" w:ascii="Arial" w:hAnsi="Arial"/>
+        <w:rFonts w:ascii="Arial" w:eastAsia="Arial" w:hAnsi="Arial" w:cs="Arial"/>
         <w:sz w:val="22"/>
       </w:rPr>
       <w:fldChar w:fldCharType="begin"/>
     </w:r>
     <w:r>
       <w:rPr>
+        <w:rFonts w:ascii="Arial" w:eastAsia="Arial" w:hAnsi="Arial" w:cs="Arial"/>
         <w:sz w:val="22"/>
-        <w:rFonts w:eastAsia="Arial" w:cs="Arial" w:ascii="Arial" w:hAnsi="Arial"/>
       </w:rPr>
       <w:instrText xml:space="preserve"> PAGE </w:instrText>
     </w:r>
     <w:r>
       <w:rPr>
+        <w:rFonts w:ascii="Arial" w:eastAsia="Arial" w:hAnsi="Arial" w:cs="Arial"/>
         <w:sz w:val="22"/>
-        <w:rFonts w:eastAsia="Arial" w:cs="Arial" w:ascii="Arial" w:hAnsi="Arial"/>
       </w:rPr>
       <w:fldChar w:fldCharType="separate"/>
     </w:r>
     <w:r>
       <w:rPr>
+        <w:rFonts w:ascii="Arial" w:eastAsia="Arial" w:hAnsi="Arial" w:cs="Arial"/>
+        <w:noProof/>
         <w:sz w:val="22"/>
-        <w:rFonts w:eastAsia="Arial" w:cs="Arial" w:ascii="Arial" w:hAnsi="Arial"/>
       </w:rPr>
       <w:t>1</w:t>
     </w:r>
     <w:r>
       <w:rPr>
+        <w:rFonts w:ascii="Arial" w:eastAsia="Arial" w:hAnsi="Arial" w:cs="Arial"/>
         <w:sz w:val="22"/>
-        <w:rFonts w:eastAsia="Arial" w:cs="Arial" w:ascii="Arial" w:hAnsi="Arial"/>
       </w:rPr>
       <w:fldChar w:fldCharType="end"/>
     </w:r>
     <w:r>
       <w:rPr>
-        <w:rFonts w:eastAsia="Arial" w:cs="Arial" w:ascii="Arial" w:hAnsi="Arial"/>
+        <w:rFonts w:ascii="Arial" w:eastAsia="Arial" w:hAnsi="Arial" w:cs="Arial"/>
         <w:sz w:val="22"/>
       </w:rPr>
       <w:t xml:space="preserve"> of </w:t>
     </w:r>
     <w:r>
       <w:rPr>
-        <w:rFonts w:eastAsia="Arial" w:cs="Arial" w:ascii="Arial" w:hAnsi="Arial"/>
+        <w:rFonts w:ascii="Arial" w:eastAsia="Arial" w:hAnsi="Arial" w:cs="Arial"/>
         <w:sz w:val="22"/>
       </w:rPr>
       <w:fldChar w:fldCharType="begin"/>
     </w:r>
     <w:r>
       <w:rPr>
+        <w:rFonts w:ascii="Arial" w:eastAsia="Arial" w:hAnsi="Arial" w:cs="Arial"/>
         <w:sz w:val="22"/>
-        <w:rFonts w:eastAsia="Arial" w:cs="Arial" w:ascii="Arial" w:hAnsi="Arial"/>
       </w:rPr>
       <w:instrText xml:space="preserve"> NUMPAGES </w:instrText>
     </w:r>
     <w:r>
       <w:rPr>
+        <w:rFonts w:ascii="Arial" w:eastAsia="Arial" w:hAnsi="Arial" w:cs="Arial"/>
         <w:sz w:val="22"/>
-        <w:rFonts w:eastAsia="Arial" w:cs="Arial" w:ascii="Arial" w:hAnsi="Arial"/>
       </w:rPr>
       <w:fldChar w:fldCharType="separate"/>
     </w:r>
     <w:r>
       <w:rPr>
+        <w:rFonts w:ascii="Arial" w:eastAsia="Arial" w:hAnsi="Arial" w:cs="Arial"/>
+        <w:noProof/>
         <w:sz w:val="22"/>
-        <w:rFonts w:eastAsia="Arial" w:cs="Arial" w:ascii="Arial" w:hAnsi="Arial"/>
       </w:rPr>
-      <w:t>5</w:t>
+      <w:t>6</w:t>
     </w:r>
     <w:r>
       <w:rPr>
+        <w:rFonts w:ascii="Arial" w:eastAsia="Arial" w:hAnsi="Arial" w:cs="Arial"/>
         <w:sz w:val="22"/>
-        <w:rFonts w:eastAsia="Arial" w:cs="Arial" w:ascii="Arial" w:hAnsi="Arial"/>
       </w:rPr>
       <w:fldChar w:fldCharType="end"/>
     </w:r>
@@ -3576,24 +7629,42 @@
 </w:ftr>
 </file>
 
+<file path=word/footnotes.xml><?xml version="1.0" encoding="utf-8"?>
+<w:footnotes xmlns:wpc="http://schemas.microsoft.com/office/word/2010/wordprocessingCanvas" xmlns:cx="http://schemas.microsoft.com/office/drawing/2014/chartex" xmlns:mc="http://schemas.openxmlformats.org/markup-compatibility/2006" xmlns:o="urn:schemas-microsoft-com:office:office" xmlns:r="http://schemas.openxmlformats.org/officeDocument/2006/relationships" xmlns:m="http://schemas.openxmlformats.org/officeDocument/2006/math" xmlns:v="urn:schemas-microsoft-com:vml" xmlns:wp14="http://schemas.microsoft.com/office/word/2010/wordprocessingDrawing" xmlns:wp="http://schemas.openxmlformats.org/drawingml/2006/wordprocessingDrawing" xmlns:w10="urn:schemas-microsoft-com:office:word" xmlns:w="http://schemas.openxmlformats.org/wordprocessingml/2006/main" xmlns:w14="http://schemas.microsoft.com/office/word/2010/wordml" xmlns:w15="http://schemas.microsoft.com/office/word/2012/wordml" xmlns:w16se="http://schemas.microsoft.com/office/word/2015/wordml/symex" xmlns:wpg="http://schemas.microsoft.com/office/word/2010/wordprocessingGroup" xmlns:wpi="http://schemas.microsoft.com/office/word/2010/wordprocessingInk" xmlns:wne="http://schemas.microsoft.com/office/word/2006/wordml" xmlns:wps="http://schemas.microsoft.com/office/word/2010/wordprocessingShape" mc:Ignorable="w14 w15 w16se wp14">
+  <w:footnote w:type="separator" w:id="-1">
+    <w:p>
+      <w:pPr>
+        <w:spacing w:after="0" w:line="240" w:lineRule="auto"/>
+      </w:pPr>
+      <w:r>
+        <w:separator/>
+      </w:r>
+    </w:p>
+  </w:footnote>
+  <w:footnote w:type="continuationSeparator" w:id="0">
+    <w:p>
+      <w:pPr>
+        <w:spacing w:after="0" w:line="240" w:lineRule="auto"/>
+      </w:pPr>
+      <w:r>
+        <w:continuationSeparator/>
+      </w:r>
+    </w:p>
+  </w:footnote>
+</w:footnotes>
+</file>
+
 <file path=word/header1.xml><?xml version="1.0" encoding="utf-8"?>
-<w:hdr xmlns:o="urn:schemas-microsoft-com:office:office" xmlns:r="http://schemas.openxmlformats.org/officeDocument/2006/relationships" xmlns:v="urn:schemas-microsoft-com:vml" xmlns:w="http://schemas.openxmlformats.org/wordprocessingml/2006/main" xmlns:w10="urn:schemas-microsoft-com:office:word" xmlns:wp="http://schemas.openxmlformats.org/drawingml/2006/wordprocessingDrawing" xmlns:pic="http://schemas.openxmlformats.org/drawingml/2006/picture" xmlns:wps="http://schemas.microsoft.com/office/word/2010/wordprocessingShape" xmlns:wpg="http://schemas.microsoft.com/office/word/2010/wordprocessingGroup" xmlns:mc="http://schemas.openxmlformats.org/markup-compatibility/2006" xmlns:wp14="http://schemas.microsoft.com/office/word/2010/wordprocessingDrawing" xmlns:w14="http://schemas.microsoft.com/office/word/2010/wordml" xmlns:w15="http://schemas.microsoft.com/office/word/2012/wordml" mc:Ignorable="w14 wp14 w15">
+<w:hdr xmlns:wpc="http://schemas.microsoft.com/office/word/2010/wordprocessingCanvas" xmlns:cx="http://schemas.microsoft.com/office/drawing/2014/chartex" xmlns:mc="http://schemas.openxmlformats.org/markup-compatibility/2006" xmlns:o="urn:schemas-microsoft-com:office:office" xmlns:r="http://schemas.openxmlformats.org/officeDocument/2006/relationships" xmlns:m="http://schemas.openxmlformats.org/officeDocument/2006/math" xmlns:v="urn:schemas-microsoft-com:vml" xmlns:wp14="http://schemas.microsoft.com/office/word/2010/wordprocessingDrawing" xmlns:wp="http://schemas.openxmlformats.org/drawingml/2006/wordprocessingDrawing" xmlns:w10="urn:schemas-microsoft-com:office:word" xmlns:w="http://schemas.openxmlformats.org/wordprocessingml/2006/main" xmlns:w14="http://schemas.microsoft.com/office/word/2010/wordml" xmlns:w15="http://schemas.microsoft.com/office/word/2012/wordml" xmlns:w16se="http://schemas.microsoft.com/office/word/2015/wordml/symex" xmlns:wpg="http://schemas.microsoft.com/office/word/2010/wordprocessingGroup" xmlns:wpi="http://schemas.microsoft.com/office/word/2010/wordprocessingInk" xmlns:wne="http://schemas.microsoft.com/office/word/2006/wordml" xmlns:wps="http://schemas.microsoft.com/office/word/2010/wordprocessingShape" mc:Ignorable="w14 w15 w16se wp14">
   <w:p>
-    <w:pPr>
-      <w:pStyle w:val="Normal"/>
-      <w:widowControl/>
-      <w:bidi w:val="0"/>
-      <w:spacing w:lineRule="auto" w:line="271" w:before="0" w:after="70"/>
-      <w:ind w:hanging="10" w:left="10" w:right="122"/>
-      <w:jc w:val="left"/>
-      <w:rPr/>
-    </w:pPr>
     <w:r>
-      <w:rPr/>
+      <w:rPr>
+        <w:noProof/>
+      </w:rPr>
       <mc:AlternateContent>
         <mc:Choice Requires="wpg">
           <w:drawing>
-            <wp:anchor behindDoc="1" distT="0" distB="0" distL="0" distR="0" simplePos="0" locked="0" layoutInCell="0" allowOverlap="1" relativeHeight="2" wp14:anchorId="40C4BB42">
+            <wp:anchor distT="0" distB="0" distL="0" distR="0" simplePos="0" relativeHeight="2" behindDoc="1" locked="0" layoutInCell="0" allowOverlap="1" wp14:anchorId="40C4BB42">
               <wp:simplePos x="0" y="0"/>
               <wp:positionH relativeFrom="page">
                 <wp:posOffset>0</wp:posOffset>
@@ -3605,6 +7676,7 @@
               <wp:effectExtent l="0" t="0" r="0" b="0"/>
               <wp:wrapNone/>
               <wp:docPr id="1" name="Group 111015"/>
+              <wp:cNvGraphicFramePr/>
               <a:graphic xmlns:a="http://schemas.openxmlformats.org/drawingml/2006/main">
                 <a:graphicData uri="http://schemas.microsoft.com/office/word/2010/wordprocessingGroup">
                   <wpg:wgp>
@@ -3619,7 +7691,7 @@
                     </wpg:grpSpPr>
                     <pic:pic xmlns:pic="http://schemas.openxmlformats.org/drawingml/2006/picture">
                       <pic:nvPicPr>
-                        <pic:cNvPr id="2" name="Picture 111016" descr=""/>
+                        <pic:cNvPr id="2" name="Picture 111016"/>
                         <pic:cNvPicPr/>
                       </pic:nvPicPr>
                       <pic:blipFill>
@@ -3648,7 +7720,7 @@
         </mc:Choice>
         <mc:Fallback>
           <w:pict>
-            <v:group id="shape_0" alt="Group 111015" style="position:absolute;margin-left:0pt;margin-top:0pt;width:595pt;height:567.95pt" coordorigin="0,0" coordsize="11900,11359">
+            <v:group w14:anchorId="6FF7A14C" id="Group 111015" o:spid="_x0000_s1026" style="position:absolute;margin-left:0;margin-top:0;width:595pt;height:567.95pt;z-index:-503316478;mso-wrap-distance-left:0;mso-wrap-distance-right:0;mso-position-horizontal-relative:page;mso-position-vertical-relative:page" coordsize="75564,72129" o:gfxdata="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" o:allowincell="f">
               <v:shapetype id="_x0000_t75" coordsize="21600,21600" o:spt="75" o:preferrelative="t" path="m@4@5l@4@11@9@11@9@5xe" filled="f" stroked="f">
                 <v:stroke joinstyle="miter"/>
                 <v:formulas>
@@ -3668,11 +7740,10 @@
                 <v:path o:extrusionok="f" gradientshapeok="t" o:connecttype="rect"/>
                 <o:lock v:ext="edit" aspectratio="t"/>
               </v:shapetype>
-              <v:shape id="shape_0" ID="Picture 111016" stroked="f" o:allowincell="f" style="position:absolute;left:0;top:0;width:11899;height:11358;mso-wrap-style:none;v-text-anchor:middle;mso-position-horizontal-relative:page;mso-position-vertical-relative:page" type="_x0000_t75">
-                <v:imagedata r:id="rId2" o:detectmouseclick="t"/>
-                <v:stroke color="#3465a4" joinstyle="round" endcap="flat"/>
-                <w10:wrap type="none"/>
+              <v:shape id="Picture 111016" o:spid="_x0000_s1027" type="#_x0000_t75" style="position:absolute;width:75564;height:72129;visibility:visible;mso-wrap-style:square" o:gfxdata="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" strokeweight="0">
+                <v:imagedata r:id="rId2" o:title=""/>
               </v:shape>
+              <w10:wrap anchorx="page" anchory="page"/>
             </v:group>
           </w:pict>
         </mc:Fallback>
@@ -3683,38 +7754,153 @@
 </file>
 
 <file path=word/header2.xml><?xml version="1.0" encoding="utf-8"?>
-<w:hdr xmlns:o="urn:schemas-microsoft-com:office:office" xmlns:r="http://schemas.openxmlformats.org/officeDocument/2006/relationships" xmlns:v="urn:schemas-microsoft-com:vml" xmlns:w="http://schemas.openxmlformats.org/wordprocessingml/2006/main" xmlns:w10="urn:schemas-microsoft-com:office:word" xmlns:wp="http://schemas.openxmlformats.org/drawingml/2006/wordprocessingDrawing" xmlns:pic="http://schemas.openxmlformats.org/drawingml/2006/picture" xmlns:wps="http://schemas.microsoft.com/office/word/2010/wordprocessingShape" xmlns:wpg="http://schemas.microsoft.com/office/word/2010/wordprocessingGroup" xmlns:mc="http://schemas.openxmlformats.org/markup-compatibility/2006" xmlns:wp14="http://schemas.microsoft.com/office/word/2010/wordprocessingDrawing" xmlns:w14="http://schemas.microsoft.com/office/word/2010/wordml" xmlns:w15="http://schemas.microsoft.com/office/word/2012/wordml" mc:Ignorable="w14 wp14 w15">
+<w:hdr xmlns:wpc="http://schemas.microsoft.com/office/word/2010/wordprocessingCanvas" xmlns:cx="http://schemas.microsoft.com/office/drawing/2014/chartex" xmlns:mc="http://schemas.openxmlformats.org/markup-compatibility/2006" xmlns:o="urn:schemas-microsoft-com:office:office" xmlns:r="http://schemas.openxmlformats.org/officeDocument/2006/relationships" xmlns:m="http://schemas.openxmlformats.org/officeDocument/2006/math" xmlns:v="urn:schemas-microsoft-com:vml" xmlns:wp14="http://schemas.microsoft.com/office/word/2010/wordprocessingDrawing" xmlns:wp="http://schemas.openxmlformats.org/drawingml/2006/wordprocessingDrawing" xmlns:w10="urn:schemas-microsoft-com:office:word" xmlns:w="http://schemas.openxmlformats.org/wordprocessingml/2006/main" xmlns:w14="http://schemas.microsoft.com/office/word/2010/wordml" xmlns:w15="http://schemas.microsoft.com/office/word/2012/wordml" xmlns:w16se="http://schemas.microsoft.com/office/word/2015/wordml/symex" xmlns:wpg="http://schemas.microsoft.com/office/word/2010/wordprocessingGroup" xmlns:wpi="http://schemas.microsoft.com/office/word/2010/wordprocessingInk" xmlns:wne="http://schemas.microsoft.com/office/word/2006/wordml" xmlns:wps="http://schemas.microsoft.com/office/word/2010/wordprocessingShape" mc:Ignorable="w14 w15 w16se wp14">
   <w:p>
     <w:pPr>
-      <w:pStyle w:val="Header"/>
-      <w:spacing w:before="0" w:after="70"/>
-      <w:rPr/>
+      <w:pStyle w:val="a9"/>
     </w:pPr>
-    <w:r>
-      <w:rPr/>
-    </w:r>
   </w:p>
 </w:hdr>
 </file>
 
 <file path=word/header3.xml><?xml version="1.0" encoding="utf-8"?>
-<w:hdr xmlns:o="urn:schemas-microsoft-com:office:office" xmlns:r="http://schemas.openxmlformats.org/officeDocument/2006/relationships" xmlns:v="urn:schemas-microsoft-com:vml" xmlns:w="http://schemas.openxmlformats.org/wordprocessingml/2006/main" xmlns:w10="urn:schemas-microsoft-com:office:word" xmlns:wp="http://schemas.openxmlformats.org/drawingml/2006/wordprocessingDrawing" xmlns:pic="http://schemas.openxmlformats.org/drawingml/2006/picture" xmlns:wps="http://schemas.microsoft.com/office/word/2010/wordprocessingShape" xmlns:wpg="http://schemas.microsoft.com/office/word/2010/wordprocessingGroup" xmlns:mc="http://schemas.openxmlformats.org/markup-compatibility/2006" xmlns:wp14="http://schemas.microsoft.com/office/word/2010/wordprocessingDrawing" xmlns:w14="http://schemas.microsoft.com/office/word/2010/wordml" xmlns:w15="http://schemas.microsoft.com/office/word/2012/wordml" mc:Ignorable="w14 wp14 w15">
+<w:hdr xmlns:wpc="http://schemas.microsoft.com/office/word/2010/wordprocessingCanvas" xmlns:cx="http://schemas.microsoft.com/office/drawing/2014/chartex" xmlns:mc="http://schemas.openxmlformats.org/markup-compatibility/2006" xmlns:o="urn:schemas-microsoft-com:office:office" xmlns:r="http://schemas.openxmlformats.org/officeDocument/2006/relationships" xmlns:m="http://schemas.openxmlformats.org/officeDocument/2006/math" xmlns:v="urn:schemas-microsoft-com:vml" xmlns:wp14="http://schemas.microsoft.com/office/word/2010/wordprocessingDrawing" xmlns:wp="http://schemas.openxmlformats.org/drawingml/2006/wordprocessingDrawing" xmlns:w10="urn:schemas-microsoft-com:office:word" xmlns:w="http://schemas.openxmlformats.org/wordprocessingml/2006/main" xmlns:w14="http://schemas.microsoft.com/office/word/2010/wordml" xmlns:w15="http://schemas.microsoft.com/office/word/2012/wordml" xmlns:w16se="http://schemas.microsoft.com/office/word/2015/wordml/symex" xmlns:wpg="http://schemas.microsoft.com/office/word/2010/wordprocessingGroup" xmlns:wpi="http://schemas.microsoft.com/office/word/2010/wordprocessingInk" xmlns:wne="http://schemas.microsoft.com/office/word/2006/wordml" xmlns:wps="http://schemas.microsoft.com/office/word/2010/wordprocessingShape" mc:Ignorable="w14 w15 w16se wp14">
   <w:p>
     <w:pPr>
-      <w:pStyle w:val="Header"/>
-      <w:spacing w:before="0" w:after="70"/>
-      <w:rPr/>
+      <w:pStyle w:val="a9"/>
     </w:pPr>
-    <w:r>
-      <w:rPr/>
-    </w:r>
   </w:p>
 </w:hdr>
 </file>
 
 <file path=word/numbering.xml><?xml version="1.0" encoding="utf-8"?>
-<w:numbering xmlns:w="http://schemas.openxmlformats.org/wordprocessingml/2006/main" xmlns:o="urn:schemas-microsoft-com:office:office" xmlns:r="http://schemas.openxmlformats.org/officeDocument/2006/relationships" xmlns:v="urn:schemas-microsoft-com:vml" xmlns:mc="http://schemas.openxmlformats.org/markup-compatibility/2006" xmlns:w14="http://schemas.microsoft.com/office/word/2010/wordml" mc:Ignorable="w14">
-  <w:abstractNum w:abstractNumId="1">
+<w:numbering xmlns:wpc="http://schemas.microsoft.com/office/word/2010/wordprocessingCanvas" xmlns:cx="http://schemas.microsoft.com/office/drawing/2014/chartex" xmlns:mc="http://schemas.openxmlformats.org/markup-compatibility/2006" xmlns:o="urn:schemas-microsoft-com:office:office" xmlns:r="http://schemas.openxmlformats.org/officeDocument/2006/relationships" xmlns:m="http://schemas.openxmlformats.org/officeDocument/2006/math" xmlns:v="urn:schemas-microsoft-com:vml" xmlns:wp14="http://schemas.microsoft.com/office/word/2010/wordprocessingDrawing" xmlns:wp="http://schemas.openxmlformats.org/drawingml/2006/wordprocessingDrawing" xmlns:w10="urn:schemas-microsoft-com:office:word" xmlns:w="http://schemas.openxmlformats.org/wordprocessingml/2006/main" xmlns:w14="http://schemas.microsoft.com/office/word/2010/wordml" xmlns:w15="http://schemas.microsoft.com/office/word/2012/wordml" xmlns:w16se="http://schemas.microsoft.com/office/word/2015/wordml/symex" xmlns:wpg="http://schemas.microsoft.com/office/word/2010/wordprocessingGroup" xmlns:wpi="http://schemas.microsoft.com/office/word/2010/wordprocessingInk" xmlns:wne="http://schemas.microsoft.com/office/word/2006/wordml" xmlns:wps="http://schemas.microsoft.com/office/word/2010/wordprocessingShape" mc:Ignorable="w14 w15 w16se wp14">
+  <w:abstractNum w:abstractNumId="0" w15:restartNumberingAfterBreak="0">
+    <w:nsid w:val="10FD650D"/>
+    <w:multiLevelType w:val="multilevel"/>
+    <w:tmpl w:val="D7684438"/>
+    <w:lvl w:ilvl="0">
+      <w:start w:val="1"/>
+      <w:numFmt w:val="none"/>
+      <w:suff w:val="nothing"/>
+      <w:lvlText w:val=""/>
+      <w:lvlJc w:val="left"/>
+      <w:pPr>
+        <w:tabs>
+          <w:tab w:val="num" w:pos="0"/>
+        </w:tabs>
+        <w:ind w:left="0" w:firstLine="0"/>
+      </w:pPr>
+    </w:lvl>
+    <w:lvl w:ilvl="1">
+      <w:start w:val="1"/>
+      <w:numFmt w:val="none"/>
+      <w:suff w:val="nothing"/>
+      <w:lvlText w:val=""/>
+      <w:lvlJc w:val="left"/>
+      <w:pPr>
+        <w:tabs>
+          <w:tab w:val="num" w:pos="0"/>
+        </w:tabs>
+        <w:ind w:left="0" w:firstLine="0"/>
+      </w:pPr>
+    </w:lvl>
+    <w:lvl w:ilvl="2">
+      <w:start w:val="1"/>
+      <w:numFmt w:val="none"/>
+      <w:suff w:val="nothing"/>
+      <w:lvlText w:val=""/>
+      <w:lvlJc w:val="left"/>
+      <w:pPr>
+        <w:tabs>
+          <w:tab w:val="num" w:pos="0"/>
+        </w:tabs>
+        <w:ind w:left="0" w:firstLine="0"/>
+      </w:pPr>
+    </w:lvl>
+    <w:lvl w:ilvl="3">
+      <w:start w:val="1"/>
+      <w:numFmt w:val="none"/>
+      <w:suff w:val="nothing"/>
+      <w:lvlText w:val=""/>
+      <w:lvlJc w:val="left"/>
+      <w:pPr>
+        <w:tabs>
+          <w:tab w:val="num" w:pos="0"/>
+        </w:tabs>
+        <w:ind w:left="0" w:firstLine="0"/>
+      </w:pPr>
+    </w:lvl>
+    <w:lvl w:ilvl="4">
+      <w:start w:val="1"/>
+      <w:numFmt w:val="none"/>
+      <w:suff w:val="nothing"/>
+      <w:lvlText w:val=""/>
+      <w:lvlJc w:val="left"/>
+      <w:pPr>
+        <w:tabs>
+          <w:tab w:val="num" w:pos="0"/>
+        </w:tabs>
+        <w:ind w:left="0" w:firstLine="0"/>
+      </w:pPr>
+    </w:lvl>
+    <w:lvl w:ilvl="5">
+      <w:start w:val="1"/>
+      <w:numFmt w:val="none"/>
+      <w:suff w:val="nothing"/>
+      <w:lvlText w:val=""/>
+      <w:lvlJc w:val="left"/>
+      <w:pPr>
+        <w:tabs>
+          <w:tab w:val="num" w:pos="0"/>
+        </w:tabs>
+        <w:ind w:left="0" w:firstLine="0"/>
+      </w:pPr>
+    </w:lvl>
+    <w:lvl w:ilvl="6">
+      <w:start w:val="1"/>
+      <w:numFmt w:val="none"/>
+      <w:suff w:val="nothing"/>
+      <w:lvlText w:val=""/>
+      <w:lvlJc w:val="left"/>
+      <w:pPr>
+        <w:tabs>
+          <w:tab w:val="num" w:pos="0"/>
+        </w:tabs>
+        <w:ind w:left="0" w:firstLine="0"/>
+      </w:pPr>
+    </w:lvl>
+    <w:lvl w:ilvl="7">
+      <w:start w:val="1"/>
+      <w:numFmt w:val="none"/>
+      <w:suff w:val="nothing"/>
+      <w:lvlText w:val=""/>
+      <w:lvlJc w:val="left"/>
+      <w:pPr>
+        <w:tabs>
+          <w:tab w:val="num" w:pos="0"/>
+        </w:tabs>
+        <w:ind w:left="0" w:firstLine="0"/>
+      </w:pPr>
+    </w:lvl>
+    <w:lvl w:ilvl="8">
+      <w:start w:val="1"/>
+      <w:numFmt w:val="none"/>
+      <w:suff w:val="nothing"/>
+      <w:lvlText w:val=""/>
+      <w:lvlJc w:val="left"/>
+      <w:pPr>
+        <w:tabs>
+          <w:tab w:val="num" w:pos="0"/>
+        </w:tabs>
+        <w:ind w:left="0" w:firstLine="0"/>
+      </w:pPr>
+    </w:lvl>
+  </w:abstractNum>
+  <w:abstractNum w:abstractNumId="1" w15:restartNumberingAfterBreak="0">
+    <w:nsid w:val="5D8463E1"/>
+    <w:multiLevelType w:val="multilevel"/>
+    <w:tmpl w:val="0A387A58"/>
     <w:lvl w:ilvl="0">
       <w:start w:val="1"/>
       <w:numFmt w:val="decimal"/>
@@ -3724,22 +7910,21 @@
         <w:tabs>
           <w:tab w:val="num" w:pos="0"/>
         </w:tabs>
-        <w:ind w:left="453" w:hanging="0"/>
+        <w:ind w:left="453" w:firstLine="0"/>
       </w:pPr>
       <w:rPr>
-        <w:dstrike w:val="false"/>
-        <w:strike w:val="false"/>
-        <w:vertAlign w:val="baseline"/>
+        <w:rFonts w:ascii="細明體" w:eastAsia="細明體" w:hAnsi="細明體" w:cs="細明體"/>
+        <w:b w:val="0"/>
+        <w:i w:val="0"/>
+        <w:strike w:val="0"/>
+        <w:dstrike w:val="0"/>
+        <w:color w:val="000000"/>
         <w:position w:val="0"/>
         <w:sz w:val="24"/>
-        <w:sz w:val="24"/>
-        <w:i w:val="false"/>
+        <w:szCs w:val="24"/>
         <w:u w:val="none" w:color="000000"/>
-        <w:b w:val="false"/>
-        <w:shd w:fill="auto" w:val="clear"/>
-        <w:szCs w:val="24"/>
-        <w:rFonts w:ascii="細明體" w:hAnsi="細明體" w:eastAsia="細明體" w:cs="細明體"/>
-        <w:color w:val="000000"/>
+        <w:shd w:val="clear" w:color="auto" w:fill="auto"/>
+        <w:vertAlign w:val="baseline"/>
       </w:rPr>
     </w:lvl>
     <w:lvl w:ilvl="1">
@@ -3751,22 +7936,21 @@
         <w:tabs>
           <w:tab w:val="num" w:pos="0"/>
         </w:tabs>
-        <w:ind w:left="1093" w:hanging="0"/>
+        <w:ind w:left="1093" w:firstLine="0"/>
       </w:pPr>
       <w:rPr>
-        <w:dstrike w:val="false"/>
-        <w:strike w:val="false"/>
-        <w:vertAlign w:val="baseline"/>
+        <w:rFonts w:ascii="細明體" w:eastAsia="細明體" w:hAnsi="細明體" w:cs="細明體"/>
+        <w:b w:val="0"/>
+        <w:i w:val="0"/>
+        <w:strike w:val="0"/>
+        <w:dstrike w:val="0"/>
+        <w:color w:val="000000"/>
         <w:position w:val="0"/>
         <w:sz w:val="24"/>
-        <w:sz w:val="24"/>
-        <w:i w:val="false"/>
+        <w:szCs w:val="24"/>
         <w:u w:val="none" w:color="000000"/>
-        <w:b w:val="false"/>
-        <w:shd w:fill="auto" w:val="clear"/>
-        <w:szCs w:val="24"/>
-        <w:rFonts w:ascii="細明體" w:hAnsi="細明體" w:eastAsia="細明體" w:cs="細明體"/>
-        <w:color w:val="000000"/>
+        <w:shd w:val="clear" w:color="auto" w:fill="auto"/>
+        <w:vertAlign w:val="baseline"/>
       </w:rPr>
     </w:lvl>
     <w:lvl w:ilvl="2">
@@ -3778,22 +7962,21 @@
         <w:tabs>
           <w:tab w:val="num" w:pos="0"/>
         </w:tabs>
-        <w:ind w:left="1813" w:hanging="0"/>
+        <w:ind w:left="1813" w:firstLine="0"/>
       </w:pPr>
       <w:rPr>
-        <w:dstrike w:val="false"/>
-        <w:strike w:val="false"/>
-        <w:vertAlign w:val="baseline"/>
+        <w:rFonts w:ascii="細明體" w:eastAsia="細明體" w:hAnsi="細明體" w:cs="細明體"/>
+        <w:b w:val="0"/>
+        <w:i w:val="0"/>
+        <w:strike w:val="0"/>
+        <w:dstrike w:val="0"/>
+        <w:color w:val="000000"/>
         <w:position w:val="0"/>
         <w:sz w:val="24"/>
-        <w:sz w:val="24"/>
-        <w:i w:val="false"/>
+        <w:szCs w:val="24"/>
         <w:u w:val="none" w:color="000000"/>
-        <w:b w:val="false"/>
-        <w:shd w:fill="auto" w:val="clear"/>
-        <w:szCs w:val="24"/>
-        <w:rFonts w:ascii="細明體" w:hAnsi="細明體" w:eastAsia="細明體" w:cs="細明體"/>
-        <w:color w:val="000000"/>
+        <w:shd w:val="clear" w:color="auto" w:fill="auto"/>
+        <w:vertAlign w:val="baseline"/>
       </w:rPr>
     </w:lvl>
     <w:lvl w:ilvl="3">
@@ -3805,22 +7988,21 @@
         <w:tabs>
           <w:tab w:val="num" w:pos="0"/>
         </w:tabs>
-        <w:ind w:left="2533" w:hanging="0"/>
+        <w:ind w:left="2533" w:firstLine="0"/>
       </w:pPr>
       <w:rPr>
-        <w:dstrike w:val="false"/>
-        <w:strike w:val="false"/>
-        <w:vertAlign w:val="baseline"/>
+        <w:rFonts w:ascii="細明體" w:eastAsia="細明體" w:hAnsi="細明體" w:cs="細明體"/>
+        <w:b w:val="0"/>
+        <w:i w:val="0"/>
+        <w:strike w:val="0"/>
+        <w:dstrike w:val="0"/>
+        <w:color w:val="000000"/>
         <w:position w:val="0"/>
         <w:sz w:val="24"/>
-        <w:sz w:val="24"/>
-        <w:i w:val="false"/>
+        <w:szCs w:val="24"/>
         <w:u w:val="none" w:color="000000"/>
-        <w:b w:val="false"/>
-        <w:shd w:fill="auto" w:val="clear"/>
-        <w:szCs w:val="24"/>
-        <w:rFonts w:ascii="細明體" w:hAnsi="細明體" w:eastAsia="細明體" w:cs="細明體"/>
-        <w:color w:val="000000"/>
+        <w:shd w:val="clear" w:color="auto" w:fill="auto"/>
+        <w:vertAlign w:val="baseline"/>
       </w:rPr>
     </w:lvl>
     <w:lvl w:ilvl="4">
@@ -3832,22 +8014,21 @@
         <w:tabs>
           <w:tab w:val="num" w:pos="0"/>
         </w:tabs>
-        <w:ind w:left="3253" w:hanging="0"/>
+        <w:ind w:left="3253" w:firstLine="0"/>
       </w:pPr>
       <w:rPr>
-        <w:dstrike w:val="false"/>
-        <w:strike w:val="false"/>
-        <w:vertAlign w:val="baseline"/>
+        <w:rFonts w:ascii="細明體" w:eastAsia="細明體" w:hAnsi="細明體" w:cs="細明體"/>
+        <w:b w:val="0"/>
+        <w:i w:val="0"/>
+        <w:strike w:val="0"/>
+        <w:dstrike w:val="0"/>
+        <w:color w:val="000000"/>
         <w:position w:val="0"/>
         <w:sz w:val="24"/>
-        <w:sz w:val="24"/>
-        <w:i w:val="false"/>
+        <w:szCs w:val="24"/>
         <w:u w:val="none" w:color="000000"/>
-        <w:b w:val="false"/>
-        <w:shd w:fill="auto" w:val="clear"/>
-        <w:szCs w:val="24"/>
-        <w:rFonts w:ascii="細明體" w:hAnsi="細明體" w:eastAsia="細明體" w:cs="細明體"/>
-        <w:color w:val="000000"/>
+        <w:shd w:val="clear" w:color="auto" w:fill="auto"/>
+        <w:vertAlign w:val="baseline"/>
       </w:rPr>
     </w:lvl>
     <w:lvl w:ilvl="5">
@@ -3859,22 +8040,21 @@
         <w:tabs>
           <w:tab w:val="num" w:pos="0"/>
         </w:tabs>
-        <w:ind w:left="3973" w:hanging="0"/>
+        <w:ind w:left="3973" w:firstLine="0"/>
       </w:pPr>
       <w:rPr>
-        <w:dstrike w:val="false"/>
-        <w:strike w:val="false"/>
-        <w:vertAlign w:val="baseline"/>
+        <w:rFonts w:ascii="細明體" w:eastAsia="細明體" w:hAnsi="細明體" w:cs="細明體"/>
+        <w:b w:val="0"/>
+        <w:i w:val="0"/>
+        <w:strike w:val="0"/>
+        <w:dstrike w:val="0"/>
+        <w:color w:val="000000"/>
         <w:position w:val="0"/>
         <w:sz w:val="24"/>
-        <w:sz w:val="24"/>
-        <w:i w:val="false"/>
+        <w:szCs w:val="24"/>
         <w:u w:val="none" w:color="000000"/>
-        <w:b w:val="false"/>
-        <w:shd w:fill="auto" w:val="clear"/>
-        <w:szCs w:val="24"/>
-        <w:rFonts w:ascii="細明體" w:hAnsi="細明體" w:eastAsia="細明體" w:cs="細明體"/>
-        <w:color w:val="000000"/>
+        <w:shd w:val="clear" w:color="auto" w:fill="auto"/>
+        <w:vertAlign w:val="baseline"/>
       </w:rPr>
     </w:lvl>
     <w:lvl w:ilvl="6">
@@ -3886,22 +8066,21 @@
         <w:tabs>
           <w:tab w:val="num" w:pos="0"/>
         </w:tabs>
-        <w:ind w:left="4693" w:hanging="0"/>
+        <w:ind w:left="4693" w:firstLine="0"/>
       </w:pPr>
       <w:rPr>
-        <w:dstrike w:val="false"/>
-        <w:strike w:val="false"/>
-        <w:vertAlign w:val="baseline"/>
+        <w:rFonts w:ascii="細明體" w:eastAsia="細明體" w:hAnsi="細明體" w:cs="細明體"/>
+        <w:b w:val="0"/>
+        <w:i w:val="0"/>
+        <w:strike w:val="0"/>
+        <w:dstrike w:val="0"/>
+        <w:color w:val="000000"/>
         <w:position w:val="0"/>
         <w:sz w:val="24"/>
-        <w:sz w:val="24"/>
-        <w:i w:val="false"/>
+        <w:szCs w:val="24"/>
         <w:u w:val="none" w:color="000000"/>
-        <w:b w:val="false"/>
-        <w:shd w:fill="auto" w:val="clear"/>
-        <w:szCs w:val="24"/>
-        <w:rFonts w:ascii="細明體" w:hAnsi="細明體" w:eastAsia="細明體" w:cs="細明體"/>
-        <w:color w:val="000000"/>
+        <w:shd w:val="clear" w:color="auto" w:fill="auto"/>
+        <w:vertAlign w:val="baseline"/>
       </w:rPr>
     </w:lvl>
     <w:lvl w:ilvl="7">
@@ -3913,22 +8092,21 @@
         <w:tabs>
           <w:tab w:val="num" w:pos="0"/>
         </w:tabs>
-        <w:ind w:left="5413" w:hanging="0"/>
+        <w:ind w:left="5413" w:firstLine="0"/>
       </w:pPr>
       <w:rPr>
-        <w:dstrike w:val="false"/>
-        <w:strike w:val="false"/>
-        <w:vertAlign w:val="baseline"/>
+        <w:rFonts w:ascii="細明體" w:eastAsia="細明體" w:hAnsi="細明體" w:cs="細明體"/>
+        <w:b w:val="0"/>
+        <w:i w:val="0"/>
+        <w:strike w:val="0"/>
+        <w:dstrike w:val="0"/>
+        <w:color w:val="000000"/>
         <w:position w:val="0"/>
         <w:sz w:val="24"/>
-        <w:sz w:val="24"/>
-        <w:i w:val="false"/>
+        <w:szCs w:val="24"/>
         <w:u w:val="none" w:color="000000"/>
-        <w:b w:val="false"/>
-        <w:shd w:fill="auto" w:val="clear"/>
-        <w:szCs w:val="24"/>
-        <w:rFonts w:ascii="細明體" w:hAnsi="細明體" w:eastAsia="細明體" w:cs="細明體"/>
-        <w:color w:val="000000"/>
+        <w:shd w:val="clear" w:color="auto" w:fill="auto"/>
+        <w:vertAlign w:val="baseline"/>
       </w:rPr>
     </w:lvl>
     <w:lvl w:ilvl="8">
@@ -3940,159 +8118,39 @@
         <w:tabs>
           <w:tab w:val="num" w:pos="0"/>
         </w:tabs>
-        <w:ind w:left="6133" w:hanging="0"/>
+        <w:ind w:left="6133" w:firstLine="0"/>
       </w:pPr>
       <w:rPr>
-        <w:dstrike w:val="false"/>
-        <w:strike w:val="false"/>
-        <w:vertAlign w:val="baseline"/>
+        <w:rFonts w:ascii="細明體" w:eastAsia="細明體" w:hAnsi="細明體" w:cs="細明體"/>
+        <w:b w:val="0"/>
+        <w:i w:val="0"/>
+        <w:strike w:val="0"/>
+        <w:dstrike w:val="0"/>
+        <w:color w:val="000000"/>
         <w:position w:val="0"/>
         <w:sz w:val="24"/>
-        <w:sz w:val="24"/>
-        <w:i w:val="false"/>
+        <w:szCs w:val="24"/>
         <w:u w:val="none" w:color="000000"/>
-        <w:b w:val="false"/>
-        <w:shd w:fill="auto" w:val="clear"/>
-        <w:szCs w:val="24"/>
-        <w:rFonts w:ascii="細明體" w:hAnsi="細明體" w:eastAsia="細明體" w:cs="細明體"/>
-        <w:color w:val="000000"/>
+        <w:shd w:val="clear" w:color="auto" w:fill="auto"/>
+        <w:vertAlign w:val="baseline"/>
       </w:rPr>
-    </w:lvl>
-  </w:abstractNum>
-  <w:abstractNum w:abstractNumId="2">
-    <w:lvl w:ilvl="0">
-      <w:start w:val="1"/>
-      <w:numFmt w:val="none"/>
-      <w:suff w:val="nothing"/>
-      <w:lvlText w:val=""/>
-      <w:lvlJc w:val="left"/>
-      <w:pPr>
-        <w:tabs>
-          <w:tab w:val="num" w:pos="0"/>
-        </w:tabs>
-        <w:ind w:left="0" w:hanging="0"/>
-      </w:pPr>
-    </w:lvl>
-    <w:lvl w:ilvl="1">
-      <w:start w:val="1"/>
-      <w:numFmt w:val="none"/>
-      <w:suff w:val="nothing"/>
-      <w:lvlText w:val=""/>
-      <w:lvlJc w:val="left"/>
-      <w:pPr>
-        <w:tabs>
-          <w:tab w:val="num" w:pos="0"/>
-        </w:tabs>
-        <w:ind w:left="0" w:hanging="0"/>
-      </w:pPr>
-    </w:lvl>
-    <w:lvl w:ilvl="2">
-      <w:start w:val="1"/>
-      <w:numFmt w:val="none"/>
-      <w:suff w:val="nothing"/>
-      <w:lvlText w:val=""/>
-      <w:lvlJc w:val="left"/>
-      <w:pPr>
-        <w:tabs>
-          <w:tab w:val="num" w:pos="0"/>
-        </w:tabs>
-        <w:ind w:left="0" w:hanging="0"/>
-      </w:pPr>
-    </w:lvl>
-    <w:lvl w:ilvl="3">
-      <w:start w:val="1"/>
-      <w:numFmt w:val="none"/>
-      <w:suff w:val="nothing"/>
-      <w:lvlText w:val=""/>
-      <w:lvlJc w:val="left"/>
-      <w:pPr>
-        <w:tabs>
-          <w:tab w:val="num" w:pos="0"/>
-        </w:tabs>
-        <w:ind w:left="0" w:hanging="0"/>
-      </w:pPr>
-    </w:lvl>
-    <w:lvl w:ilvl="4">
-      <w:start w:val="1"/>
-      <w:numFmt w:val="none"/>
-      <w:suff w:val="nothing"/>
-      <w:lvlText w:val=""/>
-      <w:lvlJc w:val="left"/>
-      <w:pPr>
-        <w:tabs>
-          <w:tab w:val="num" w:pos="0"/>
-        </w:tabs>
-        <w:ind w:left="0" w:hanging="0"/>
-      </w:pPr>
-    </w:lvl>
-    <w:lvl w:ilvl="5">
-      <w:start w:val="1"/>
-      <w:numFmt w:val="none"/>
-      <w:suff w:val="nothing"/>
-      <w:lvlText w:val=""/>
-      <w:lvlJc w:val="left"/>
-      <w:pPr>
-        <w:tabs>
-          <w:tab w:val="num" w:pos="0"/>
-        </w:tabs>
-        <w:ind w:left="0" w:hanging="0"/>
-      </w:pPr>
-    </w:lvl>
-    <w:lvl w:ilvl="6">
-      <w:start w:val="1"/>
-      <w:numFmt w:val="none"/>
-      <w:suff w:val="nothing"/>
-      <w:lvlText w:val=""/>
-      <w:lvlJc w:val="left"/>
-      <w:pPr>
-        <w:tabs>
-          <w:tab w:val="num" w:pos="0"/>
-        </w:tabs>
-        <w:ind w:left="0" w:hanging="0"/>
-      </w:pPr>
-    </w:lvl>
-    <w:lvl w:ilvl="7">
-      <w:start w:val="1"/>
-      <w:numFmt w:val="none"/>
-      <w:suff w:val="nothing"/>
-      <w:lvlText w:val=""/>
-      <w:lvlJc w:val="left"/>
-      <w:pPr>
-        <w:tabs>
-          <w:tab w:val="num" w:pos="0"/>
-        </w:tabs>
-        <w:ind w:left="0" w:hanging="0"/>
-      </w:pPr>
-    </w:lvl>
-    <w:lvl w:ilvl="8">
-      <w:start w:val="1"/>
-      <w:numFmt w:val="none"/>
-      <w:suff w:val="nothing"/>
-      <w:lvlText w:val=""/>
-      <w:lvlJc w:val="left"/>
-      <w:pPr>
-        <w:tabs>
-          <w:tab w:val="num" w:pos="0"/>
-        </w:tabs>
-        <w:ind w:left="0" w:hanging="0"/>
-      </w:pPr>
     </w:lvl>
   </w:abstractNum>
   <w:num w:numId="1">
     <w:abstractNumId w:val="1"/>
   </w:num>
   <w:num w:numId="2">
-    <w:abstractNumId w:val="2"/>
+    <w:abstractNumId w:val="0"/>
   </w:num>
 </w:numbering>
 </file>
 
 <file path=word/styles.xml><?xml version="1.0" encoding="utf-8"?>
-<w:styles xmlns:w="http://schemas.openxmlformats.org/wordprocessingml/2006/main" xmlns:w14="http://schemas.microsoft.com/office/word/2010/wordml" xmlns:mc="http://schemas.openxmlformats.org/markup-compatibility/2006" mc:Ignorable="w14">
+<w:styles xmlns:mc="http://schemas.openxmlformats.org/markup-compatibility/2006" xmlns:r="http://schemas.openxmlformats.org/officeDocument/2006/relationships" xmlns:w="http://schemas.openxmlformats.org/wordprocessingml/2006/main" xmlns:w14="http://schemas.microsoft.com/office/word/2010/wordml" xmlns:w15="http://schemas.microsoft.com/office/word/2012/wordml" xmlns:w16se="http://schemas.microsoft.com/office/word/2015/wordml/symex" mc:Ignorable="w14 w15 w16se">
   <w:docDefaults>
     <w:rPrDefault>
       <w:rPr>
-        <w:rFonts w:ascii="Calibri" w:hAnsi="Calibri" w:eastAsia="" w:cs="" w:asciiTheme="minorHAnsi" w:cstheme="minorBidi" w:eastAsiaTheme="minorEastAsia" w:hAnsiTheme="minorHAnsi"/>
+        <w:rFonts w:asciiTheme="minorHAnsi" w:eastAsiaTheme="minorEastAsia" w:hAnsiTheme="minorHAnsi" w:cstheme="minorBidi"/>
         <w:kern w:val="2"/>
         <w:sz w:val="24"/>
         <w:szCs w:val="22"/>
@@ -4101,21 +8159,21 @@
     </w:rPrDefault>
     <w:pPrDefault>
       <w:pPr>
-        <w:suppressAutoHyphens w:val="true"/>
+        <w:suppressAutoHyphens/>
       </w:pPr>
     </w:pPrDefault>
   </w:docDefaults>
   <w:latentStyles w:defLockedState="0" w:defUIPriority="99" w:defSemiHidden="0" w:defUnhideWhenUsed="0" w:defQFormat="0" w:count="371">
     <w:lsdException w:name="Normal" w:uiPriority="0" w:qFormat="1"/>
     <w:lsdException w:name="heading 1" w:uiPriority="9" w:qFormat="1"/>
-    <w:lsdException w:name="heading 2" w:uiPriority="9" w:semiHidden="1" w:unhideWhenUsed="1" w:qFormat="1"/>
-    <w:lsdException w:name="heading 3" w:uiPriority="9" w:semiHidden="1" w:unhideWhenUsed="1" w:qFormat="1"/>
-    <w:lsdException w:name="heading 4" w:uiPriority="9" w:semiHidden="1" w:unhideWhenUsed="1" w:qFormat="1"/>
-    <w:lsdException w:name="heading 5" w:uiPriority="9" w:semiHidden="1" w:unhideWhenUsed="1" w:qFormat="1"/>
-    <w:lsdException w:name="heading 6" w:uiPriority="9" w:semiHidden="1" w:unhideWhenUsed="1" w:qFormat="1"/>
-    <w:lsdException w:name="heading 7" w:uiPriority="9" w:semiHidden="1" w:unhideWhenUsed="1" w:qFormat="1"/>
-    <w:lsdException w:name="heading 8" w:uiPriority="9" w:semiHidden="1" w:unhideWhenUsed="1" w:qFormat="1"/>
-    <w:lsdException w:name="heading 9" w:uiPriority="9" w:semiHidden="1" w:unhideWhenUsed="1" w:qFormat="1"/>
+    <w:lsdException w:name="heading 2" w:semiHidden="1" w:uiPriority="9" w:unhideWhenUsed="1" w:qFormat="1"/>
+    <w:lsdException w:name="heading 3" w:semiHidden="1" w:uiPriority="9" w:unhideWhenUsed="1" w:qFormat="1"/>
+    <w:lsdException w:name="heading 4" w:semiHidden="1" w:uiPriority="9" w:unhideWhenUsed="1" w:qFormat="1"/>
+    <w:lsdException w:name="heading 5" w:semiHidden="1" w:uiPriority="9" w:unhideWhenUsed="1" w:qFormat="1"/>
+    <w:lsdException w:name="heading 6" w:semiHidden="1" w:uiPriority="9" w:unhideWhenUsed="1" w:qFormat="1"/>
+    <w:lsdException w:name="heading 7" w:semiHidden="1" w:uiPriority="9" w:unhideWhenUsed="1" w:qFormat="1"/>
+    <w:lsdException w:name="heading 8" w:semiHidden="1" w:uiPriority="9" w:unhideWhenUsed="1" w:qFormat="1"/>
+    <w:lsdException w:name="heading 9" w:semiHidden="1" w:uiPriority="9" w:unhideWhenUsed="1" w:qFormat="1"/>
     <w:lsdException w:name="index 1" w:semiHidden="1" w:unhideWhenUsed="1"/>
     <w:lsdException w:name="index 2" w:semiHidden="1" w:unhideWhenUsed="1"/>
     <w:lsdException w:name="index 3" w:semiHidden="1" w:unhideWhenUsed="1"/>
@@ -4125,22 +8183,22 @@
     <w:lsdException w:name="index 7" w:semiHidden="1" w:unhideWhenUsed="1"/>
     <w:lsdException w:name="index 8" w:semiHidden="1" w:unhideWhenUsed="1"/>
     <w:lsdException w:name="index 9" w:semiHidden="1" w:unhideWhenUsed="1"/>
-    <w:lsdException w:name="toc 1" w:uiPriority="39" w:semiHidden="1" w:unhideWhenUsed="1"/>
-    <w:lsdException w:name="toc 2" w:uiPriority="39" w:semiHidden="1" w:unhideWhenUsed="1"/>
-    <w:lsdException w:name="toc 3" w:uiPriority="39" w:semiHidden="1" w:unhideWhenUsed="1"/>
-    <w:lsdException w:name="toc 4" w:uiPriority="39" w:semiHidden="1" w:unhideWhenUsed="1"/>
-    <w:lsdException w:name="toc 5" w:uiPriority="39" w:semiHidden="1" w:unhideWhenUsed="1"/>
-    <w:lsdException w:name="toc 6" w:uiPriority="39" w:semiHidden="1" w:unhideWhenUsed="1"/>
-    <w:lsdException w:name="toc 7" w:uiPriority="39" w:semiHidden="1" w:unhideWhenUsed="1"/>
-    <w:lsdException w:name="toc 8" w:uiPriority="39" w:semiHidden="1" w:unhideWhenUsed="1"/>
-    <w:lsdException w:name="toc 9" w:uiPriority="39" w:semiHidden="1" w:unhideWhenUsed="1"/>
+    <w:lsdException w:name="toc 1" w:semiHidden="1" w:uiPriority="39" w:unhideWhenUsed="1"/>
+    <w:lsdException w:name="toc 2" w:semiHidden="1" w:uiPriority="39" w:unhideWhenUsed="1"/>
+    <w:lsdException w:name="toc 3" w:semiHidden="1" w:uiPriority="39" w:unhideWhenUsed="1"/>
+    <w:lsdException w:name="toc 4" w:semiHidden="1" w:uiPriority="39" w:unhideWhenUsed="1"/>
+    <w:lsdException w:name="toc 5" w:semiHidden="1" w:uiPriority="39" w:unhideWhenUsed="1"/>
+    <w:lsdException w:name="toc 6" w:semiHidden="1" w:uiPriority="39" w:unhideWhenUsed="1"/>
+    <w:lsdException w:name="toc 7" w:semiHidden="1" w:uiPriority="39" w:unhideWhenUsed="1"/>
+    <w:lsdException w:name="toc 8" w:semiHidden="1" w:uiPriority="39" w:unhideWhenUsed="1"/>
+    <w:lsdException w:name="toc 9" w:semiHidden="1" w:uiPriority="39" w:unhideWhenUsed="1"/>
     <w:lsdException w:name="Normal Indent" w:semiHidden="1" w:unhideWhenUsed="1"/>
     <w:lsdException w:name="footnote text" w:semiHidden="1" w:unhideWhenUsed="1"/>
     <w:lsdException w:name="annotation text" w:semiHidden="1" w:unhideWhenUsed="1"/>
     <w:lsdException w:name="header" w:semiHidden="1" w:unhideWhenUsed="1"/>
     <w:lsdException w:name="footer" w:semiHidden="1" w:unhideWhenUsed="1"/>
     <w:lsdException w:name="index heading" w:semiHidden="1" w:unhideWhenUsed="1"/>
-    <w:lsdException w:name="caption" w:uiPriority="35" w:semiHidden="1" w:unhideWhenUsed="1" w:qFormat="1"/>
+    <w:lsdException w:name="caption" w:semiHidden="1" w:uiPriority="35" w:unhideWhenUsed="1" w:qFormat="1"/>
     <w:lsdException w:name="table of figures" w:semiHidden="1" w:unhideWhenUsed="1"/>
     <w:lsdException w:name="envelope address" w:semiHidden="1" w:unhideWhenUsed="1"/>
     <w:lsdException w:name="envelope return" w:semiHidden="1" w:unhideWhenUsed="1"/>
@@ -4171,7 +8229,7 @@
     <w:lsdException w:name="Title" w:uiPriority="10" w:qFormat="1"/>
     <w:lsdException w:name="Closing" w:semiHidden="1" w:unhideWhenUsed="1"/>
     <w:lsdException w:name="Signature" w:semiHidden="1" w:unhideWhenUsed="1"/>
-    <w:lsdException w:name="Default Paragraph Font" w:uiPriority="1" w:semiHidden="1" w:unhideWhenUsed="1"/>
+    <w:lsdException w:name="Default Paragraph Font" w:semiHidden="1" w:uiPriority="1" w:unhideWhenUsed="1"/>
     <w:lsdException w:name="Body Text" w:semiHidden="1" w:unhideWhenUsed="1"/>
     <w:lsdException w:name="Body Text Indent" w:semiHidden="1" w:unhideWhenUsed="1"/>
     <w:lsdException w:name="List Continue" w:semiHidden="1" w:unhideWhenUsed="1"/>
@@ -4371,8 +8429,8 @@
     <w:lsdException w:name="Subtle Reference" w:uiPriority="31" w:qFormat="1"/>
     <w:lsdException w:name="Intense Reference" w:uiPriority="32" w:qFormat="1"/>
     <w:lsdException w:name="Book Title" w:uiPriority="33" w:qFormat="1"/>
-    <w:lsdException w:name="Bibliography" w:uiPriority="37" w:semiHidden="1" w:unhideWhenUsed="1"/>
-    <w:lsdException w:name="TOC Heading" w:uiPriority="39" w:semiHidden="1" w:unhideWhenUsed="1" w:qFormat="1"/>
+    <w:lsdException w:name="Bibliography" w:semiHidden="1" w:uiPriority="37" w:unhideWhenUsed="1"/>
+    <w:lsdException w:name="TOC Heading" w:semiHidden="1" w:uiPriority="39" w:unhideWhenUsed="1" w:qFormat="1"/>
     <w:lsdException w:name="Plain Table 1" w:uiPriority="41"/>
     <w:lsdException w:name="Plain Table 2" w:uiPriority="42"/>
     <w:lsdException w:name="Plain Table 3" w:uiPriority="43"/>
@@ -4478,68 +8536,77 @@
     <w:lsdException w:name="List Table 6 Colorful Accent 6" w:uiPriority="51"/>
     <w:lsdException w:name="List Table 7 Colorful Accent 6" w:uiPriority="52"/>
   </w:latentStyles>
-  <w:style w:type="paragraph" w:styleId="Normal" w:default="1">
+  <w:style w:type="paragraph" w:default="1" w:styleId="a">
     <w:name w:val="Normal"/>
     <w:qFormat/>
     <w:pPr>
-      <w:widowControl/>
-      <w:suppressAutoHyphens w:val="true"/>
-      <w:bidi w:val="0"/>
-      <w:spacing w:lineRule="auto" w:line="271" w:before="0" w:after="70"/>
-      <w:ind w:hanging="10" w:left="10" w:right="122"/>
-      <w:jc w:val="left"/>
+      <w:spacing w:after="70" w:line="271" w:lineRule="auto"/>
+      <w:ind w:left="10" w:right="122" w:hanging="10"/>
     </w:pPr>
     <w:rPr>
-      <w:rFonts w:ascii="細明體" w:hAnsi="細明體" w:eastAsia="細明體" w:cs="細明體"/>
+      <w:rFonts w:ascii="細明體" w:eastAsia="細明體" w:hAnsi="細明體" w:cs="細明體"/>
       <w:color w:val="000000"/>
-      <w:kern w:val="2"/>
-      <w:sz w:val="24"/>
-      <w:szCs w:val="22"/>
-      <w:lang w:val="en-US" w:eastAsia="zh-TW" w:bidi="ar-SA"/>
     </w:rPr>
   </w:style>
-  <w:style w:type="character" w:styleId="DefaultParagraphFont" w:default="1">
+  <w:style w:type="character" w:default="1" w:styleId="a0">
     <w:name w:val="Default Paragraph Font"/>
     <w:uiPriority w:val="1"/>
     <w:semiHidden/>
     <w:unhideWhenUsed/>
-    <w:qFormat/>
-    <w:rPr/>
   </w:style>
-  <w:style w:type="paragraph" w:styleId="Style14">
-    <w:name w:val="標題"/>
-    <w:basedOn w:val="Normal"/>
-    <w:next w:val="BodyText"/>
+  <w:style w:type="table" w:default="1" w:styleId="a1">
+    <w:name w:val="Normal Table"/>
+    <w:uiPriority w:val="99"/>
+    <w:semiHidden/>
+    <w:unhideWhenUsed/>
+    <w:tblPr>
+      <w:tblInd w:w="0" w:type="dxa"/>
+      <w:tblCellMar>
+        <w:top w:w="0" w:type="dxa"/>
+        <w:left w:w="108" w:type="dxa"/>
+        <w:bottom w:w="0" w:type="dxa"/>
+        <w:right w:w="108" w:type="dxa"/>
+      </w:tblCellMar>
+    </w:tblPr>
+  </w:style>
+  <w:style w:type="numbering" w:default="1" w:styleId="a2">
+    <w:name w:val="No List"/>
+    <w:uiPriority w:val="99"/>
+    <w:semiHidden/>
+    <w:unhideWhenUsed/>
+  </w:style>
+  <w:style w:type="paragraph" w:styleId="a3">
+    <w:name w:val="Title"/>
+    <w:basedOn w:val="a"/>
+    <w:next w:val="a4"/>
     <w:qFormat/>
     <w:pPr>
-      <w:keepNext w:val="true"/>
+      <w:keepNext/>
       <w:spacing w:before="240" w:after="120"/>
     </w:pPr>
     <w:rPr>
-      <w:rFonts w:ascii="Liberation Sans" w:hAnsi="Liberation Sans" w:eastAsia="Noto Sans TC" w:cs="Arial"/>
+      <w:rFonts w:ascii="Liberation Sans" w:eastAsia="Noto Sans TC" w:hAnsi="Liberation Sans" w:cs="Arial"/>
       <w:sz w:val="28"/>
       <w:szCs w:val="28"/>
     </w:rPr>
   </w:style>
-  <w:style w:type="paragraph" w:styleId="BodyText">
+  <w:style w:type="paragraph" w:styleId="a4">
     <w:name w:val="Body Text"/>
-    <w:basedOn w:val="Normal"/>
+    <w:basedOn w:val="a"/>
     <w:pPr>
-      <w:spacing w:lineRule="auto" w:line="276" w:before="0" w:after="140"/>
+      <w:spacing w:after="140" w:line="276" w:lineRule="auto"/>
     </w:pPr>
-    <w:rPr/>
   </w:style>
-  <w:style w:type="paragraph" w:styleId="List">
+  <w:style w:type="paragraph" w:styleId="a5">
     <w:name w:val="List"/>
-    <w:basedOn w:val="BodyText"/>
-    <w:pPr/>
+    <w:basedOn w:val="a4"/>
     <w:rPr>
       <w:rFonts w:cs="Arial"/>
     </w:rPr>
   </w:style>
-  <w:style w:type="paragraph" w:styleId="Caption">
+  <w:style w:type="paragraph" w:styleId="a6">
     <w:name w:val="caption"/>
-    <w:basedOn w:val="Normal"/>
+    <w:basedOn w:val="a"/>
     <w:qFormat/>
     <w:pPr>
       <w:suppressLineNumbers/>
@@ -4549,13 +8616,12 @@
       <w:rFonts w:cs="Arial"/>
       <w:i/>
       <w:iCs/>
-      <w:sz w:val="24"/>
       <w:szCs w:val="24"/>
     </w:rPr>
   </w:style>
-  <w:style w:type="paragraph" w:styleId="Style15">
+  <w:style w:type="paragraph" w:customStyle="1" w:styleId="a7">
     <w:name w:val="索引"/>
-    <w:basedOn w:val="Normal"/>
+    <w:basedOn w:val="a"/>
     <w:qFormat/>
     <w:pPr>
       <w:suppressLineNumbers/>
@@ -4564,24 +8630,24 @@
       <w:rFonts w:cs="Arial"/>
     </w:rPr>
   </w:style>
-  <w:style w:type="paragraph" w:styleId="user">
+  <w:style w:type="paragraph" w:customStyle="1" w:styleId="user">
     <w:name w:val="標題 (user)"/>
-    <w:basedOn w:val="Normal"/>
-    <w:next w:val="BodyText"/>
+    <w:basedOn w:val="a"/>
+    <w:next w:val="a4"/>
     <w:qFormat/>
     <w:pPr>
-      <w:keepNext w:val="true"/>
+      <w:keepNext/>
       <w:spacing w:before="240" w:after="120"/>
     </w:pPr>
     <w:rPr>
-      <w:rFonts w:ascii="Liberation Sans" w:hAnsi="Liberation Sans" w:eastAsia="Noto Sans TC" w:cs="Arial"/>
+      <w:rFonts w:ascii="Liberation Sans" w:eastAsia="Noto Sans TC" w:hAnsi="Liberation Sans" w:cs="Arial"/>
       <w:sz w:val="28"/>
       <w:szCs w:val="28"/>
     </w:rPr>
   </w:style>
-  <w:style w:type="paragraph" w:styleId="user1">
+  <w:style w:type="paragraph" w:customStyle="1" w:styleId="user0">
     <w:name w:val="索引 (user)"/>
-    <w:basedOn w:val="Normal"/>
+    <w:basedOn w:val="a"/>
     <w:qFormat/>
     <w:pPr>
       <w:suppressLineNumbers/>
@@ -4590,105 +8656,83 @@
       <w:rFonts w:cs="Arial"/>
     </w:rPr>
   </w:style>
-  <w:style w:type="paragraph" w:styleId="user2">
+  <w:style w:type="paragraph" w:customStyle="1" w:styleId="user1">
     <w:name w:val="頁首與頁尾 (user)"/>
-    <w:basedOn w:val="Normal"/>
+    <w:basedOn w:val="a"/>
     <w:qFormat/>
-    <w:pPr/>
-    <w:rPr/>
   </w:style>
-  <w:style w:type="paragraph" w:styleId="Style16">
+  <w:style w:type="paragraph" w:customStyle="1" w:styleId="a8">
     <w:name w:val="頁首與頁尾"/>
-    <w:basedOn w:val="Normal"/>
+    <w:basedOn w:val="a"/>
     <w:qFormat/>
-    <w:pPr/>
-    <w:rPr/>
   </w:style>
-  <w:style w:type="paragraph" w:styleId="Header">
+  <w:style w:type="paragraph" w:styleId="a9">
     <w:name w:val="header"/>
-    <w:basedOn w:val="user2"/>
-    <w:pPr/>
-    <w:rPr/>
+    <w:basedOn w:val="user1"/>
   </w:style>
-  <w:style w:type="paragraph" w:styleId="Footer">
+  <w:style w:type="paragraph" w:styleId="aa">
     <w:name w:val="footer"/>
-    <w:basedOn w:val="user2"/>
-    <w:pPr/>
-    <w:rPr/>
+    <w:basedOn w:val="user1"/>
   </w:style>
-  <w:style w:type="numbering" w:styleId="user3" w:default="1">
+  <w:style w:type="numbering" w:customStyle="1" w:styleId="user2">
     <w:name w:val="無清單 (user)"/>
     <w:uiPriority w:val="99"/>
     <w:semiHidden/>
     <w:unhideWhenUsed/>
     <w:qFormat/>
   </w:style>
-  <w:style w:type="table" w:default="1" w:styleId="a1">
-    <w:name w:val="Normal Table"/>
-    <w:uiPriority w:val="99"/>
-    <w:semiHidden/>
-    <w:unhideWhenUsed/>
-    <w:tblPr>
-      <w:tblCellMar>
-        <w:top w:w="0" w:type="dxa"/>
-        <w:left w:w="108" w:type="dxa"/>
-        <w:bottom w:w="0" w:type="dxa"/>
-        <w:right w:w="108" w:type="dxa"/>
-      </w:tblCellMar>
-    </w:tblPr>
-  </w:style>
 </w:styles>
 </file>
 
 <file path=word/theme/theme1.xml><?xml version="1.0" encoding="utf-8"?>
-<a:theme xmlns:a="http://schemas.openxmlformats.org/drawingml/2006/main" xmlns:r="http://schemas.openxmlformats.org/officeDocument/2006/relationships" name="Office 佈景主題">
+<a:theme xmlns:a="http://schemas.openxmlformats.org/drawingml/2006/main" name="Office 佈景主題">
   <a:themeElements>
     <a:clrScheme name="Office">
       <a:dk1>
         <a:srgbClr val="000000"/>
       </a:dk1>
       <a:lt1>
-        <a:srgbClr val="ffffff"/>
+        <a:srgbClr val="FFFFFF"/>
       </a:lt1>
       <a:dk2>
-        <a:srgbClr val="44546a"/>
+        <a:srgbClr val="44546A"/>
       </a:dk2>
       <a:lt2>
-        <a:srgbClr val="e7e6e6"/>
+        <a:srgbClr val="E7E6E6"/>
       </a:lt2>
       <a:accent1>
-        <a:srgbClr val="5b9bd5"/>
+        <a:srgbClr val="5B9BD5"/>
       </a:accent1>
       <a:accent2>
-        <a:srgbClr val="ed7d31"/>
+        <a:srgbClr val="ED7D31"/>
       </a:accent2>
       <a:accent3>
-        <a:srgbClr val="a5a5a5"/>
+        <a:srgbClr val="A5A5A5"/>
       </a:accent3>
       <a:accent4>
-        <a:srgbClr val="ffc000"/>
+        <a:srgbClr val="FFC000"/>
       </a:accent4>
       <a:accent5>
-        <a:srgbClr val="4472c4"/>
+        <a:srgbClr val="4472C4"/>
       </a:accent5>
       <a:accent6>
-        <a:srgbClr val="70ad47"/>
+        <a:srgbClr val="70AD47"/>
       </a:accent6>
       <a:hlink>
-        <a:srgbClr val="0563c1"/>
+        <a:srgbClr val="0563C1"/>
       </a:hlink>
       <a:folHlink>
-        <a:srgbClr val="954f72"/>
+        <a:srgbClr val="954F72"/>
       </a:folHlink>
     </a:clrScheme>
     <a:fontScheme name="Office">
       <a:majorFont>
-        <a:latin typeface="Calibri Light" panose="020F0302020204030204" pitchFamily="0" charset="1"/>
+        <a:latin typeface="Calibri Light" panose="020F0302020204030204"/>
         <a:ea typeface=""/>
         <a:cs typeface=""/>
       </a:majorFont>
       <a:minorFont>
-        <a:latin typeface="Calibri" panose="020F0502020204030204" pitchFamily="0" charset="1"/>
+        <a:latin typeface="Calibri" panose="020F0502020204030204"/>
         <a:ea typeface=""/>
         <a:cs typeface=""/>
       </a:minorFont>
@@ -4720,7 +8764,7 @@
             </a:gs>
           </a:gsLst>
           <a:lin ang="5400000" scaled="0"/>
-          <a:tileRect l="0" t="0" r="0" b="0"/>
+          <a:tileRect/>
         </a:gradFill>
         <a:gradFill>
           <a:gsLst>
@@ -4744,7 +8788,7 @@
             </a:gs>
           </a:gsLst>
           <a:lin ang="5400000" scaled="0"/>
-          <a:tileRect l="0" t="0" r="0" b="0"/>
+          <a:tileRect/>
         </a:gradFill>
       </a:fillStyleLst>
       <a:lnStyleLst>
@@ -4804,11 +8848,13 @@
             </a:gs>
           </a:gsLst>
           <a:lin ang="5400000" scaled="0"/>
-          <a:tileRect l="0" t="0" r="0" b="0"/>
+          <a:tileRect/>
         </a:gradFill>
       </a:bgFillStyleLst>
     </a:fmtScheme>
   </a:themeElements>
+  <a:objectDefaults/>
+  <a:extraClrSchemeLst/>
 </a:theme>
 </file>
 
@@ -4817,7 +8863,7 @@
 </file>
 
 <file path=customXml/itemProps1.xml><?xml version="1.0" encoding="utf-8"?>
-<ds:datastoreItem xmlns:ds="http://schemas.openxmlformats.org/officeDocument/2006/customXml" ds:itemID="{3B68FDEB-7F08-42D2-BB8A-FD80A23EFAFC}">
+<ds:datastoreItem xmlns:ds="http://schemas.openxmlformats.org/officeDocument/2006/customXml" ds:itemID="{6D38204A-7FCC-44BB-B4C8-8BF94CA6E392}">
   <ds:schemaRefs>
     <ds:schemaRef ds:uri="http://schemas.openxmlformats.org/officeDocument/2006/bibliography"/>
   </ds:schemaRefs>
